--- a/worksheets/AL_L01_AbstractionStudio_Worksheet.docx
+++ b/worksheets/AL_L01_AbstractionStudio_Worksheet.docx
@@ -43,7 +43,7 @@
                 <w:sz w:val="20"/>
                 <w:szCs w:val="20"/>
               </w:rPr>
-              <w:t>OCR J277 2.1 Algorithms  |  Lesson 1</w:t>
+              <w:t xml:space="preserve">OCR J277 2.1 Algorithms  |  Lesson 1</w:t>
             </w:r>
           </w:p>
           <w:p>
@@ -59,7 +59,7 @@
                 <w:sz w:val="38"/>
                 <w:szCs w:val="38"/>
               </w:rPr>
-              <w:t>Abstraction</w:t>
+              <w:t xml:space="preserve">Abstraction</w:t>
             </w:r>
           </w:p>
           <w:p>
@@ -73,7 +73,7 @@
                 <w:sz w:val="22"/>
                 <w:szCs w:val="22"/>
               </w:rPr>
-              <w:t>Worksheet for the 360° experience: Abstraction studio</w:t>
+              <w:t xml:space="preserve">Worksheet for the 360° experience: Abstraction studio</w:t>
             </w:r>
           </w:p>
         </w:tc>
@@ -216,13 +216,8 @@
     </w:tbl>
     <w:p>
       <w:pPr>
-        <w:spacing w:after="140" w:before="0" w:line="40" w:lineRule="exact"/>
+        <w:spacing w:after="120" w:before="0"/>
       </w:pPr>
-      <w:r>
-        <w:rPr>
-          <w:sz w:val="4"/>
-        </w:rPr>
-      </w:r>
     </w:p>
     <w:tbl>
       <w:tblPr>
@@ -296,7 +291,7 @@
                 <w:sz w:val="21"/>
                 <w:szCs w:val="21"/>
               </w:rPr>
-              <w:t>1.  Discuss or research the Do Now on slide 1. Complete the starter and key terminology below.</w:t>
+              <w:t xml:space="preserve">1.  </w:t>
             </w:r>
             <w:r>
               <w:rPr>
@@ -304,6 +299,7 @@
                 <w:sz w:val="21"/>
                 <w:szCs w:val="21"/>
               </w:rPr>
+              <w:t xml:space="preserve">Answer the starter below before you open the experience.</w:t>
             </w:r>
           </w:p>
           <w:p>
@@ -318,7 +314,7 @@
                 <w:sz w:val="21"/>
                 <w:szCs w:val="21"/>
               </w:rPr>
-              <w:t>2.  Open Abstraction studio. Read each station panel and write the key facts in your own words. Complete its worksheet tasks before tapping the badge.</w:t>
+              <w:t xml:space="preserve">2.  </w:t>
             </w:r>
             <w:r>
               <w:rPr>
@@ -326,6 +322,7 @@
                 <w:sz w:val="21"/>
                 <w:szCs w:val="21"/>
               </w:rPr>
+              <w:t xml:space="preserve">Open Abstraction studio. At each numbered station, read the wall panel and fill in its box on this sheet </w:t>
             </w:r>
             <w:r>
               <w:rPr>
@@ -335,6 +332,7 @@
                 <w:sz w:val="21"/>
                 <w:szCs w:val="21"/>
               </w:rPr>
+              <w:t xml:space="preserve">before</w:t>
             </w:r>
             <w:r>
               <w:rPr>
@@ -342,6 +340,7 @@
                 <w:sz w:val="21"/>
                 <w:szCs w:val="21"/>
               </w:rPr>
+              <w:t xml:space="preserve"> you tap the badge.</w:t>
             </w:r>
           </w:p>
           <w:p>
@@ -356,7 +355,7 @@
                 <w:sz w:val="21"/>
                 <w:szCs w:val="21"/>
               </w:rPr>
-              <w:t>3.  Answer the questions on screen. Your first answer counts. Use review mode to learn from mistakes.</w:t>
+              <w:t xml:space="preserve">3.  </w:t>
             </w:r>
             <w:r>
               <w:rPr>
@@ -364,6 +363,7 @@
                 <w:sz w:val="21"/>
                 <w:szCs w:val="21"/>
               </w:rPr>
+              <w:t xml:space="preserve">Tap the badge and answer the questions on screen. Your first answer is the one that counts.</w:t>
             </w:r>
           </w:p>
           <w:p>
@@ -378,7 +378,7 @@
                 <w:sz w:val="21"/>
                 <w:szCs w:val="21"/>
               </w:rPr>
-              <w:t>4.  Copy your score into the yellow box, then complete the exam practice from memory.</w:t>
+              <w:t xml:space="preserve">4.  </w:t>
             </w:r>
             <w:r>
               <w:rPr>
@@ -386,6 +386,7 @@
                 <w:sz w:val="21"/>
                 <w:szCs w:val="21"/>
               </w:rPr>
+              <w:t xml:space="preserve">When the score screen appears, copy your score into the yellow box straight away.</w:t>
             </w:r>
           </w:p>
           <w:p>
@@ -419,7 +420,7 @@
                 <w:sz w:val="21"/>
                 <w:szCs w:val="21"/>
               </w:rPr>
-              <w:t>Explain abstraction.</w:t>
+              <w:t xml:space="preserve">know what is meant by the term abstraction</w:t>
             </w:r>
           </w:p>
           <w:p>
@@ -437,7 +438,7 @@
                 <w:sz w:val="21"/>
                 <w:szCs w:val="21"/>
               </w:rPr>
-              <w:t>Select details for a stated purpose.</w:t>
+              <w:t xml:space="preserve">know some examples of abstraction</w:t>
             </w:r>
           </w:p>
           <w:p>
@@ -455,7 +456,7 @@
                 <w:sz w:val="21"/>
                 <w:szCs w:val="21"/>
               </w:rPr>
-              <w:t>Justify why some details can be ignored.</w:t>
+              <w:t xml:space="preserve">understand why abstraction is needed in computational thinking</w:t>
             </w:r>
           </w:p>
         </w:tc>
@@ -463,13 +464,8 @@
     </w:tbl>
     <w:p>
       <w:pPr>
-        <w:spacing w:after="140" w:before="0" w:line="40" w:lineRule="exact"/>
+        <w:spacing w:after="120" w:before="0"/>
       </w:pPr>
-      <w:r>
-        <w:rPr>
-          <w:sz w:val="4"/>
-        </w:rPr>
-      </w:r>
     </w:p>
     <w:tbl>
       <w:tblPr>
@@ -544,7 +540,7 @@
                 <w:sz w:val="21"/>
                 <w:szCs w:val="21"/>
               </w:rPr>
-              <w:t>A pupil needs to find the library. Which is more useful: a map of corridors or a list of wall colours? Explain.</w:t>
+              <w:t xml:space="preserve">Sketch a map that would get a new pupil from the school gate to your classroom. What did you leave out, and why?</w:t>
             </w:r>
           </w:p>
           <w:tbl>
@@ -636,6 +632,80 @@
                 </w:p>
               </w:tc>
             </w:tr>
+            <w:tr>
+              <w:trPr>
+                <w:cantSplit/>
+                <w:trHeight w:val="460" w:hRule="exact"/>
+              </w:trPr>
+              <w:tc>
+                <w:tcPr>
+                  <w:tcW w:type="dxa" w:w="10026"/>
+                  <w:tcBorders>
+                    <w:top w:val="none" w:color="FFFFFF" w:sz="0"/>
+                    <w:left w:val="none" w:color="FFFFFF" w:sz="0"/>
+                    <w:bottom w:val="dotted" w:color="9AA8BC" w:sz="6"/>
+                    <w:right w:val="none" w:color="FFFFFF" w:sz="0"/>
+                  </w:tcBorders>
+                  <w:tcMar>
+                    <w:left w:type="dxa" w:w="0"/>
+                    <w:bottom w:type="dxa" w:w="20"/>
+                    <w:right w:type="dxa" w:w="0"/>
+                  </w:tcMar>
+                  <w:vAlign w:val="bottom"/>
+                </w:tcPr>
+                <w:p>
+                  <w:pPr>
+                    <w:spacing w:after="0" w:before="0"/>
+                  </w:pPr>
+                  <w:r>
+                    <w:rPr>
+                      <w:rFonts w:ascii="Arial" w:cs="Arial" w:eastAsia="Arial" w:hAnsi="Arial"/>
+                      <w:color w:val="5A6B85"/>
+                      <w:sz w:val="21"/>
+                      <w:szCs w:val="21"/>
+                    </w:rPr>
+                    <w:t xml:space="preserve"/>
+                  </w:r>
+                </w:p>
+              </w:tc>
+            </w:tr>
+            <w:tr>
+              <w:trPr>
+                <w:cantSplit/>
+                <w:trHeight w:val="460" w:hRule="exact"/>
+              </w:trPr>
+              <w:tc>
+                <w:tcPr>
+                  <w:tcW w:type="dxa" w:w="10026"/>
+                  <w:tcBorders>
+                    <w:top w:val="none" w:color="FFFFFF" w:sz="0"/>
+                    <w:left w:val="none" w:color="FFFFFF" w:sz="0"/>
+                    <w:bottom w:val="dotted" w:color="9AA8BC" w:sz="6"/>
+                    <w:right w:val="none" w:color="FFFFFF" w:sz="0"/>
+                  </w:tcBorders>
+                  <w:tcMar>
+                    <w:left w:type="dxa" w:w="0"/>
+                    <w:bottom w:type="dxa" w:w="20"/>
+                    <w:right w:type="dxa" w:w="0"/>
+                  </w:tcMar>
+                  <w:vAlign w:val="bottom"/>
+                </w:tcPr>
+                <w:p>
+                  <w:pPr>
+                    <w:spacing w:after="0" w:before="0"/>
+                  </w:pPr>
+                  <w:r>
+                    <w:rPr>
+                      <w:rFonts w:ascii="Arial" w:cs="Arial" w:eastAsia="Arial" w:hAnsi="Arial"/>
+                      <w:color w:val="5A6B85"/>
+                      <w:sz w:val="21"/>
+                      <w:szCs w:val="21"/>
+                    </w:rPr>
+                    <w:t xml:space="preserve"/>
+                  </w:r>
+                </w:p>
+              </w:tc>
+            </w:tr>
           </w:tbl>
           <w:p/>
         </w:tc>
@@ -643,13 +713,8 @@
     </w:tbl>
     <w:p>
       <w:pPr>
-        <w:spacing w:after="140" w:before="0" w:line="40" w:lineRule="exact"/>
+        <w:spacing w:after="120" w:before="0"/>
       </w:pPr>
-      <w:r>
-        <w:rPr>
-          <w:sz w:val="4"/>
-        </w:rPr>
-      </w:r>
     </w:p>
     <w:tbl>
       <w:tblPr>
@@ -725,7 +790,7 @@
                 <w:sz w:val="21"/>
                 <w:szCs w:val="21"/>
               </w:rPr>
-              <w:t>Abstraction</w:t>
+              <w:t xml:space="preserve">Abstraction</w:t>
             </w:r>
           </w:p>
           <w:tbl>
@@ -832,7 +897,7 @@
                 <w:sz w:val="21"/>
                 <w:szCs w:val="21"/>
               </w:rPr>
-              <w:t>Model</w:t>
+              <w:t xml:space="preserve">Computational thinking</w:t>
             </w:r>
           </w:p>
           <w:tbl>
@@ -980,7 +1045,7 @@
                 <w:sz w:val="20"/>
                 <w:szCs w:val="20"/>
               </w:rPr>
-              <w:t>Abstraction studio</w:t>
+              <w:t xml:space="preserve">Abstraction studio</w:t>
             </w:r>
           </w:p>
           <w:p>
@@ -1018,13 +1083,8 @@
     </w:tbl>
     <w:p>
       <w:pPr>
-        <w:spacing w:after="140" w:before="0" w:line="40" w:lineRule="exact"/>
+        <w:spacing w:after="120" w:before="0"/>
       </w:pPr>
-      <w:r>
-        <w:rPr>
-          <w:sz w:val="4"/>
-        </w:rPr>
-      </w:r>
     </w:p>
     <w:tbl>
       <w:tblPr>
@@ -1042,9 +1102,6 @@
         <w:gridCol w:w="10466"/>
       </w:tblGrid>
       <w:tr>
-        <w:trPr>
-          <w:cantSplit/>
-        </w:trPr>
         <w:tc>
           <w:tcPr>
             <w:tcW w:type="dxa" w:w="10466"/>
@@ -1075,7 +1132,7 @@
                 <w:sz w:val="26"/>
                 <w:szCs w:val="26"/>
               </w:rPr>
-              <w:t>1   Keep the purpose</w:t>
+              <w:t xml:space="preserve">1   </w:t>
             </w:r>
             <w:r>
               <w:rPr>
@@ -1086,6 +1143,7 @@
                 <w:sz w:val="26"/>
                 <w:szCs w:val="26"/>
               </w:rPr>
+              <w:t xml:space="preserve">Computational thinking</w:t>
             </w:r>
           </w:p>
           <w:p>
@@ -1102,7 +1160,7 @@
                 <w:sz w:val="19"/>
                 <w:szCs w:val="19"/>
               </w:rPr>
-              <w:t>Turn right</w:t>
+              <w:t xml:space="preserve">Turn right</w:t>
             </w:r>
           </w:p>
           <w:p>
@@ -1119,7 +1177,7 @@
                 <w:sz w:val="21"/>
                 <w:szCs w:val="21"/>
               </w:rPr>
-              <w:t>Key facts in your own words:</w:t>
+              <w:t xml:space="preserve">Key fact in your own words: </w:t>
             </w:r>
             <w:r>
               <w:rPr>
@@ -1129,6 +1187,7 @@
                 <w:sz w:val="21"/>
                 <w:szCs w:val="21"/>
               </w:rPr>
+              <w:t xml:space="preserve">Computational thinking means...</w:t>
             </w:r>
           </w:p>
           <w:tbl>
@@ -1149,44 +1208,7 @@
             <w:tr>
               <w:trPr>
                 <w:cantSplit/>
-                <w:trHeight w:val="460" w:hRule="atLeast"/>
-              </w:trPr>
-              <w:tc>
-                <w:tcPr>
-                  <w:tcW w:type="dxa" w:w="10026"/>
-                  <w:tcBorders>
-                    <w:top w:val="none" w:color="FFFFFF" w:sz="0"/>
-                    <w:left w:val="none" w:color="FFFFFF" w:sz="0"/>
-                    <w:bottom w:val="dotted" w:color="9AA8BC" w:sz="6"/>
-                    <w:right w:val="none" w:color="FFFFFF" w:sz="0"/>
-                  </w:tcBorders>
-                  <w:tcMar>
-                    <w:left w:type="dxa" w:w="0"/>
-                    <w:bottom w:type="dxa" w:w="20"/>
-                    <w:right w:type="dxa" w:w="0"/>
-                  </w:tcMar>
-                  <w:vAlign w:val="bottom"/>
-                </w:tcPr>
-                <w:p>
-                  <w:pPr>
-                    <w:spacing w:after="0" w:before="0"/>
-                  </w:pPr>
-                  <w:r>
-                    <w:rPr>
-                      <w:rFonts w:ascii="Arial" w:cs="Arial" w:eastAsia="Arial" w:hAnsi="Arial"/>
-                      <w:color w:val="5A6B85"/>
-                      <w:sz w:val="21"/>
-                      <w:szCs w:val="21"/>
-                    </w:rPr>
-                    <w:t xml:space="preserve"/>
-                  </w:r>
-                </w:p>
-              </w:tc>
-            </w:tr>
-            <w:tr>
-              <w:trPr>
-                <w:cantSplit/>
-                <w:trHeight w:val="460" w:hRule="atLeast"/>
+                <w:trHeight w:val="460" w:hRule="exact"/>
               </w:trPr>
               <w:tc>
                 <w:tcPr>
@@ -1245,7 +1267,7 @@
                 <w:sz w:val="21"/>
                 <w:szCs w:val="21"/>
               </w:rPr>
-              <w:t>Why can a map omit carpet patterns?</w:t>
+              <w:t xml:space="preserve">Name the three parts of computational thinking and write one line on each.</w:t>
             </w:r>
           </w:p>
           <w:tbl>
@@ -1266,7 +1288,7 @@
             <w:tr>
               <w:trPr>
                 <w:cantSplit/>
-                <w:trHeight w:val="460" w:hRule="atLeast"/>
+                <w:trHeight w:val="460" w:hRule="exact"/>
               </w:trPr>
               <w:tc>
                 <w:tcPr>
@@ -1303,7 +1325,7 @@
             <w:tr>
               <w:trPr>
                 <w:cantSplit/>
-                <w:trHeight w:val="460" w:hRule="atLeast"/>
+                <w:trHeight w:val="460" w:hRule="exact"/>
               </w:trPr>
               <w:tc>
                 <w:tcPr>
@@ -1351,7 +1373,7 @@
                 <w:sz w:val="21"/>
                 <w:szCs w:val="21"/>
               </w:rPr>
-              <w:t>Which detail belongs on a route map?</w:t>
+              <w:t xml:space="preserve">What are the three parts of computational thinking?</w:t>
             </w:r>
           </w:p>
           <w:tbl>
@@ -1372,7 +1394,7 @@
             <w:tr>
               <w:trPr>
                 <w:cantSplit/>
-                <w:trHeight w:val="460" w:hRule="atLeast"/>
+                <w:trHeight w:val="460" w:hRule="exact"/>
               </w:trPr>
               <w:tc>
                 <w:tcPr>
@@ -1406,42 +1428,10 @@
                 </w:p>
               </w:tc>
             </w:tr>
-          </w:tbl>
-          <w:p>
-            <w:pPr>
-              <w:keepNext/>
-              <w:spacing w:after="60" w:before="120"/>
-            </w:pPr>
-            <w:r>
-              <w:rPr>
-                <w:rFonts w:ascii="Arial" w:cs="Arial" w:eastAsia="Arial" w:hAnsi="Arial"/>
-                <w:b/>
-                <w:bCs/>
-                <w:sz w:val="21"/>
-                <w:szCs w:val="21"/>
-              </w:rPr>
-              <w:t>For recognising a camera icon, which detail is least necessary?</w:t>
-            </w:r>
-          </w:p>
-          <w:tbl>
-            <w:tblPr>
-              <w:tblW w:type="dxa" w:w="10026"/>
-              <w:tblBorders>
-                <w:top w:val="single" w:color="auto" w:sz="4"/>
-                <w:left w:val="single" w:color="auto" w:sz="4"/>
-                <w:bottom w:val="single" w:color="auto" w:sz="4"/>
-                <w:right w:val="single" w:color="auto" w:sz="4"/>
-                <w:insideH w:val="single" w:color="auto" w:sz="4"/>
-                <w:insideV w:val="single" w:color="auto" w:sz="4"/>
-              </w:tblBorders>
-            </w:tblPr>
-            <w:tblGrid>
-              <w:gridCol w:w="10026"/>
-            </w:tblGrid>
-            <w:tr>
-              <w:trPr>
-                <w:cantSplit/>
-                <w:trHeight w:val="460" w:hRule="atLeast"/>
+            <w:tr>
+              <w:trPr>
+                <w:cantSplit/>
+                <w:trHeight w:val="460" w:hRule="exact"/>
               </w:trPr>
               <w:tc>
                 <w:tcPr>
@@ -1476,23 +1466,14 @@
               </w:tc>
             </w:tr>
           </w:tbl>
-          <w:p>
-            <w:pPr>
-              <w:spacing w:after="0" w:line="20" w:lineRule="exact"/>
-            </w:pPr>
-          </w:p>
+          <w:p/>
         </w:tc>
       </w:tr>
     </w:tbl>
     <w:p>
       <w:pPr>
-        <w:spacing w:after="140" w:before="0" w:line="40" w:lineRule="exact"/>
+        <w:spacing w:after="120" w:before="0"/>
       </w:pPr>
-      <w:r>
-        <w:rPr>
-          <w:sz w:val="4"/>
-        </w:rPr>
-      </w:r>
     </w:p>
     <w:tbl>
       <w:tblPr>
@@ -1510,9 +1491,6 @@
         <w:gridCol w:w="10466"/>
       </w:tblGrid>
       <w:tr>
-        <w:trPr>
-          <w:cantSplit/>
-        </w:trPr>
         <w:tc>
           <w:tcPr>
             <w:tcW w:type="dxa" w:w="10466"/>
@@ -1543,7 +1521,7 @@
                 <w:sz w:val="26"/>
                 <w:szCs w:val="26"/>
               </w:rPr>
-              <w:t>2   Essential information</w:t>
+              <w:t xml:space="preserve">2   </w:t>
             </w:r>
             <w:r>
               <w:rPr>
@@ -1554,6 +1532,7 @@
                 <w:sz w:val="26"/>
                 <w:szCs w:val="26"/>
               </w:rPr>
+              <w:t xml:space="preserve">What abstraction is</w:t>
             </w:r>
           </w:p>
           <w:p>
@@ -1570,7 +1549,7 @@
                 <w:sz w:val="19"/>
                 <w:szCs w:val="19"/>
               </w:rPr>
-              <w:t>Turn right</w:t>
+              <w:t xml:space="preserve">Turn right</w:t>
             </w:r>
           </w:p>
           <w:p>
@@ -1587,7 +1566,7 @@
                 <w:sz w:val="21"/>
                 <w:szCs w:val="21"/>
               </w:rPr>
-              <w:t>Key facts in your own words:</w:t>
+              <w:t xml:space="preserve">Key fact in your own words: </w:t>
             </w:r>
             <w:r>
               <w:rPr>
@@ -1597,6 +1576,7 @@
                 <w:sz w:val="21"/>
                 <w:szCs w:val="21"/>
               </w:rPr>
+              <w:t xml:space="preserve">Abstraction is...</w:t>
             </w:r>
           </w:p>
           <w:tbl>
@@ -1617,44 +1597,7 @@
             <w:tr>
               <w:trPr>
                 <w:cantSplit/>
-                <w:trHeight w:val="460" w:hRule="atLeast"/>
-              </w:trPr>
-              <w:tc>
-                <w:tcPr>
-                  <w:tcW w:type="dxa" w:w="10026"/>
-                  <w:tcBorders>
-                    <w:top w:val="none" w:color="FFFFFF" w:sz="0"/>
-                    <w:left w:val="none" w:color="FFFFFF" w:sz="0"/>
-                    <w:bottom w:val="dotted" w:color="9AA8BC" w:sz="6"/>
-                    <w:right w:val="none" w:color="FFFFFF" w:sz="0"/>
-                  </w:tcBorders>
-                  <w:tcMar>
-                    <w:left w:type="dxa" w:w="0"/>
-                    <w:bottom w:type="dxa" w:w="20"/>
-                    <w:right w:type="dxa" w:w="0"/>
-                  </w:tcMar>
-                  <w:vAlign w:val="bottom"/>
-                </w:tcPr>
-                <w:p>
-                  <w:pPr>
-                    <w:spacing w:after="0" w:before="0"/>
-                  </w:pPr>
-                  <w:r>
-                    <w:rPr>
-                      <w:rFonts w:ascii="Arial" w:cs="Arial" w:eastAsia="Arial" w:hAnsi="Arial"/>
-                      <w:color w:val="5A6B85"/>
-                      <w:sz w:val="21"/>
-                      <w:szCs w:val="21"/>
-                    </w:rPr>
-                    <w:t xml:space="preserve"/>
-                  </w:r>
-                </w:p>
-              </w:tc>
-            </w:tr>
-            <w:tr>
-              <w:trPr>
-                <w:cantSplit/>
-                <w:trHeight w:val="460" w:hRule="atLeast"/>
+                <w:trHeight w:val="460" w:hRule="exact"/>
               </w:trPr>
               <w:tc>
                 <w:tcPr>
@@ -1713,7 +1656,7 @@
                 <w:sz w:val="21"/>
                 <w:szCs w:val="21"/>
               </w:rPr>
-              <w:t>Name two details needed to track a camera loan.</w:t>
+              <w:t xml:space="preserve">Write your own definition of abstraction, with an example that is not a map.</w:t>
             </w:r>
           </w:p>
           <w:tbl>
@@ -1734,7 +1677,7 @@
             <w:tr>
               <w:trPr>
                 <w:cantSplit/>
-                <w:trHeight w:val="460" w:hRule="atLeast"/>
+                <w:trHeight w:val="460" w:hRule="exact"/>
               </w:trPr>
               <w:tc>
                 <w:tcPr>
@@ -1771,7 +1714,7 @@
             <w:tr>
               <w:trPr>
                 <w:cantSplit/>
-                <w:trHeight w:val="460" w:hRule="atLeast"/>
+                <w:trHeight w:val="460" w:hRule="exact"/>
               </w:trPr>
               <w:tc>
                 <w:tcPr>
@@ -1819,415 +1762,7 @@
                 <w:sz w:val="21"/>
                 <w:szCs w:val="21"/>
               </w:rPr>
-              <w:t>Classify details for tracking loans.</w:t>
-            </w:r>
-          </w:p>
-          <w:p>
-            <w:pPr>
-              <w:keepNext/>
-              <w:spacing w:after="60" w:before="0"/>
-            </w:pPr>
-            <w:r>
-              <w:rPr>
-                <w:rFonts w:ascii="Arial" w:cs="Arial" w:eastAsia="Arial" w:hAnsi="Arial"/>
-                <w:i/>
-                <w:iCs/>
-                <w:color w:val="5A6B85"/>
-                <w:sz w:val="19"/>
-                <w:szCs w:val="19"/>
-              </w:rPr>
-              <w:t>Categories: Needed / Not needed</w:t>
-            </w:r>
-          </w:p>
-          <w:tbl>
-            <w:tblPr>
-              <w:tblW w:type="dxa" w:w="10026"/>
-              <w:tblBorders>
-                <w:top w:val="single" w:color="auto" w:sz="4"/>
-                <w:left w:val="single" w:color="auto" w:sz="4"/>
-                <w:bottom w:val="single" w:color="auto" w:sz="4"/>
-                <w:right w:val="single" w:color="auto" w:sz="4"/>
-                <w:insideH w:val="single" w:color="auto" w:sz="4"/>
-                <w:insideV w:val="single" w:color="auto" w:sz="4"/>
-              </w:tblBorders>
-            </w:tblPr>
-            <w:tblGrid>
-              <w:gridCol w:w="7300"/>
-              <w:gridCol w:w="2726"/>
-            </w:tblGrid>
-            <w:tr>
-              <w:trPr>
-                <w:cantSplit/>
-                <w:tblHeader/>
-              </w:trPr>
-              <w:tc>
-                <w:tcPr>
-                  <w:tcW w:type="dxa" w:w="7300"/>
-                  <w:tcBorders>
-                    <w:top w:val="single" w:color="B7C2D1" w:sz="4"/>
-                    <w:left w:val="single" w:color="B7C2D1" w:sz="4"/>
-                    <w:bottom w:val="single" w:color="B7C2D1" w:sz="4"/>
-                    <w:right w:val="single" w:color="B7C2D1" w:sz="4"/>
-                  </w:tcBorders>
-                  <w:shd w:fill="E6ECF5" w:color="auto" w:val="clear"/>
-                  <w:tcMar>
-                    <w:top w:type="dxa" w:w="80"/>
-                    <w:left w:type="dxa" w:w="120"/>
-                    <w:bottom w:type="dxa" w:w="80"/>
-                    <w:right w:type="dxa" w:w="120"/>
-                  </w:tcMar>
-                  <w:vAlign w:val="center"/>
-                </w:tcPr>
-                <w:p>
-                  <w:pPr>
-                    <w:spacing w:after="0" w:before="0"/>
-                  </w:pPr>
-                  <w:r>
-                    <w:rPr>
-                      <w:rFonts w:ascii="Arial" w:cs="Arial" w:eastAsia="Arial" w:hAnsi="Arial"/>
-                      <w:b/>
-                      <w:bCs/>
-                      <w:sz w:val="20"/>
-                      <w:szCs w:val="20"/>
-                    </w:rPr>
-                    <w:t>Item</w:t>
-                  </w:r>
-                </w:p>
-              </w:tc>
-              <w:tc>
-                <w:tcPr>
-                  <w:tcW w:type="dxa" w:w="2726"/>
-                  <w:tcBorders>
-                    <w:top w:val="single" w:color="B7C2D1" w:sz="4"/>
-                    <w:left w:val="single" w:color="B7C2D1" w:sz="4"/>
-                    <w:bottom w:val="single" w:color="B7C2D1" w:sz="4"/>
-                    <w:right w:val="single" w:color="B7C2D1" w:sz="4"/>
-                  </w:tcBorders>
-                  <w:shd w:fill="E6ECF5" w:color="auto" w:val="clear"/>
-                  <w:tcMar>
-                    <w:top w:type="dxa" w:w="80"/>
-                    <w:left w:type="dxa" w:w="120"/>
-                    <w:bottom w:type="dxa" w:w="80"/>
-                    <w:right w:type="dxa" w:w="120"/>
-                  </w:tcMar>
-                  <w:vAlign w:val="center"/>
-                </w:tcPr>
-                <w:p>
-                  <w:pPr>
-                    <w:spacing w:after="0" w:before="0"/>
-                  </w:pPr>
-                  <w:r>
-                    <w:rPr>
-                      <w:rFonts w:ascii="Arial" w:cs="Arial" w:eastAsia="Arial" w:hAnsi="Arial"/>
-                      <w:b/>
-                      <w:bCs/>
-                      <w:sz w:val="20"/>
-                      <w:szCs w:val="20"/>
-                    </w:rPr>
-                    <w:t>Category</w:t>
-                  </w:r>
-                </w:p>
-              </w:tc>
-            </w:tr>
-            <w:tr>
-              <w:trPr>
-                <w:cantSplit/>
-                <w:tblHeader/>
-              </w:trPr>
-              <w:tc>
-                <w:tcPr>
-                  <w:tcW w:type="dxa" w:w="7300"/>
-                  <w:tcBorders>
-                    <w:top w:val="single" w:color="B7C2D1" w:sz="4"/>
-                    <w:left w:val="single" w:color="B7C2D1" w:sz="4"/>
-                    <w:bottom w:val="single" w:color="B7C2D1" w:sz="4"/>
-                    <w:right w:val="single" w:color="B7C2D1" w:sz="4"/>
-                  </w:tcBorders>
-                  <w:tcMar>
-                    <w:top w:type="dxa" w:w="80"/>
-                    <w:left w:type="dxa" w:w="120"/>
-                    <w:bottom w:type="dxa" w:w="80"/>
-                    <w:right w:type="dxa" w:w="120"/>
-                  </w:tcMar>
-                  <w:vAlign w:val="center"/>
-                </w:tcPr>
-                <w:p>
-                  <w:pPr>
-                    <w:spacing w:after="0" w:before="0"/>
-                  </w:pPr>
-                  <w:r>
-                    <w:rPr>
-                      <w:rFonts w:ascii="Arial" w:cs="Arial" w:eastAsia="Arial" w:hAnsi="Arial"/>
-                      <w:b w:val="0"/>
-                      <w:bCs/>
-                      <w:sz w:val="20"/>
-                      <w:szCs w:val="20"/>
-                    </w:rPr>
-                    <w:t>Borrower ID</w:t>
-                  </w:r>
-                </w:p>
-              </w:tc>
-              <w:tc>
-                <w:tcPr>
-                  <w:tcW w:type="dxa" w:w="2726"/>
-                  <w:tcBorders>
-                    <w:top w:val="single" w:color="B7C2D1" w:sz="4"/>
-                    <w:left w:val="single" w:color="B7C2D1" w:sz="4"/>
-                    <w:bottom w:val="single" w:color="B7C2D1" w:sz="4"/>
-                    <w:right w:val="single" w:color="B7C2D1" w:sz="4"/>
-                  </w:tcBorders>
-                  <w:tcMar>
-                    <w:top w:type="dxa" w:w="80"/>
-                    <w:left w:type="dxa" w:w="120"/>
-                    <w:bottom w:type="dxa" w:w="80"/>
-                    <w:right w:type="dxa" w:w="120"/>
-                  </w:tcMar>
-                  <w:vAlign w:val="center"/>
-                </w:tcPr>
-                <w:p>
-                  <w:pPr>
-                    <w:spacing w:after="0" w:before="0"/>
-                  </w:pPr>
-                  <w:r>
-                    <w:rPr>
-                      <w:rFonts w:ascii="Arial" w:cs="Arial" w:eastAsia="Arial" w:hAnsi="Arial"/>
-                      <w:b w:val="0"/>
-                      <w:bCs/>
-                      <w:sz w:val="20"/>
-                      <w:szCs w:val="20"/>
-                    </w:rPr>
-                  </w:r>
-                </w:p>
-              </w:tc>
-            </w:tr>
-            <w:tr>
-              <w:trPr>
-                <w:cantSplit/>
-                <w:tblHeader/>
-              </w:trPr>
-              <w:tc>
-                <w:tcPr>
-                  <w:tcW w:type="dxa" w:w="7300"/>
-                  <w:tcBorders>
-                    <w:top w:val="single" w:color="B7C2D1" w:sz="4"/>
-                    <w:left w:val="single" w:color="B7C2D1" w:sz="4"/>
-                    <w:bottom w:val="single" w:color="B7C2D1" w:sz="4"/>
-                    <w:right w:val="single" w:color="B7C2D1" w:sz="4"/>
-                  </w:tcBorders>
-                  <w:tcMar>
-                    <w:top w:type="dxa" w:w="80"/>
-                    <w:left w:type="dxa" w:w="120"/>
-                    <w:bottom w:type="dxa" w:w="80"/>
-                    <w:right w:type="dxa" w:w="120"/>
-                  </w:tcMar>
-                  <w:vAlign w:val="center"/>
-                </w:tcPr>
-                <w:p>
-                  <w:pPr>
-                    <w:spacing w:after="0" w:before="0"/>
-                  </w:pPr>
-                  <w:r>
-                    <w:rPr>
-                      <w:rFonts w:ascii="Arial" w:cs="Arial" w:eastAsia="Arial" w:hAnsi="Arial"/>
-                      <w:b w:val="0"/>
-                      <w:bCs/>
-                      <w:sz w:val="20"/>
-                      <w:szCs w:val="20"/>
-                    </w:rPr>
-                    <w:t>Item ID</w:t>
-                  </w:r>
-                </w:p>
-              </w:tc>
-              <w:tc>
-                <w:tcPr>
-                  <w:tcW w:type="dxa" w:w="2726"/>
-                  <w:tcBorders>
-                    <w:top w:val="single" w:color="B7C2D1" w:sz="4"/>
-                    <w:left w:val="single" w:color="B7C2D1" w:sz="4"/>
-                    <w:bottom w:val="single" w:color="B7C2D1" w:sz="4"/>
-                    <w:right w:val="single" w:color="B7C2D1" w:sz="4"/>
-                  </w:tcBorders>
-                  <w:tcMar>
-                    <w:top w:type="dxa" w:w="80"/>
-                    <w:left w:type="dxa" w:w="120"/>
-                    <w:bottom w:type="dxa" w:w="80"/>
-                    <w:right w:type="dxa" w:w="120"/>
-                  </w:tcMar>
-                  <w:vAlign w:val="center"/>
-                </w:tcPr>
-                <w:p>
-                  <w:pPr>
-                    <w:spacing w:after="0" w:before="0"/>
-                  </w:pPr>
-                  <w:r>
-                    <w:rPr>
-                      <w:rFonts w:ascii="Arial" w:cs="Arial" w:eastAsia="Arial" w:hAnsi="Arial"/>
-                      <w:b w:val="0"/>
-                      <w:bCs/>
-                      <w:sz w:val="20"/>
-                      <w:szCs w:val="20"/>
-                    </w:rPr>
-                  </w:r>
-                </w:p>
-              </w:tc>
-            </w:tr>
-            <w:tr>
-              <w:trPr>
-                <w:cantSplit/>
-                <w:tblHeader/>
-              </w:trPr>
-              <w:tc>
-                <w:tcPr>
-                  <w:tcW w:type="dxa" w:w="7300"/>
-                  <w:tcBorders>
-                    <w:top w:val="single" w:color="B7C2D1" w:sz="4"/>
-                    <w:left w:val="single" w:color="B7C2D1" w:sz="4"/>
-                    <w:bottom w:val="single" w:color="B7C2D1" w:sz="4"/>
-                    <w:right w:val="single" w:color="B7C2D1" w:sz="4"/>
-                  </w:tcBorders>
-                  <w:tcMar>
-                    <w:top w:type="dxa" w:w="80"/>
-                    <w:left w:type="dxa" w:w="120"/>
-                    <w:bottom w:type="dxa" w:w="80"/>
-                    <w:right w:type="dxa" w:w="120"/>
-                  </w:tcMar>
-                  <w:vAlign w:val="center"/>
-                </w:tcPr>
-                <w:p>
-                  <w:pPr>
-                    <w:spacing w:after="0" w:before="0"/>
-                  </w:pPr>
-                  <w:r>
-                    <w:rPr>
-                      <w:rFonts w:ascii="Arial" w:cs="Arial" w:eastAsia="Arial" w:hAnsi="Arial"/>
-                      <w:b w:val="0"/>
-                      <w:bCs/>
-                      <w:sz w:val="20"/>
-                      <w:szCs w:val="20"/>
-                    </w:rPr>
-                    <w:t>Favourite film</w:t>
-                  </w:r>
-                </w:p>
-              </w:tc>
-              <w:tc>
-                <w:tcPr>
-                  <w:tcW w:type="dxa" w:w="2726"/>
-                  <w:tcBorders>
-                    <w:top w:val="single" w:color="B7C2D1" w:sz="4"/>
-                    <w:left w:val="single" w:color="B7C2D1" w:sz="4"/>
-                    <w:bottom w:val="single" w:color="B7C2D1" w:sz="4"/>
-                    <w:right w:val="single" w:color="B7C2D1" w:sz="4"/>
-                  </w:tcBorders>
-                  <w:tcMar>
-                    <w:top w:type="dxa" w:w="80"/>
-                    <w:left w:type="dxa" w:w="120"/>
-                    <w:bottom w:type="dxa" w:w="80"/>
-                    <w:right w:type="dxa" w:w="120"/>
-                  </w:tcMar>
-                  <w:vAlign w:val="center"/>
-                </w:tcPr>
-                <w:p>
-                  <w:pPr>
-                    <w:spacing w:after="0" w:before="0"/>
-                  </w:pPr>
-                  <w:r>
-                    <w:rPr>
-                      <w:rFonts w:ascii="Arial" w:cs="Arial" w:eastAsia="Arial" w:hAnsi="Arial"/>
-                      <w:b w:val="0"/>
-                      <w:bCs/>
-                      <w:sz w:val="20"/>
-                      <w:szCs w:val="20"/>
-                    </w:rPr>
-                  </w:r>
-                </w:p>
-              </w:tc>
-            </w:tr>
-            <w:tr>
-              <w:trPr>
-                <w:cantSplit/>
-                <w:tblHeader/>
-              </w:trPr>
-              <w:tc>
-                <w:tcPr>
-                  <w:tcW w:type="dxa" w:w="7300"/>
-                  <w:tcBorders>
-                    <w:top w:val="single" w:color="B7C2D1" w:sz="4"/>
-                    <w:left w:val="single" w:color="B7C2D1" w:sz="4"/>
-                    <w:bottom w:val="single" w:color="B7C2D1" w:sz="4"/>
-                    <w:right w:val="single" w:color="B7C2D1" w:sz="4"/>
-                  </w:tcBorders>
-                  <w:tcMar>
-                    <w:top w:type="dxa" w:w="80"/>
-                    <w:left w:type="dxa" w:w="120"/>
-                    <w:bottom w:type="dxa" w:w="80"/>
-                    <w:right w:type="dxa" w:w="120"/>
-                  </w:tcMar>
-                  <w:vAlign w:val="center"/>
-                </w:tcPr>
-                <w:p>
-                  <w:pPr>
-                    <w:spacing w:after="0" w:before="0"/>
-                  </w:pPr>
-                  <w:r>
-                    <w:rPr>
-                      <w:rFonts w:ascii="Arial" w:cs="Arial" w:eastAsia="Arial" w:hAnsi="Arial"/>
-                      <w:b w:val="0"/>
-                      <w:bCs/>
-                      <w:sz w:val="20"/>
-                      <w:szCs w:val="20"/>
-                    </w:rPr>
-                    <w:t>Shoe brand</w:t>
-                  </w:r>
-                </w:p>
-              </w:tc>
-              <w:tc>
-                <w:tcPr>
-                  <w:tcW w:type="dxa" w:w="2726"/>
-                  <w:tcBorders>
-                    <w:top w:val="single" w:color="B7C2D1" w:sz="4"/>
-                    <w:left w:val="single" w:color="B7C2D1" w:sz="4"/>
-                    <w:bottom w:val="single" w:color="B7C2D1" w:sz="4"/>
-                    <w:right w:val="single" w:color="B7C2D1" w:sz="4"/>
-                  </w:tcBorders>
-                  <w:tcMar>
-                    <w:top w:type="dxa" w:w="80"/>
-                    <w:left w:type="dxa" w:w="120"/>
-                    <w:bottom w:type="dxa" w:w="80"/>
-                    <w:right w:type="dxa" w:w="120"/>
-                  </w:tcMar>
-                  <w:vAlign w:val="center"/>
-                </w:tcPr>
-                <w:p>
-                  <w:pPr>
-                    <w:spacing w:after="0" w:before="0"/>
-                  </w:pPr>
-                  <w:r>
-                    <w:rPr>
-                      <w:rFonts w:ascii="Arial" w:cs="Arial" w:eastAsia="Arial" w:hAnsi="Arial"/>
-                      <w:b w:val="0"/>
-                      <w:bCs/>
-                      <w:sz w:val="20"/>
-                      <w:szCs w:val="20"/>
-                    </w:rPr>
-                  </w:r>
-                </w:p>
-              </w:tc>
-            </w:tr>
-          </w:tbl>
-          <w:p>
-            <w:pPr>
-              <w:keepNext/>
-              <w:spacing w:after="60" w:before="120"/>
-            </w:pPr>
-            <w:r>
-              <w:rPr>
-                <w:rFonts w:ascii="Arial" w:cs="Arial" w:eastAsia="Arial" w:hAnsi="Arial"/>
-                <w:b/>
-                <w:bCs/>
-                <w:sz w:val="21"/>
-                <w:szCs w:val="21"/>
-              </w:rPr>
-              <w:t>Which detail helps identify an overdue loan?</w:t>
+              <w:t xml:space="preserve">What does abstraction mean in computational thinking?</w:t>
             </w:r>
           </w:p>
           <w:tbl>
@@ -2248,7 +1783,7 @@
             <w:tr>
               <w:trPr>
                 <w:cantSplit/>
-                <w:trHeight w:val="460" w:hRule="atLeast"/>
+                <w:trHeight w:val="460" w:hRule="exact"/>
               </w:trPr>
               <w:tc>
                 <w:tcPr>
@@ -2282,24 +1817,158 @@
                 </w:p>
               </w:tc>
             </w:tr>
+            <w:tr>
+              <w:trPr>
+                <w:cantSplit/>
+                <w:trHeight w:val="460" w:hRule="exact"/>
+              </w:trPr>
+              <w:tc>
+                <w:tcPr>
+                  <w:tcW w:type="dxa" w:w="10026"/>
+                  <w:tcBorders>
+                    <w:top w:val="none" w:color="FFFFFF" w:sz="0"/>
+                    <w:left w:val="none" w:color="FFFFFF" w:sz="0"/>
+                    <w:bottom w:val="dotted" w:color="9AA8BC" w:sz="6"/>
+                    <w:right w:val="none" w:color="FFFFFF" w:sz="0"/>
+                  </w:tcBorders>
+                  <w:tcMar>
+                    <w:left w:type="dxa" w:w="0"/>
+                    <w:bottom w:type="dxa" w:w="20"/>
+                    <w:right w:type="dxa" w:w="0"/>
+                  </w:tcMar>
+                  <w:vAlign w:val="bottom"/>
+                </w:tcPr>
+                <w:p>
+                  <w:pPr>
+                    <w:spacing w:after="0" w:before="0"/>
+                  </w:pPr>
+                  <w:r>
+                    <w:rPr>
+                      <w:rFonts w:ascii="Arial" w:cs="Arial" w:eastAsia="Arial" w:hAnsi="Arial"/>
+                      <w:color w:val="5A6B85"/>
+                      <w:sz w:val="21"/>
+                      <w:szCs w:val="21"/>
+                    </w:rPr>
+                    <w:t xml:space="preserve"/>
+                  </w:r>
+                </w:p>
+              </w:tc>
+            </w:tr>
           </w:tbl>
           <w:p>
             <w:pPr>
-              <w:spacing w:after="0" w:line="20" w:lineRule="exact"/>
+              <w:keepNext/>
+              <w:spacing w:after="60" w:before="120"/>
             </w:pPr>
+            <w:r>
+              <w:rPr>
+                <w:rFonts w:ascii="Arial" w:cs="Arial" w:eastAsia="Arial" w:hAnsi="Arial"/>
+                <w:b/>
+                <w:bCs/>
+                <w:sz w:val="21"/>
+                <w:szCs w:val="21"/>
+              </w:rPr>
+              <w:t xml:space="preserve">Why is what counts as 'unnecessary' not fixed?</w:t>
+            </w:r>
           </w:p>
+          <w:tbl>
+            <w:tblPr>
+              <w:tblW w:type="dxa" w:w="10026"/>
+              <w:tblBorders>
+                <w:top w:val="single" w:color="auto" w:sz="4"/>
+                <w:left w:val="single" w:color="auto" w:sz="4"/>
+                <w:bottom w:val="single" w:color="auto" w:sz="4"/>
+                <w:right w:val="single" w:color="auto" w:sz="4"/>
+                <w:insideH w:val="single" w:color="auto" w:sz="4"/>
+                <w:insideV w:val="single" w:color="auto" w:sz="4"/>
+              </w:tblBorders>
+            </w:tblPr>
+            <w:tblGrid>
+              <w:gridCol w:w="10026"/>
+            </w:tblGrid>
+            <w:tr>
+              <w:trPr>
+                <w:cantSplit/>
+                <w:trHeight w:val="460" w:hRule="exact"/>
+              </w:trPr>
+              <w:tc>
+                <w:tcPr>
+                  <w:tcW w:type="dxa" w:w="10026"/>
+                  <w:tcBorders>
+                    <w:top w:val="none" w:color="FFFFFF" w:sz="0"/>
+                    <w:left w:val="none" w:color="FFFFFF" w:sz="0"/>
+                    <w:bottom w:val="dotted" w:color="9AA8BC" w:sz="6"/>
+                    <w:right w:val="none" w:color="FFFFFF" w:sz="0"/>
+                  </w:tcBorders>
+                  <w:tcMar>
+                    <w:left w:type="dxa" w:w="0"/>
+                    <w:bottom w:type="dxa" w:w="20"/>
+                    <w:right w:type="dxa" w:w="0"/>
+                  </w:tcMar>
+                  <w:vAlign w:val="bottom"/>
+                </w:tcPr>
+                <w:p>
+                  <w:pPr>
+                    <w:spacing w:after="0" w:before="0"/>
+                  </w:pPr>
+                  <w:r>
+                    <w:rPr>
+                      <w:rFonts w:ascii="Arial" w:cs="Arial" w:eastAsia="Arial" w:hAnsi="Arial"/>
+                      <w:color w:val="5A6B85"/>
+                      <w:sz w:val="21"/>
+                      <w:szCs w:val="21"/>
+                    </w:rPr>
+                    <w:t xml:space="preserve"/>
+                  </w:r>
+                </w:p>
+              </w:tc>
+            </w:tr>
+            <w:tr>
+              <w:trPr>
+                <w:cantSplit/>
+                <w:trHeight w:val="460" w:hRule="exact"/>
+              </w:trPr>
+              <w:tc>
+                <w:tcPr>
+                  <w:tcW w:type="dxa" w:w="10026"/>
+                  <w:tcBorders>
+                    <w:top w:val="none" w:color="FFFFFF" w:sz="0"/>
+                    <w:left w:val="none" w:color="FFFFFF" w:sz="0"/>
+                    <w:bottom w:val="dotted" w:color="9AA8BC" w:sz="6"/>
+                    <w:right w:val="none" w:color="FFFFFF" w:sz="0"/>
+                  </w:tcBorders>
+                  <w:tcMar>
+                    <w:left w:type="dxa" w:w="0"/>
+                    <w:bottom w:type="dxa" w:w="20"/>
+                    <w:right w:type="dxa" w:w="0"/>
+                  </w:tcMar>
+                  <w:vAlign w:val="bottom"/>
+                </w:tcPr>
+                <w:p>
+                  <w:pPr>
+                    <w:spacing w:after="0" w:before="0"/>
+                  </w:pPr>
+                  <w:r>
+                    <w:rPr>
+                      <w:rFonts w:ascii="Arial" w:cs="Arial" w:eastAsia="Arial" w:hAnsi="Arial"/>
+                      <w:color w:val="5A6B85"/>
+                      <w:sz w:val="21"/>
+                      <w:szCs w:val="21"/>
+                    </w:rPr>
+                    <w:t xml:space="preserve"/>
+                  </w:r>
+                </w:p>
+              </w:tc>
+            </w:tr>
+          </w:tbl>
+          <w:p/>
         </w:tc>
       </w:tr>
     </w:tbl>
     <w:p>
       <w:pPr>
-        <w:spacing w:after="140" w:before="0" w:line="40" w:lineRule="exact"/>
+        <w:spacing w:after="120" w:before="0"/>
       </w:pPr>
-      <w:r>
-        <w:rPr>
-          <w:sz w:val="4"/>
-        </w:rPr>
-      </w:r>
     </w:p>
     <w:tbl>
       <w:tblPr>
@@ -2317,9 +1986,6 @@
         <w:gridCol w:w="10466"/>
       </w:tblGrid>
       <w:tr>
-        <w:trPr>
-          <w:cantSplit/>
-        </w:trPr>
         <w:tc>
           <w:tcPr>
             <w:tcW w:type="dxa" w:w="10466"/>
@@ -2350,7 +2016,7 @@
                 <w:sz w:val="26"/>
                 <w:szCs w:val="26"/>
               </w:rPr>
-              <w:t>3   Remove distractions</w:t>
+              <w:t xml:space="preserve">3   </w:t>
             </w:r>
             <w:r>
               <w:rPr>
@@ -2361,6 +2027,7 @@
                 <w:sz w:val="26"/>
                 <w:szCs w:val="26"/>
               </w:rPr>
+              <w:t xml:space="preserve">A worked example</w:t>
             </w:r>
           </w:p>
           <w:p>
@@ -2377,7 +2044,7 @@
                 <w:sz w:val="19"/>
                 <w:szCs w:val="19"/>
               </w:rPr>
-              <w:t>Turn around</w:t>
+              <w:t xml:space="preserve">Turn around</w:t>
             </w:r>
           </w:p>
           <w:p>
@@ -2394,7 +2061,7 @@
                 <w:sz w:val="21"/>
                 <w:szCs w:val="21"/>
               </w:rPr>
-              <w:t>Key facts in your own words:</w:t>
+              <w:t xml:space="preserve">Key fact in your own words: </w:t>
             </w:r>
             <w:r>
               <w:rPr>
@@ -2404,6 +2071,7 @@
                 <w:sz w:val="21"/>
                 <w:szCs w:val="21"/>
               </w:rPr>
+              <w:t xml:space="preserve">In a register, the necessary detail is...</w:t>
             </w:r>
           </w:p>
           <w:tbl>
@@ -2424,44 +2092,7 @@
             <w:tr>
               <w:trPr>
                 <w:cantSplit/>
-                <w:trHeight w:val="460" w:hRule="atLeast"/>
-              </w:trPr>
-              <w:tc>
-                <w:tcPr>
-                  <w:tcW w:type="dxa" w:w="10026"/>
-                  <w:tcBorders>
-                    <w:top w:val="none" w:color="FFFFFF" w:sz="0"/>
-                    <w:left w:val="none" w:color="FFFFFF" w:sz="0"/>
-                    <w:bottom w:val="dotted" w:color="9AA8BC" w:sz="6"/>
-                    <w:right w:val="none" w:color="FFFFFF" w:sz="0"/>
-                  </w:tcBorders>
-                  <w:tcMar>
-                    <w:left w:type="dxa" w:w="0"/>
-                    <w:bottom w:type="dxa" w:w="20"/>
-                    <w:right w:type="dxa" w:w="0"/>
-                  </w:tcMar>
-                  <w:vAlign w:val="bottom"/>
-                </w:tcPr>
-                <w:p>
-                  <w:pPr>
-                    <w:spacing w:after="0" w:before="0"/>
-                  </w:pPr>
-                  <w:r>
-                    <w:rPr>
-                      <w:rFonts w:ascii="Arial" w:cs="Arial" w:eastAsia="Arial" w:hAnsi="Arial"/>
-                      <w:color w:val="5A6B85"/>
-                      <w:sz w:val="21"/>
-                      <w:szCs w:val="21"/>
-                    </w:rPr>
-                    <w:t xml:space="preserve"/>
-                  </w:r>
-                </w:p>
-              </w:tc>
-            </w:tr>
-            <w:tr>
-              <w:trPr>
-                <w:cantSplit/>
-                <w:trHeight w:val="460" w:hRule="atLeast"/>
+                <w:trHeight w:val="460" w:hRule="exact"/>
               </w:trPr>
               <w:tc>
                 <w:tcPr>
@@ -2520,7 +2151,7 @@
                 <w:sz w:val="21"/>
                 <w:szCs w:val="21"/>
               </w:rPr>
-              <w:t>Why might an icon omit the serial number?</w:t>
+              <w:t xml:space="preserve">List four things a school register stores and three it deliberately does not.</w:t>
             </w:r>
           </w:p>
           <w:tbl>
@@ -2541,7 +2172,7 @@
             <w:tr>
               <w:trPr>
                 <w:cantSplit/>
-                <w:trHeight w:val="460" w:hRule="atLeast"/>
+                <w:trHeight w:val="460" w:hRule="exact"/>
               </w:trPr>
               <w:tc>
                 <w:tcPr>
@@ -2578,7 +2209,7 @@
             <w:tr>
               <w:trPr>
                 <w:cantSplit/>
-                <w:trHeight w:val="460" w:hRule="atLeast"/>
+                <w:trHeight w:val="460" w:hRule="exact"/>
               </w:trPr>
               <w:tc>
                 <w:tcPr>
@@ -2626,7 +2257,7 @@
                 <w:sz w:val="21"/>
                 <w:szCs w:val="21"/>
               </w:rPr>
-              <w:t>What would damage a route map?</w:t>
+              <w:t xml:space="preserve">Which details does a school register need? Select all that apply.</w:t>
             </w:r>
           </w:p>
           <w:tbl>
@@ -2647,7 +2278,44 @@
             <w:tr>
               <w:trPr>
                 <w:cantSplit/>
-                <w:trHeight w:val="460" w:hRule="atLeast"/>
+                <w:trHeight w:val="460" w:hRule="exact"/>
+              </w:trPr>
+              <w:tc>
+                <w:tcPr>
+                  <w:tcW w:type="dxa" w:w="10026"/>
+                  <w:tcBorders>
+                    <w:top w:val="none" w:color="FFFFFF" w:sz="0"/>
+                    <w:left w:val="none" w:color="FFFFFF" w:sz="0"/>
+                    <w:bottom w:val="dotted" w:color="9AA8BC" w:sz="6"/>
+                    <w:right w:val="none" w:color="FFFFFF" w:sz="0"/>
+                  </w:tcBorders>
+                  <w:tcMar>
+                    <w:left w:type="dxa" w:w="0"/>
+                    <w:bottom w:type="dxa" w:w="20"/>
+                    <w:right w:type="dxa" w:w="0"/>
+                  </w:tcMar>
+                  <w:vAlign w:val="bottom"/>
+                </w:tcPr>
+                <w:p>
+                  <w:pPr>
+                    <w:spacing w:after="0" w:before="0"/>
+                  </w:pPr>
+                  <w:r>
+                    <w:rPr>
+                      <w:rFonts w:ascii="Arial" w:cs="Arial" w:eastAsia="Arial" w:hAnsi="Arial"/>
+                      <w:color w:val="5A6B85"/>
+                      <w:sz w:val="21"/>
+                      <w:szCs w:val="21"/>
+                    </w:rPr>
+                    <w:t xml:space="preserve"/>
+                  </w:r>
+                </w:p>
+              </w:tc>
+            </w:tr>
+            <w:tr>
+              <w:trPr>
+                <w:cantSplit/>
+                <w:trHeight w:val="460" w:hRule="exact"/>
               </w:trPr>
               <w:tc>
                 <w:tcPr>
@@ -2695,7 +2363,7 @@
                 <w:sz w:val="21"/>
                 <w:szCs w:val="21"/>
               </w:rPr>
-              <w:t>Removing required corridor links is...</w:t>
+              <w:t xml:space="preserve">Why is storing unnecessary data a problem?</w:t>
             </w:r>
           </w:p>
           <w:tbl>
@@ -2716,7 +2384,7 @@
             <w:tr>
               <w:trPr>
                 <w:cantSplit/>
-                <w:trHeight w:val="460" w:hRule="atLeast"/>
+                <w:trHeight w:val="460" w:hRule="exact"/>
               </w:trPr>
               <w:tc>
                 <w:tcPr>
@@ -2750,24 +2418,52 @@
                 </w:p>
               </w:tc>
             </w:tr>
+            <w:tr>
+              <w:trPr>
+                <w:cantSplit/>
+                <w:trHeight w:val="460" w:hRule="exact"/>
+              </w:trPr>
+              <w:tc>
+                <w:tcPr>
+                  <w:tcW w:type="dxa" w:w="10026"/>
+                  <w:tcBorders>
+                    <w:top w:val="none" w:color="FFFFFF" w:sz="0"/>
+                    <w:left w:val="none" w:color="FFFFFF" w:sz="0"/>
+                    <w:bottom w:val="dotted" w:color="9AA8BC" w:sz="6"/>
+                    <w:right w:val="none" w:color="FFFFFF" w:sz="0"/>
+                  </w:tcBorders>
+                  <w:tcMar>
+                    <w:left w:type="dxa" w:w="0"/>
+                    <w:bottom w:type="dxa" w:w="20"/>
+                    <w:right w:type="dxa" w:w="0"/>
+                  </w:tcMar>
+                  <w:vAlign w:val="bottom"/>
+                </w:tcPr>
+                <w:p>
+                  <w:pPr>
+                    <w:spacing w:after="0" w:before="0"/>
+                  </w:pPr>
+                  <w:r>
+                    <w:rPr>
+                      <w:rFonts w:ascii="Arial" w:cs="Arial" w:eastAsia="Arial" w:hAnsi="Arial"/>
+                      <w:color w:val="5A6B85"/>
+                      <w:sz w:val="21"/>
+                      <w:szCs w:val="21"/>
+                    </w:rPr>
+                    <w:t xml:space="preserve"/>
+                  </w:r>
+                </w:p>
+              </w:tc>
+            </w:tr>
           </w:tbl>
-          <w:p>
-            <w:pPr>
-              <w:spacing w:after="0" w:line="20" w:lineRule="exact"/>
-            </w:pPr>
-          </w:p>
+          <w:p/>
         </w:tc>
       </w:tr>
     </w:tbl>
     <w:p>
       <w:pPr>
-        <w:spacing w:after="140" w:before="0" w:line="40" w:lineRule="exact"/>
+        <w:spacing w:after="120" w:before="0"/>
       </w:pPr>
-      <w:r>
-        <w:rPr>
-          <w:sz w:val="4"/>
-        </w:rPr>
-      </w:r>
     </w:p>
     <w:tbl>
       <w:tblPr>
@@ -2785,9 +2481,6 @@
         <w:gridCol w:w="10466"/>
       </w:tblGrid>
       <w:tr>
-        <w:trPr>
-          <w:cantSplit/>
-        </w:trPr>
         <w:tc>
           <w:tcPr>
             <w:tcW w:type="dxa" w:w="10466"/>
@@ -2818,7 +2511,7 @@
                 <w:sz w:val="26"/>
                 <w:szCs w:val="26"/>
               </w:rPr>
-              <w:t>4   Purpose changes relevance</w:t>
+              <w:t xml:space="preserve">4   </w:t>
             </w:r>
             <w:r>
               <w:rPr>
@@ -2829,6 +2522,7 @@
                 <w:sz w:val="26"/>
                 <w:szCs w:val="26"/>
               </w:rPr>
+              <w:t xml:space="preserve">Models of the world</w:t>
             </w:r>
           </w:p>
           <w:p>
@@ -2845,7 +2539,7 @@
                 <w:sz w:val="19"/>
                 <w:szCs w:val="19"/>
               </w:rPr>
-              <w:t>Turn around</w:t>
+              <w:t xml:space="preserve">Turn around</w:t>
             </w:r>
           </w:p>
           <w:p>
@@ -2862,7 +2556,7 @@
                 <w:sz w:val="21"/>
                 <w:szCs w:val="21"/>
               </w:rPr>
-              <w:t>Key facts in your own words:</w:t>
+              <w:t xml:space="preserve">Key fact in your own words: </w:t>
             </w:r>
             <w:r>
               <w:rPr>
@@ -2872,6 +2566,7 @@
                 <w:sz w:val="21"/>
                 <w:szCs w:val="21"/>
               </w:rPr>
+              <w:t xml:space="preserve">Models use abstraction because...</w:t>
             </w:r>
           </w:p>
           <w:tbl>
@@ -2892,44 +2587,7 @@
             <w:tr>
               <w:trPr>
                 <w:cantSplit/>
-                <w:trHeight w:val="460" w:hRule="atLeast"/>
-              </w:trPr>
-              <w:tc>
-                <w:tcPr>
-                  <w:tcW w:type="dxa" w:w="10026"/>
-                  <w:tcBorders>
-                    <w:top w:val="none" w:color="FFFFFF" w:sz="0"/>
-                    <w:left w:val="none" w:color="FFFFFF" w:sz="0"/>
-                    <w:bottom w:val="dotted" w:color="9AA8BC" w:sz="6"/>
-                    <w:right w:val="none" w:color="FFFFFF" w:sz="0"/>
-                  </w:tcBorders>
-                  <w:tcMar>
-                    <w:left w:type="dxa" w:w="0"/>
-                    <w:bottom w:type="dxa" w:w="20"/>
-                    <w:right w:type="dxa" w:w="0"/>
-                  </w:tcMar>
-                  <w:vAlign w:val="bottom"/>
-                </w:tcPr>
-                <w:p>
-                  <w:pPr>
-                    <w:spacing w:after="0" w:before="0"/>
-                  </w:pPr>
-                  <w:r>
-                    <w:rPr>
-                      <w:rFonts w:ascii="Arial" w:cs="Arial" w:eastAsia="Arial" w:hAnsi="Arial"/>
-                      <w:color w:val="5A6B85"/>
-                      <w:sz w:val="21"/>
-                      <w:szCs w:val="21"/>
-                    </w:rPr>
-                    <w:t xml:space="preserve"/>
-                  </w:r>
-                </w:p>
-              </w:tc>
-            </w:tr>
-            <w:tr>
-              <w:trPr>
-                <w:cantSplit/>
-                <w:trHeight w:val="460" w:hRule="atLeast"/>
+                <w:trHeight w:val="460" w:hRule="exact"/>
               </w:trPr>
               <w:tc>
                 <w:tcPr>
@@ -2988,7 +2646,7 @@
                 <w:sz w:val="21"/>
                 <w:szCs w:val="21"/>
               </w:rPr>
-              <w:t>When would a room light fault become relevant?</w:t>
+              <w:t xml:space="preserve">Choose a program you use and say what it deliberately ignores about the real world.</w:t>
             </w:r>
           </w:p>
           <w:tbl>
@@ -3009,7 +2667,7 @@
             <w:tr>
               <w:trPr>
                 <w:cantSplit/>
-                <w:trHeight w:val="460" w:hRule="atLeast"/>
+                <w:trHeight w:val="460" w:hRule="exact"/>
               </w:trPr>
               <w:tc>
                 <w:tcPr>
@@ -3046,7 +2704,7 @@
             <w:tr>
               <w:trPr>
                 <w:cantSplit/>
-                <w:trHeight w:val="460" w:hRule="atLeast"/>
+                <w:trHeight w:val="460" w:hRule="exact"/>
               </w:trPr>
               <w:tc>
                 <w:tcPr>
@@ -3094,361 +2752,7 @@
                 <w:sz w:val="21"/>
                 <w:szCs w:val="21"/>
               </w:rPr>
-              <w:t>Match purpose to a useful detail.</w:t>
-            </w:r>
-          </w:p>
-          <w:p>
-            <w:pPr>
-              <w:keepNext/>
-              <w:spacing w:after="60" w:before="0"/>
-            </w:pPr>
-            <w:r>
-              <w:rPr>
-                <w:rFonts w:ascii="Arial" w:cs="Arial" w:eastAsia="Arial" w:hAnsi="Arial"/>
-                <w:i/>
-                <w:iCs/>
-                <w:color w:val="5A6B85"/>
-                <w:sz w:val="19"/>
-                <w:szCs w:val="19"/>
-              </w:rPr>
-              <w:t>Match each item to a description from the list below.</w:t>
-            </w:r>
-          </w:p>
-          <w:p>
-            <w:pPr>
-              <w:keepNext/>
-              <w:spacing w:after="60" w:before="0"/>
-            </w:pPr>
-            <w:r>
-              <w:rPr>
-                <w:rFonts w:ascii="Arial" w:cs="Arial" w:eastAsia="Arial" w:hAnsi="Arial"/>
-                <w:i/>
-                <w:iCs/>
-                <w:color w:val="5A6B85"/>
-                <w:sz w:val="19"/>
-                <w:szCs w:val="19"/>
-              </w:rPr>
-              <w:t>Borrower ID / Fault description / Corridor connections</w:t>
-            </w:r>
-          </w:p>
-          <w:tbl>
-            <w:tblPr>
-              <w:tblW w:type="dxa" w:w="10026"/>
-              <w:tblBorders>
-                <w:top w:val="single" w:color="auto" w:sz="4"/>
-                <w:left w:val="single" w:color="auto" w:sz="4"/>
-                <w:bottom w:val="single" w:color="auto" w:sz="4"/>
-                <w:right w:val="single" w:color="auto" w:sz="4"/>
-                <w:insideH w:val="single" w:color="auto" w:sz="4"/>
-                <w:insideV w:val="single" w:color="auto" w:sz="4"/>
-              </w:tblBorders>
-            </w:tblPr>
-            <w:tblGrid>
-              <w:gridCol w:w="4500"/>
-              <w:gridCol w:w="5526"/>
-            </w:tblGrid>
-            <w:tr>
-              <w:trPr>
-                <w:cantSplit/>
-                <w:tblHeader/>
-              </w:trPr>
-              <w:tc>
-                <w:tcPr>
-                  <w:tcW w:type="dxa" w:w="4500"/>
-                  <w:tcBorders>
-                    <w:top w:val="single" w:color="B7C2D1" w:sz="4"/>
-                    <w:left w:val="single" w:color="B7C2D1" w:sz="4"/>
-                    <w:bottom w:val="single" w:color="B7C2D1" w:sz="4"/>
-                    <w:right w:val="single" w:color="B7C2D1" w:sz="4"/>
-                  </w:tcBorders>
-                  <w:shd w:fill="E6ECF5" w:color="auto" w:val="clear"/>
-                  <w:tcMar>
-                    <w:top w:type="dxa" w:w="80"/>
-                    <w:left w:type="dxa" w:w="120"/>
-                    <w:bottom w:type="dxa" w:w="80"/>
-                    <w:right w:type="dxa" w:w="120"/>
-                  </w:tcMar>
-                  <w:vAlign w:val="center"/>
-                </w:tcPr>
-                <w:p>
-                  <w:pPr>
-                    <w:spacing w:after="0" w:before="0"/>
-                  </w:pPr>
-                  <w:r>
-                    <w:rPr>
-                      <w:rFonts w:ascii="Arial" w:cs="Arial" w:eastAsia="Arial" w:hAnsi="Arial"/>
-                      <w:b/>
-                      <w:bCs/>
-                      <w:sz w:val="20"/>
-                      <w:szCs w:val="20"/>
-                    </w:rPr>
-                    <w:t>Item</w:t>
-                  </w:r>
-                </w:p>
-              </w:tc>
-              <w:tc>
-                <w:tcPr>
-                  <w:tcW w:type="dxa" w:w="5526"/>
-                  <w:tcBorders>
-                    <w:top w:val="single" w:color="B7C2D1" w:sz="4"/>
-                    <w:left w:val="single" w:color="B7C2D1" w:sz="4"/>
-                    <w:bottom w:val="single" w:color="B7C2D1" w:sz="4"/>
-                    <w:right w:val="single" w:color="B7C2D1" w:sz="4"/>
-                  </w:tcBorders>
-                  <w:shd w:fill="E6ECF5" w:color="auto" w:val="clear"/>
-                  <w:tcMar>
-                    <w:top w:type="dxa" w:w="80"/>
-                    <w:left w:type="dxa" w:w="120"/>
-                    <w:bottom w:type="dxa" w:w="80"/>
-                    <w:right w:type="dxa" w:w="120"/>
-                  </w:tcMar>
-                  <w:vAlign w:val="center"/>
-                </w:tcPr>
-                <w:p>
-                  <w:pPr>
-                    <w:spacing w:after="0" w:before="0"/>
-                  </w:pPr>
-                  <w:r>
-                    <w:rPr>
-                      <w:rFonts w:ascii="Arial" w:cs="Arial" w:eastAsia="Arial" w:hAnsi="Arial"/>
-                      <w:b/>
-                      <w:bCs/>
-                      <w:sz w:val="20"/>
-                      <w:szCs w:val="20"/>
-                    </w:rPr>
-                    <w:t>Matching description</w:t>
-                  </w:r>
-                </w:p>
-              </w:tc>
-            </w:tr>
-            <w:tr>
-              <w:trPr>
-                <w:cantSplit/>
-                <w:tblHeader/>
-              </w:trPr>
-              <w:tc>
-                <w:tcPr>
-                  <w:tcW w:type="dxa" w:w="4500"/>
-                  <w:tcBorders>
-                    <w:top w:val="single" w:color="B7C2D1" w:sz="4"/>
-                    <w:left w:val="single" w:color="B7C2D1" w:sz="4"/>
-                    <w:bottom w:val="single" w:color="B7C2D1" w:sz="4"/>
-                    <w:right w:val="single" w:color="B7C2D1" w:sz="4"/>
-                  </w:tcBorders>
-                  <w:tcMar>
-                    <w:top w:type="dxa" w:w="80"/>
-                    <w:left w:type="dxa" w:w="120"/>
-                    <w:bottom w:type="dxa" w:w="80"/>
-                    <w:right w:type="dxa" w:w="120"/>
-                  </w:tcMar>
-                  <w:vAlign w:val="center"/>
-                </w:tcPr>
-                <w:p>
-                  <w:pPr>
-                    <w:spacing w:after="0" w:before="0"/>
-                  </w:pPr>
-                  <w:r>
-                    <w:rPr>
-                      <w:rFonts w:ascii="Arial" w:cs="Arial" w:eastAsia="Arial" w:hAnsi="Arial"/>
-                      <w:b w:val="0"/>
-                      <w:bCs/>
-                      <w:sz w:val="20"/>
-                      <w:szCs w:val="20"/>
-                    </w:rPr>
-                    <w:t>Find a room</w:t>
-                  </w:r>
-                </w:p>
-              </w:tc>
-              <w:tc>
-                <w:tcPr>
-                  <w:tcW w:type="dxa" w:w="5526"/>
-                  <w:tcBorders>
-                    <w:top w:val="single" w:color="B7C2D1" w:sz="4"/>
-                    <w:left w:val="single" w:color="B7C2D1" w:sz="4"/>
-                    <w:bottom w:val="single" w:color="B7C2D1" w:sz="4"/>
-                    <w:right w:val="single" w:color="B7C2D1" w:sz="4"/>
-                  </w:tcBorders>
-                  <w:tcMar>
-                    <w:top w:type="dxa" w:w="80"/>
-                    <w:left w:type="dxa" w:w="120"/>
-                    <w:bottom w:type="dxa" w:w="80"/>
-                    <w:right w:type="dxa" w:w="120"/>
-                  </w:tcMar>
-                  <w:vAlign w:val="center"/>
-                </w:tcPr>
-                <w:p>
-                  <w:pPr>
-                    <w:spacing w:after="0" w:before="0"/>
-                  </w:pPr>
-                  <w:r>
-                    <w:rPr>
-                      <w:rFonts w:ascii="Arial" w:cs="Arial" w:eastAsia="Arial" w:hAnsi="Arial"/>
-                      <w:b w:val="0"/>
-                      <w:bCs/>
-                      <w:sz w:val="20"/>
-                      <w:szCs w:val="20"/>
-                    </w:rPr>
-                  </w:r>
-                </w:p>
-              </w:tc>
-            </w:tr>
-            <w:tr>
-              <w:trPr>
-                <w:cantSplit/>
-                <w:tblHeader/>
-              </w:trPr>
-              <w:tc>
-                <w:tcPr>
-                  <w:tcW w:type="dxa" w:w="4500"/>
-                  <w:tcBorders>
-                    <w:top w:val="single" w:color="B7C2D1" w:sz="4"/>
-                    <w:left w:val="single" w:color="B7C2D1" w:sz="4"/>
-                    <w:bottom w:val="single" w:color="B7C2D1" w:sz="4"/>
-                    <w:right w:val="single" w:color="B7C2D1" w:sz="4"/>
-                  </w:tcBorders>
-                  <w:tcMar>
-                    <w:top w:type="dxa" w:w="80"/>
-                    <w:left w:type="dxa" w:w="120"/>
-                    <w:bottom w:type="dxa" w:w="80"/>
-                    <w:right w:type="dxa" w:w="120"/>
-                  </w:tcMar>
-                  <w:vAlign w:val="center"/>
-                </w:tcPr>
-                <w:p>
-                  <w:pPr>
-                    <w:spacing w:after="0" w:before="0"/>
-                  </w:pPr>
-                  <w:r>
-                    <w:rPr>
-                      <w:rFonts w:ascii="Arial" w:cs="Arial" w:eastAsia="Arial" w:hAnsi="Arial"/>
-                      <w:b w:val="0"/>
-                      <w:bCs/>
-                      <w:sz w:val="20"/>
-                      <w:szCs w:val="20"/>
-                    </w:rPr>
-                    <w:t>Repair a camera</w:t>
-                  </w:r>
-                </w:p>
-              </w:tc>
-              <w:tc>
-                <w:tcPr>
-                  <w:tcW w:type="dxa" w:w="5526"/>
-                  <w:tcBorders>
-                    <w:top w:val="single" w:color="B7C2D1" w:sz="4"/>
-                    <w:left w:val="single" w:color="B7C2D1" w:sz="4"/>
-                    <w:bottom w:val="single" w:color="B7C2D1" w:sz="4"/>
-                    <w:right w:val="single" w:color="B7C2D1" w:sz="4"/>
-                  </w:tcBorders>
-                  <w:tcMar>
-                    <w:top w:type="dxa" w:w="80"/>
-                    <w:left w:type="dxa" w:w="120"/>
-                    <w:bottom w:type="dxa" w:w="80"/>
-                    <w:right w:type="dxa" w:w="120"/>
-                  </w:tcMar>
-                  <w:vAlign w:val="center"/>
-                </w:tcPr>
-                <w:p>
-                  <w:pPr>
-                    <w:spacing w:after="0" w:before="0"/>
-                  </w:pPr>
-                  <w:r>
-                    <w:rPr>
-                      <w:rFonts w:ascii="Arial" w:cs="Arial" w:eastAsia="Arial" w:hAnsi="Arial"/>
-                      <w:b w:val="0"/>
-                      <w:bCs/>
-                      <w:sz w:val="20"/>
-                      <w:szCs w:val="20"/>
-                    </w:rPr>
-                  </w:r>
-                </w:p>
-              </w:tc>
-            </w:tr>
-            <w:tr>
-              <w:trPr>
-                <w:cantSplit/>
-                <w:tblHeader/>
-              </w:trPr>
-              <w:tc>
-                <w:tcPr>
-                  <w:tcW w:type="dxa" w:w="4500"/>
-                  <w:tcBorders>
-                    <w:top w:val="single" w:color="B7C2D1" w:sz="4"/>
-                    <w:left w:val="single" w:color="B7C2D1" w:sz="4"/>
-                    <w:bottom w:val="single" w:color="B7C2D1" w:sz="4"/>
-                    <w:right w:val="single" w:color="B7C2D1" w:sz="4"/>
-                  </w:tcBorders>
-                  <w:tcMar>
-                    <w:top w:type="dxa" w:w="80"/>
-                    <w:left w:type="dxa" w:w="120"/>
-                    <w:bottom w:type="dxa" w:w="80"/>
-                    <w:right w:type="dxa" w:w="120"/>
-                  </w:tcMar>
-                  <w:vAlign w:val="center"/>
-                </w:tcPr>
-                <w:p>
-                  <w:pPr>
-                    <w:spacing w:after="0" w:before="0"/>
-                  </w:pPr>
-                  <w:r>
-                    <w:rPr>
-                      <w:rFonts w:ascii="Arial" w:cs="Arial" w:eastAsia="Arial" w:hAnsi="Arial"/>
-                      <w:b w:val="0"/>
-                      <w:bCs/>
-                      <w:sz w:val="20"/>
-                      <w:szCs w:val="20"/>
-                    </w:rPr>
-                    <w:t>Return a loan</w:t>
-                  </w:r>
-                </w:p>
-              </w:tc>
-              <w:tc>
-                <w:tcPr>
-                  <w:tcW w:type="dxa" w:w="5526"/>
-                  <w:tcBorders>
-                    <w:top w:val="single" w:color="B7C2D1" w:sz="4"/>
-                    <w:left w:val="single" w:color="B7C2D1" w:sz="4"/>
-                    <w:bottom w:val="single" w:color="B7C2D1" w:sz="4"/>
-                    <w:right w:val="single" w:color="B7C2D1" w:sz="4"/>
-                  </w:tcBorders>
-                  <w:tcMar>
-                    <w:top w:type="dxa" w:w="80"/>
-                    <w:left w:type="dxa" w:w="120"/>
-                    <w:bottom w:type="dxa" w:w="80"/>
-                    <w:right w:type="dxa" w:w="120"/>
-                  </w:tcMar>
-                  <w:vAlign w:val="center"/>
-                </w:tcPr>
-                <w:p>
-                  <w:pPr>
-                    <w:spacing w:after="0" w:before="0"/>
-                  </w:pPr>
-                  <w:r>
-                    <w:rPr>
-                      <w:rFonts w:ascii="Arial" w:cs="Arial" w:eastAsia="Arial" w:hAnsi="Arial"/>
-                      <w:b w:val="0"/>
-                      <w:bCs/>
-                      <w:sz w:val="20"/>
-                      <w:szCs w:val="20"/>
-                    </w:rPr>
-                  </w:r>
-                </w:p>
-              </w:tc>
-            </w:tr>
-          </w:tbl>
-          <w:p>
-            <w:pPr>
-              <w:keepNext/>
-              <w:spacing w:after="60" w:before="120"/>
-            </w:pPr>
-            <w:r>
-              <w:rPr>
-                <w:rFonts w:ascii="Arial" w:cs="Arial" w:eastAsia="Arial" w:hAnsi="Arial"/>
-                <w:b/>
-                <w:bCs/>
-                <w:sz w:val="21"/>
-                <w:szCs w:val="21"/>
-              </w:rPr>
-              <w:t>A fault description becomes relevant when...</w:t>
+              <w:t xml:space="preserve">A flight simulator ignores the weight of the paint on the aircraft. Why is that acceptable?</w:t>
             </w:r>
           </w:p>
           <w:tbl>
@@ -3469,7 +2773,7 @@
             <w:tr>
               <w:trPr>
                 <w:cantSplit/>
-                <w:trHeight w:val="460" w:hRule="atLeast"/>
+                <w:trHeight w:val="460" w:hRule="exact"/>
               </w:trPr>
               <w:tc>
                 <w:tcPr>
@@ -3503,24 +2807,52 @@
                 </w:p>
               </w:tc>
             </w:tr>
+            <w:tr>
+              <w:trPr>
+                <w:cantSplit/>
+                <w:trHeight w:val="460" w:hRule="exact"/>
+              </w:trPr>
+              <w:tc>
+                <w:tcPr>
+                  <w:tcW w:type="dxa" w:w="10026"/>
+                  <w:tcBorders>
+                    <w:top w:val="none" w:color="FFFFFF" w:sz="0"/>
+                    <w:left w:val="none" w:color="FFFFFF" w:sz="0"/>
+                    <w:bottom w:val="dotted" w:color="9AA8BC" w:sz="6"/>
+                    <w:right w:val="none" w:color="FFFFFF" w:sz="0"/>
+                  </w:tcBorders>
+                  <w:tcMar>
+                    <w:left w:type="dxa" w:w="0"/>
+                    <w:bottom w:type="dxa" w:w="20"/>
+                    <w:right w:type="dxa" w:w="0"/>
+                  </w:tcMar>
+                  <w:vAlign w:val="bottom"/>
+                </w:tcPr>
+                <w:p>
+                  <w:pPr>
+                    <w:spacing w:after="0" w:before="0"/>
+                  </w:pPr>
+                  <w:r>
+                    <w:rPr>
+                      <w:rFonts w:ascii="Arial" w:cs="Arial" w:eastAsia="Arial" w:hAnsi="Arial"/>
+                      <w:color w:val="5A6B85"/>
+                      <w:sz w:val="21"/>
+                      <w:szCs w:val="21"/>
+                    </w:rPr>
+                    <w:t xml:space="preserve"/>
+                  </w:r>
+                </w:p>
+              </w:tc>
+            </w:tr>
           </w:tbl>
-          <w:p>
-            <w:pPr>
-              <w:spacing w:after="0" w:line="20" w:lineRule="exact"/>
-            </w:pPr>
-          </w:p>
+          <w:p/>
         </w:tc>
       </w:tr>
     </w:tbl>
     <w:p>
       <w:pPr>
-        <w:spacing w:after="140" w:before="0" w:line="40" w:lineRule="exact"/>
+        <w:spacing w:after="120" w:before="0"/>
       </w:pPr>
-      <w:r>
-        <w:rPr>
-          <w:sz w:val="4"/>
-        </w:rPr>
-      </w:r>
     </w:p>
     <w:tbl>
       <w:tblPr>
@@ -3538,9 +2870,6 @@
         <w:gridCol w:w="10466"/>
       </w:tblGrid>
       <w:tr>
-        <w:trPr>
-          <w:cantSplit/>
-        </w:trPr>
         <w:tc>
           <w:tcPr>
             <w:tcW w:type="dxa" w:w="10466"/>
@@ -3571,7 +2900,7 @@
                 <w:sz w:val="26"/>
                 <w:szCs w:val="26"/>
               </w:rPr>
-              <w:t>5   Abstraction in software</w:t>
+              <w:t xml:space="preserve">5   </w:t>
             </w:r>
             <w:r>
               <w:rPr>
@@ -3582,6 +2911,7 @@
                 <w:sz w:val="26"/>
                 <w:szCs w:val="26"/>
               </w:rPr>
+              <w:t xml:space="preserve">Abstraction in programs</w:t>
             </w:r>
           </w:p>
           <w:p>
@@ -3598,7 +2928,7 @@
                 <w:sz w:val="19"/>
                 <w:szCs w:val="19"/>
               </w:rPr>
-              <w:t>Turn left</w:t>
+              <w:t xml:space="preserve">Turn left</w:t>
             </w:r>
           </w:p>
           <w:p>
@@ -3615,7 +2945,7 @@
                 <w:sz w:val="21"/>
                 <w:szCs w:val="21"/>
               </w:rPr>
-              <w:t>Key facts in your own words:</w:t>
+              <w:t xml:space="preserve">Key fact in your own words: </w:t>
             </w:r>
             <w:r>
               <w:rPr>
@@ -3625,6 +2955,7 @@
                 <w:sz w:val="21"/>
                 <w:szCs w:val="21"/>
               </w:rPr>
+              <w:t xml:space="preserve">Programs use abstraction when...</w:t>
             </w:r>
           </w:p>
           <w:tbl>
@@ -3645,44 +2976,7 @@
             <w:tr>
               <w:trPr>
                 <w:cantSplit/>
-                <w:trHeight w:val="460" w:hRule="atLeast"/>
-              </w:trPr>
-              <w:tc>
-                <w:tcPr>
-                  <w:tcW w:type="dxa" w:w="10026"/>
-                  <w:tcBorders>
-                    <w:top w:val="none" w:color="FFFFFF" w:sz="0"/>
-                    <w:left w:val="none" w:color="FFFFFF" w:sz="0"/>
-                    <w:bottom w:val="dotted" w:color="9AA8BC" w:sz="6"/>
-                    <w:right w:val="none" w:color="FFFFFF" w:sz="0"/>
-                  </w:tcBorders>
-                  <w:tcMar>
-                    <w:left w:type="dxa" w:w="0"/>
-                    <w:bottom w:type="dxa" w:w="20"/>
-                    <w:right w:type="dxa" w:w="0"/>
-                  </w:tcMar>
-                  <w:vAlign w:val="bottom"/>
-                </w:tcPr>
-                <w:p>
-                  <w:pPr>
-                    <w:spacing w:after="0" w:before="0"/>
-                  </w:pPr>
-                  <w:r>
-                    <w:rPr>
-                      <w:rFonts w:ascii="Arial" w:cs="Arial" w:eastAsia="Arial" w:hAnsi="Arial"/>
-                      <w:color w:val="5A6B85"/>
-                      <w:sz w:val="21"/>
-                      <w:szCs w:val="21"/>
-                    </w:rPr>
-                    <w:t xml:space="preserve"/>
-                  </w:r>
-                </w:p>
-              </w:tc>
-            </w:tr>
-            <w:tr>
-              <w:trPr>
-                <w:cantSplit/>
-                <w:trHeight w:val="460" w:hRule="atLeast"/>
+                <w:trHeight w:val="460" w:hRule="exact"/>
               </w:trPr>
               <w:tc>
                 <w:tcPr>
@@ -3741,7 +3035,7 @@
                 <w:sz w:val="21"/>
                 <w:szCs w:val="21"/>
               </w:rPr>
-              <w:t>What does a return button hide from its user?</w:t>
+              <w:t xml:space="preserve">Explain how calling a subprogram is an example of abstraction.</w:t>
             </w:r>
           </w:p>
           <w:tbl>
@@ -3762,7 +3056,7 @@
             <w:tr>
               <w:trPr>
                 <w:cantSplit/>
-                <w:trHeight w:val="460" w:hRule="atLeast"/>
+                <w:trHeight w:val="460" w:hRule="exact"/>
               </w:trPr>
               <w:tc>
                 <w:tcPr>
@@ -3799,7 +3093,7 @@
             <w:tr>
               <w:trPr>
                 <w:cantSplit/>
-                <w:trHeight w:val="460" w:hRule="atLeast"/>
+                <w:trHeight w:val="460" w:hRule="exact"/>
               </w:trPr>
               <w:tc>
                 <w:tcPr>
@@ -3847,7 +3141,7 @@
                 <w:sz w:val="21"/>
                 <w:szCs w:val="21"/>
               </w:rPr>
-              <w:t>A return button is an abstraction because it...</w:t>
+              <w:t xml:space="preserve">How is a subprogram an example of abstraction?</w:t>
             </w:r>
           </w:p>
           <w:tbl>
@@ -3868,7 +3162,44 @@
             <w:tr>
               <w:trPr>
                 <w:cantSplit/>
-                <w:trHeight w:val="460" w:hRule="atLeast"/>
+                <w:trHeight w:val="460" w:hRule="exact"/>
+              </w:trPr>
+              <w:tc>
+                <w:tcPr>
+                  <w:tcW w:type="dxa" w:w="10026"/>
+                  <w:tcBorders>
+                    <w:top w:val="none" w:color="FFFFFF" w:sz="0"/>
+                    <w:left w:val="none" w:color="FFFFFF" w:sz="0"/>
+                    <w:bottom w:val="dotted" w:color="9AA8BC" w:sz="6"/>
+                    <w:right w:val="none" w:color="FFFFFF" w:sz="0"/>
+                  </w:tcBorders>
+                  <w:tcMar>
+                    <w:left w:type="dxa" w:w="0"/>
+                    <w:bottom w:type="dxa" w:w="20"/>
+                    <w:right w:type="dxa" w:w="0"/>
+                  </w:tcMar>
+                  <w:vAlign w:val="bottom"/>
+                </w:tcPr>
+                <w:p>
+                  <w:pPr>
+                    <w:spacing w:after="0" w:before="0"/>
+                  </w:pPr>
+                  <w:r>
+                    <w:rPr>
+                      <w:rFonts w:ascii="Arial" w:cs="Arial" w:eastAsia="Arial" w:hAnsi="Arial"/>
+                      <w:color w:val="5A6B85"/>
+                      <w:sz w:val="21"/>
+                      <w:szCs w:val="21"/>
+                    </w:rPr>
+                    <w:t xml:space="preserve"/>
+                  </w:r>
+                </w:p>
+              </w:tc>
+            </w:tr>
+            <w:tr>
+              <w:trPr>
+                <w:cantSplit/>
+                <w:trHeight w:val="460" w:hRule="exact"/>
               </w:trPr>
               <w:tc>
                 <w:tcPr>
@@ -3916,7 +3247,7 @@
                 <w:sz w:val="21"/>
                 <w:szCs w:val="21"/>
               </w:rPr>
-              <w:t>Hiding processing behind a button means...</w:t>
+              <w:t xml:space="preserve">Why do layers of abstraction matter in a large project?</w:t>
             </w:r>
           </w:p>
           <w:tbl>
@@ -3937,7 +3268,7 @@
             <w:tr>
               <w:trPr>
                 <w:cantSplit/>
-                <w:trHeight w:val="460" w:hRule="atLeast"/>
+                <w:trHeight w:val="460" w:hRule="exact"/>
               </w:trPr>
               <w:tc>
                 <w:tcPr>
@@ -3971,24 +3302,52 @@
                 </w:p>
               </w:tc>
             </w:tr>
+            <w:tr>
+              <w:trPr>
+                <w:cantSplit/>
+                <w:trHeight w:val="460" w:hRule="exact"/>
+              </w:trPr>
+              <w:tc>
+                <w:tcPr>
+                  <w:tcW w:type="dxa" w:w="10026"/>
+                  <w:tcBorders>
+                    <w:top w:val="none" w:color="FFFFFF" w:sz="0"/>
+                    <w:left w:val="none" w:color="FFFFFF" w:sz="0"/>
+                    <w:bottom w:val="dotted" w:color="9AA8BC" w:sz="6"/>
+                    <w:right w:val="none" w:color="FFFFFF" w:sz="0"/>
+                  </w:tcBorders>
+                  <w:tcMar>
+                    <w:left w:type="dxa" w:w="0"/>
+                    <w:bottom w:type="dxa" w:w="20"/>
+                    <w:right w:type="dxa" w:w="0"/>
+                  </w:tcMar>
+                  <w:vAlign w:val="bottom"/>
+                </w:tcPr>
+                <w:p>
+                  <w:pPr>
+                    <w:spacing w:after="0" w:before="0"/>
+                  </w:pPr>
+                  <w:r>
+                    <w:rPr>
+                      <w:rFonts w:ascii="Arial" w:cs="Arial" w:eastAsia="Arial" w:hAnsi="Arial"/>
+                      <w:color w:val="5A6B85"/>
+                      <w:sz w:val="21"/>
+                      <w:szCs w:val="21"/>
+                    </w:rPr>
+                    <w:t xml:space="preserve"/>
+                  </w:r>
+                </w:p>
+              </w:tc>
+            </w:tr>
           </w:tbl>
-          <w:p>
-            <w:pPr>
-              <w:spacing w:after="0" w:line="20" w:lineRule="exact"/>
-            </w:pPr>
-          </w:p>
+          <w:p/>
         </w:tc>
       </w:tr>
     </w:tbl>
     <w:p>
       <w:pPr>
-        <w:spacing w:after="140" w:before="0" w:line="40" w:lineRule="exact"/>
+        <w:spacing w:after="120" w:before="0"/>
       </w:pPr>
-      <w:r>
-        <w:rPr>
-          <w:sz w:val="4"/>
-        </w:rPr>
-      </w:r>
     </w:p>
     <w:tbl>
       <w:tblPr>
@@ -4006,9 +3365,6 @@
         <w:gridCol w:w="10466"/>
       </w:tblGrid>
       <w:tr>
-        <w:trPr>
-          <w:cantSplit/>
-        </w:trPr>
         <w:tc>
           <w:tcPr>
             <w:tcW w:type="dxa" w:w="10466"/>
@@ -4039,7 +3395,7 @@
                 <w:sz w:val="26"/>
                 <w:szCs w:val="26"/>
               </w:rPr>
-              <w:t>6   Evaluate a model</w:t>
+              <w:t xml:space="preserve">6   </w:t>
             </w:r>
             <w:r>
               <w:rPr>
@@ -4050,6 +3406,7 @@
                 <w:sz w:val="26"/>
                 <w:szCs w:val="26"/>
               </w:rPr>
+              <w:t xml:space="preserve">Answering abstraction questions</w:t>
             </w:r>
           </w:p>
           <w:p>
@@ -4066,7 +3423,7 @@
                 <w:sz w:val="19"/>
                 <w:szCs w:val="19"/>
               </w:rPr>
-              <w:t>Turn left</w:t>
+              <w:t xml:space="preserve">Turn left</w:t>
             </w:r>
           </w:p>
           <w:p>
@@ -4083,7 +3440,7 @@
                 <w:sz w:val="21"/>
                 <w:szCs w:val="21"/>
               </w:rPr>
-              <w:t>Key facts in your own words:</w:t>
+              <w:t xml:space="preserve">Key fact in your own words: </w:t>
             </w:r>
             <w:r>
               <w:rPr>
@@ -4093,6 +3450,7 @@
                 <w:sz w:val="21"/>
                 <w:szCs w:val="21"/>
               </w:rPr>
+              <w:t xml:space="preserve">To answer an abstraction question, I should...</w:t>
             </w:r>
           </w:p>
           <w:tbl>
@@ -4113,44 +3471,7 @@
             <w:tr>
               <w:trPr>
                 <w:cantSplit/>
-                <w:trHeight w:val="460" w:hRule="atLeast"/>
-              </w:trPr>
-              <w:tc>
-                <w:tcPr>
-                  <w:tcW w:type="dxa" w:w="10026"/>
-                  <w:tcBorders>
-                    <w:top w:val="none" w:color="FFFFFF" w:sz="0"/>
-                    <w:left w:val="none" w:color="FFFFFF" w:sz="0"/>
-                    <w:bottom w:val="dotted" w:color="9AA8BC" w:sz="6"/>
-                    <w:right w:val="none" w:color="FFFFFF" w:sz="0"/>
-                  </w:tcBorders>
-                  <w:tcMar>
-                    <w:left w:type="dxa" w:w="0"/>
-                    <w:bottom w:type="dxa" w:w="20"/>
-                    <w:right w:type="dxa" w:w="0"/>
-                  </w:tcMar>
-                  <w:vAlign w:val="bottom"/>
-                </w:tcPr>
-                <w:p>
-                  <w:pPr>
-                    <w:spacing w:after="0" w:before="0"/>
-                  </w:pPr>
-                  <w:r>
-                    <w:rPr>
-                      <w:rFonts w:ascii="Arial" w:cs="Arial" w:eastAsia="Arial" w:hAnsi="Arial"/>
-                      <w:color w:val="5A6B85"/>
-                      <w:sz w:val="21"/>
-                      <w:szCs w:val="21"/>
-                    </w:rPr>
-                    <w:t xml:space="preserve"/>
-                  </w:r>
-                </w:p>
-              </w:tc>
-            </w:tr>
-            <w:tr>
-              <w:trPr>
-                <w:cantSplit/>
-                <w:trHeight w:val="460" w:hRule="atLeast"/>
+                <w:trHeight w:val="460" w:hRule="exact"/>
               </w:trPr>
               <w:tc>
                 <w:tcPr>
@@ -4209,7 +3530,7 @@
                 <w:sz w:val="21"/>
                 <w:szCs w:val="21"/>
               </w:rPr>
-              <w:t>How should this route map be improved?</w:t>
+              <w:t xml:space="preserve">Plan a four-mark answer on abstraction in a bus timetable app.</w:t>
             </w:r>
           </w:p>
           <w:tbl>
@@ -4230,7 +3551,7 @@
             <w:tr>
               <w:trPr>
                 <w:cantSplit/>
-                <w:trHeight w:val="460" w:hRule="atLeast"/>
+                <w:trHeight w:val="460" w:hRule="exact"/>
               </w:trPr>
               <w:tc>
                 <w:tcPr>
@@ -4267,7 +3588,7 @@
             <w:tr>
               <w:trPr>
                 <w:cantSplit/>
-                <w:trHeight w:val="460" w:hRule="atLeast"/>
+                <w:trHeight w:val="460" w:hRule="exact"/>
               </w:trPr>
               <w:tc>
                 <w:tcPr>
@@ -4315,7 +3636,7 @@
                 <w:sz w:val="21"/>
                 <w:szCs w:val="21"/>
               </w:rPr>
-              <w:t>Which justification is strongest?</w:t>
+              <w:t xml:space="preserve">Which is the strongest exam answer about a library system?</w:t>
             </w:r>
           </w:p>
           <w:tbl>
@@ -4336,7 +3657,44 @@
             <w:tr>
               <w:trPr>
                 <w:cantSplit/>
-                <w:trHeight w:val="460" w:hRule="atLeast"/>
+                <w:trHeight w:val="460" w:hRule="exact"/>
+              </w:trPr>
+              <w:tc>
+                <w:tcPr>
+                  <w:tcW w:type="dxa" w:w="10026"/>
+                  <w:tcBorders>
+                    <w:top w:val="none" w:color="FFFFFF" w:sz="0"/>
+                    <w:left w:val="none" w:color="FFFFFF" w:sz="0"/>
+                    <w:bottom w:val="dotted" w:color="9AA8BC" w:sz="6"/>
+                    <w:right w:val="none" w:color="FFFFFF" w:sz="0"/>
+                  </w:tcBorders>
+                  <w:tcMar>
+                    <w:left w:type="dxa" w:w="0"/>
+                    <w:bottom w:type="dxa" w:w="20"/>
+                    <w:right w:type="dxa" w:w="0"/>
+                  </w:tcMar>
+                  <w:vAlign w:val="bottom"/>
+                </w:tcPr>
+                <w:p>
+                  <w:pPr>
+                    <w:spacing w:after="0" w:before="0"/>
+                  </w:pPr>
+                  <w:r>
+                    <w:rPr>
+                      <w:rFonts w:ascii="Arial" w:cs="Arial" w:eastAsia="Arial" w:hAnsi="Arial"/>
+                      <w:color w:val="5A6B85"/>
+                      <w:sz w:val="21"/>
+                      <w:szCs w:val="21"/>
+                    </w:rPr>
+                    <w:t xml:space="preserve"/>
+                  </w:r>
+                </w:p>
+              </w:tc>
+            </w:tr>
+            <w:tr>
+              <w:trPr>
+                <w:cantSplit/>
+                <w:trHeight w:val="460" w:hRule="exact"/>
               </w:trPr>
               <w:tc>
                 <w:tcPr>
@@ -4384,7 +3742,7 @@
                 <w:sz w:val="21"/>
                 <w:szCs w:val="21"/>
               </w:rPr>
-              <w:t>A model should be judged against...</w:t>
+              <w:t xml:space="preserve">A question asks how abstraction has been used in an underground map. What earns the marks?</w:t>
             </w:r>
           </w:p>
           <w:tbl>
@@ -4405,7 +3763,7 @@
             <w:tr>
               <w:trPr>
                 <w:cantSplit/>
-                <w:trHeight w:val="460" w:hRule="atLeast"/>
+                <w:trHeight w:val="460" w:hRule="exact"/>
               </w:trPr>
               <w:tc>
                 <w:tcPr>
@@ -4439,29 +3797,52 @@
                 </w:p>
               </w:tc>
             </w:tr>
+            <w:tr>
+              <w:trPr>
+                <w:cantSplit/>
+                <w:trHeight w:val="460" w:hRule="exact"/>
+              </w:trPr>
+              <w:tc>
+                <w:tcPr>
+                  <w:tcW w:type="dxa" w:w="10026"/>
+                  <w:tcBorders>
+                    <w:top w:val="none" w:color="FFFFFF" w:sz="0"/>
+                    <w:left w:val="none" w:color="FFFFFF" w:sz="0"/>
+                    <w:bottom w:val="dotted" w:color="9AA8BC" w:sz="6"/>
+                    <w:right w:val="none" w:color="FFFFFF" w:sz="0"/>
+                  </w:tcBorders>
+                  <w:tcMar>
+                    <w:left w:type="dxa" w:w="0"/>
+                    <w:bottom w:type="dxa" w:w="20"/>
+                    <w:right w:type="dxa" w:w="0"/>
+                  </w:tcMar>
+                  <w:vAlign w:val="bottom"/>
+                </w:tcPr>
+                <w:p>
+                  <w:pPr>
+                    <w:spacing w:after="0" w:before="0"/>
+                  </w:pPr>
+                  <w:r>
+                    <w:rPr>
+                      <w:rFonts w:ascii="Arial" w:cs="Arial" w:eastAsia="Arial" w:hAnsi="Arial"/>
+                      <w:color w:val="5A6B85"/>
+                      <w:sz w:val="21"/>
+                      <w:szCs w:val="21"/>
+                    </w:rPr>
+                    <w:t xml:space="preserve"/>
+                  </w:r>
+                </w:p>
+              </w:tc>
+            </w:tr>
           </w:tbl>
-          <w:p>
-            <w:pPr>
-              <w:spacing w:after="0" w:line="20" w:lineRule="exact"/>
-            </w:pPr>
-          </w:p>
+          <w:p/>
         </w:tc>
       </w:tr>
     </w:tbl>
     <w:p>
       <w:pPr>
-        <w:spacing w:after="140" w:before="0" w:line="40" w:lineRule="exact"/>
+        <w:spacing w:after="120" w:before="0"/>
       </w:pPr>
-      <w:r>
-        <w:rPr>
-          <w:sz w:val="4"/>
-        </w:rPr>
-      </w:r>
-    </w:p>
-    <w:p>
-      <w:r>
-        <w:br w:type="page"/>
-      </w:r>
     </w:p>
     <w:tbl>
       <w:tblPr>
@@ -4509,7 +3890,7 @@
                 <w:sz w:val="26"/>
                 <w:szCs w:val="26"/>
               </w:rPr>
-              <w:t>★   Final challenge (look down)</w:t>
+              <w:t xml:space="preserve">★   </w:t>
             </w:r>
             <w:r>
               <w:rPr>
@@ -4520,6 +3901,7 @@
                 <w:sz w:val="26"/>
                 <w:szCs w:val="26"/>
               </w:rPr>
+              <w:t xml:space="preserve">Final challenge: keep or cut (look down)</w:t>
             </w:r>
           </w:p>
           <w:p>
@@ -4535,7 +3917,7 @@
                 <w:sz w:val="21"/>
                 <w:szCs w:val="21"/>
               </w:rPr>
-              <w:t>Before you tap the star, complete these tasks on paper.</w:t>
+              <w:t xml:space="preserve">Before</w:t>
             </w:r>
             <w:r>
               <w:rPr>
@@ -4543,39 +3925,7 @@
                 <w:sz w:val="21"/>
                 <w:szCs w:val="21"/>
               </w:rPr>
-            </w:r>
-          </w:p>
-          <w:p>
-            <w:pPr>
-              <w:keepNext/>
-              <w:spacing w:after="60" w:before="120"/>
-            </w:pPr>
-            <w:r>
-              <w:rPr>
-                <w:rFonts w:ascii="Arial" w:cs="Arial" w:eastAsia="Arial" w:hAnsi="Arial"/>
-                <w:b/>
-                <w:bCs/>
-                <w:sz w:val="21"/>
-                <w:szCs w:val="21"/>
-              </w:rPr>
-              <w:t>Choose data for identifying overdue equipment loans.</w:t>
-            </w:r>
-          </w:p>
-          <w:p>
-            <w:pPr>
-              <w:keepNext/>
-              <w:spacing w:after="60" w:before="0"/>
-            </w:pPr>
-            <w:r>
-              <w:rPr>
-                <w:rFonts w:ascii="Arial" w:cs="Arial" w:eastAsia="Arial" w:hAnsi="Arial"/>
-                <w:i/>
-                <w:iCs/>
-                <w:color w:val="5A6B85"/>
-                <w:sz w:val="19"/>
-                <w:szCs w:val="19"/>
-              </w:rPr>
-              <w:t>Categories: Keep / Omit</w:t>
+              <w:t xml:space="preserve"> you tap the star, write your answer for each one.</w:t>
             </w:r>
           </w:p>
           <w:tbl>
@@ -4591,8 +3941,8 @@
               </w:tblBorders>
             </w:tblPr>
             <w:tblGrid>
-              <w:gridCol w:w="7300"/>
-              <w:gridCol w:w="2726"/>
+              <w:gridCol w:w="7426"/>
+              <w:gridCol w:w="2600"/>
             </w:tblGrid>
             <w:tr>
               <w:trPr>
@@ -4601,7 +3951,7 @@
               </w:trPr>
               <w:tc>
                 <w:tcPr>
-                  <w:tcW w:type="dxa" w:w="7300"/>
+                  <w:tcW w:type="dxa" w:w="7426"/>
                   <w:tcBorders>
                     <w:top w:val="single" w:color="B7C2D1" w:sz="4"/>
                     <w:left w:val="single" w:color="B7C2D1" w:sz="4"/>
@@ -4629,13 +3979,13 @@
                       <w:sz w:val="20"/>
                       <w:szCs w:val="20"/>
                     </w:rPr>
-                    <w:t>Item</w:t>
-                  </w:r>
-                </w:p>
-              </w:tc>
-              <w:tc>
-                <w:tcPr>
-                  <w:tcW w:type="dxa" w:w="2726"/>
+                    <w:t xml:space="preserve">Item</w:t>
+                  </w:r>
+                </w:p>
+              </w:tc>
+              <w:tc>
+                <w:tcPr>
+                  <w:tcW w:type="dxa" w:w="2600"/>
                   <w:tcBorders>
                     <w:top w:val="single" w:color="B7C2D1" w:sz="4"/>
                     <w:left w:val="single" w:color="B7C2D1" w:sz="4"/>
@@ -4663,25 +4013,26 @@
                       <w:sz w:val="20"/>
                       <w:szCs w:val="20"/>
                     </w:rPr>
-                    <w:t>Category</w:t>
-                  </w:r>
-                </w:p>
-              </w:tc>
-            </w:tr>
-            <w:tr>
-              <w:trPr>
-                <w:cantSplit/>
-                <w:tblHeader/>
-              </w:trPr>
-              <w:tc>
-                <w:tcPr>
-                  <w:tcW w:type="dxa" w:w="7300"/>
+                    <w:t xml:space="preserve">Necessary / Unnecessary</w:t>
+                  </w:r>
+                </w:p>
+              </w:tc>
+            </w:tr>
+            <w:tr>
+              <w:trPr>
+                <w:cantSplit/>
+                <w:trHeight w:val="500" w:hRule="atLeast"/>
+              </w:trPr>
+              <w:tc>
+                <w:tcPr>
+                  <w:tcW w:type="dxa" w:w="7426"/>
                   <w:tcBorders>
                     <w:top w:val="single" w:color="B7C2D1" w:sz="4"/>
                     <w:left w:val="single" w:color="B7C2D1" w:sz="4"/>
                     <w:bottom w:val="single" w:color="B7C2D1" w:sz="4"/>
                     <w:right w:val="single" w:color="B7C2D1" w:sz="4"/>
                   </w:tcBorders>
+                  <w:shd w:fill="FFFFFF" w:color="auto" w:val="clear"/>
                   <w:tcMar>
                     <w:top w:type="dxa" w:w="80"/>
                     <w:left w:type="dxa" w:w="120"/>
@@ -4697,24 +4048,23 @@
                   <w:r>
                     <w:rPr>
                       <w:rFonts w:ascii="Arial" w:cs="Arial" w:eastAsia="Arial" w:hAnsi="Arial"/>
-                      <w:b w:val="0"/>
-                      <w:bCs/>
-                      <w:sz w:val="20"/>
-                      <w:szCs w:val="20"/>
-                    </w:rPr>
-                    <w:t>Borrower ID</w:t>
-                  </w:r>
-                </w:p>
-              </w:tc>
-              <w:tc>
-                <w:tcPr>
-                  <w:tcW w:type="dxa" w:w="2726"/>
+                      <w:sz w:val="21"/>
+                      <w:szCs w:val="21"/>
+                    </w:rPr>
+                    <w:t xml:space="preserve">Where each docking station is</w:t>
+                  </w:r>
+                </w:p>
+              </w:tc>
+              <w:tc>
+                <w:tcPr>
+                  <w:tcW w:type="dxa" w:w="2600"/>
                   <w:tcBorders>
                     <w:top w:val="single" w:color="B7C2D1" w:sz="4"/>
                     <w:left w:val="single" w:color="B7C2D1" w:sz="4"/>
                     <w:bottom w:val="single" w:color="B7C2D1" w:sz="4"/>
                     <w:right w:val="single" w:color="B7C2D1" w:sz="4"/>
                   </w:tcBorders>
+                  <w:shd w:fill="FFFFFF" w:color="auto" w:val="clear"/>
                   <w:tcMar>
                     <w:top w:type="dxa" w:w="80"/>
                     <w:left w:type="dxa" w:w="120"/>
@@ -4730,29 +4080,31 @@
                   <w:r>
                     <w:rPr>
                       <w:rFonts w:ascii="Arial" w:cs="Arial" w:eastAsia="Arial" w:hAnsi="Arial"/>
-                      <w:b w:val="0"/>
-                      <w:bCs/>
-                      <w:sz w:val="20"/>
-                      <w:szCs w:val="20"/>
-                    </w:rPr>
-                  </w:r>
-                </w:p>
-              </w:tc>
-            </w:tr>
-            <w:tr>
-              <w:trPr>
-                <w:cantSplit/>
-                <w:tblHeader/>
-              </w:trPr>
-              <w:tc>
-                <w:tcPr>
-                  <w:tcW w:type="dxa" w:w="7300"/>
+                      <w:b w:val="false"/>
+                      <w:bCs w:val="false"/>
+                      <w:sz w:val="21"/>
+                      <w:szCs w:val="21"/>
+                    </w:rPr>
+                    <w:t xml:space="preserve"/>
+                  </w:r>
+                </w:p>
+              </w:tc>
+            </w:tr>
+            <w:tr>
+              <w:trPr>
+                <w:cantSplit/>
+                <w:trHeight w:val="500" w:hRule="atLeast"/>
+              </w:trPr>
+              <w:tc>
+                <w:tcPr>
+                  <w:tcW w:type="dxa" w:w="7426"/>
                   <w:tcBorders>
                     <w:top w:val="single" w:color="B7C2D1" w:sz="4"/>
                     <w:left w:val="single" w:color="B7C2D1" w:sz="4"/>
                     <w:bottom w:val="single" w:color="B7C2D1" w:sz="4"/>
                     <w:right w:val="single" w:color="B7C2D1" w:sz="4"/>
                   </w:tcBorders>
+                  <w:shd w:fill="FFFFFF" w:color="auto" w:val="clear"/>
                   <w:tcMar>
                     <w:top w:type="dxa" w:w="80"/>
                     <w:left w:type="dxa" w:w="120"/>
@@ -4768,24 +4120,23 @@
                   <w:r>
                     <w:rPr>
                       <w:rFonts w:ascii="Arial" w:cs="Arial" w:eastAsia="Arial" w:hAnsi="Arial"/>
-                      <w:b w:val="0"/>
-                      <w:bCs/>
-                      <w:sz w:val="20"/>
-                      <w:szCs w:val="20"/>
-                    </w:rPr>
-                    <w:t>Due date</w:t>
-                  </w:r>
-                </w:p>
-              </w:tc>
-              <w:tc>
-                <w:tcPr>
-                  <w:tcW w:type="dxa" w:w="2726"/>
+                      <w:sz w:val="21"/>
+                      <w:szCs w:val="21"/>
+                    </w:rPr>
+                    <w:t xml:space="preserve">How many bikes are free at each station</w:t>
+                  </w:r>
+                </w:p>
+              </w:tc>
+              <w:tc>
+                <w:tcPr>
+                  <w:tcW w:type="dxa" w:w="2600"/>
                   <w:tcBorders>
                     <w:top w:val="single" w:color="B7C2D1" w:sz="4"/>
                     <w:left w:val="single" w:color="B7C2D1" w:sz="4"/>
                     <w:bottom w:val="single" w:color="B7C2D1" w:sz="4"/>
                     <w:right w:val="single" w:color="B7C2D1" w:sz="4"/>
                   </w:tcBorders>
+                  <w:shd w:fill="FFFFFF" w:color="auto" w:val="clear"/>
                   <w:tcMar>
                     <w:top w:type="dxa" w:w="80"/>
                     <w:left w:type="dxa" w:w="120"/>
@@ -4801,29 +4152,31 @@
                   <w:r>
                     <w:rPr>
                       <w:rFonts w:ascii="Arial" w:cs="Arial" w:eastAsia="Arial" w:hAnsi="Arial"/>
-                      <w:b w:val="0"/>
-                      <w:bCs/>
-                      <w:sz w:val="20"/>
-                      <w:szCs w:val="20"/>
-                    </w:rPr>
-                  </w:r>
-                </w:p>
-              </w:tc>
-            </w:tr>
-            <w:tr>
-              <w:trPr>
-                <w:cantSplit/>
-                <w:tblHeader/>
-              </w:trPr>
-              <w:tc>
-                <w:tcPr>
-                  <w:tcW w:type="dxa" w:w="7300"/>
+                      <w:b w:val="false"/>
+                      <w:bCs w:val="false"/>
+                      <w:sz w:val="21"/>
+                      <w:szCs w:val="21"/>
+                    </w:rPr>
+                    <w:t xml:space="preserve"/>
+                  </w:r>
+                </w:p>
+              </w:tc>
+            </w:tr>
+            <w:tr>
+              <w:trPr>
+                <w:cantSplit/>
+                <w:trHeight w:val="500" w:hRule="atLeast"/>
+              </w:trPr>
+              <w:tc>
+                <w:tcPr>
+                  <w:tcW w:type="dxa" w:w="7426"/>
                   <w:tcBorders>
                     <w:top w:val="single" w:color="B7C2D1" w:sz="4"/>
                     <w:left w:val="single" w:color="B7C2D1" w:sz="4"/>
                     <w:bottom w:val="single" w:color="B7C2D1" w:sz="4"/>
                     <w:right w:val="single" w:color="B7C2D1" w:sz="4"/>
                   </w:tcBorders>
+                  <w:shd w:fill="FFFFFF" w:color="auto" w:val="clear"/>
                   <w:tcMar>
                     <w:top w:type="dxa" w:w="80"/>
                     <w:left w:type="dxa" w:w="120"/>
@@ -4839,24 +4192,23 @@
                   <w:r>
                     <w:rPr>
                       <w:rFonts w:ascii="Arial" w:cs="Arial" w:eastAsia="Arial" w:hAnsi="Arial"/>
-                      <w:b w:val="0"/>
-                      <w:bCs/>
-                      <w:sz w:val="20"/>
-                      <w:szCs w:val="20"/>
-                    </w:rPr>
-                    <w:t>Item ID</w:t>
-                  </w:r>
-                </w:p>
-              </w:tc>
-              <w:tc>
-                <w:tcPr>
-                  <w:tcW w:type="dxa" w:w="2726"/>
+                      <w:sz w:val="21"/>
+                      <w:szCs w:val="21"/>
+                    </w:rPr>
+                    <w:t xml:space="preserve">Whether a route has a cycle lane</w:t>
+                  </w:r>
+                </w:p>
+              </w:tc>
+              <w:tc>
+                <w:tcPr>
+                  <w:tcW w:type="dxa" w:w="2600"/>
                   <w:tcBorders>
                     <w:top w:val="single" w:color="B7C2D1" w:sz="4"/>
                     <w:left w:val="single" w:color="B7C2D1" w:sz="4"/>
                     <w:bottom w:val="single" w:color="B7C2D1" w:sz="4"/>
                     <w:right w:val="single" w:color="B7C2D1" w:sz="4"/>
                   </w:tcBorders>
+                  <w:shd w:fill="FFFFFF" w:color="auto" w:val="clear"/>
                   <w:tcMar>
                     <w:top w:type="dxa" w:w="80"/>
                     <w:left w:type="dxa" w:w="120"/>
@@ -4872,29 +4224,31 @@
                   <w:r>
                     <w:rPr>
                       <w:rFonts w:ascii="Arial" w:cs="Arial" w:eastAsia="Arial" w:hAnsi="Arial"/>
-                      <w:b w:val="0"/>
-                      <w:bCs/>
-                      <w:sz w:val="20"/>
-                      <w:szCs w:val="20"/>
-                    </w:rPr>
-                  </w:r>
-                </w:p>
-              </w:tc>
-            </w:tr>
-            <w:tr>
-              <w:trPr>
-                <w:cantSplit/>
-                <w:tblHeader/>
-              </w:trPr>
-              <w:tc>
-                <w:tcPr>
-                  <w:tcW w:type="dxa" w:w="7300"/>
+                      <w:b w:val="false"/>
+                      <w:bCs w:val="false"/>
+                      <w:sz w:val="21"/>
+                      <w:szCs w:val="21"/>
+                    </w:rPr>
+                    <w:t xml:space="preserve"/>
+                  </w:r>
+                </w:p>
+              </w:tc>
+            </w:tr>
+            <w:tr>
+              <w:trPr>
+                <w:cantSplit/>
+                <w:trHeight w:val="500" w:hRule="atLeast"/>
+              </w:trPr>
+              <w:tc>
+                <w:tcPr>
+                  <w:tcW w:type="dxa" w:w="7426"/>
                   <w:tcBorders>
                     <w:top w:val="single" w:color="B7C2D1" w:sz="4"/>
                     <w:left w:val="single" w:color="B7C2D1" w:sz="4"/>
                     <w:bottom w:val="single" w:color="B7C2D1" w:sz="4"/>
                     <w:right w:val="single" w:color="B7C2D1" w:sz="4"/>
                   </w:tcBorders>
+                  <w:shd w:fill="FFFFFF" w:color="auto" w:val="clear"/>
                   <w:tcMar>
                     <w:top w:type="dxa" w:w="80"/>
                     <w:left w:type="dxa" w:w="120"/>
@@ -4910,24 +4264,23 @@
                   <w:r>
                     <w:rPr>
                       <w:rFonts w:ascii="Arial" w:cs="Arial" w:eastAsia="Arial" w:hAnsi="Arial"/>
-                      <w:b w:val="0"/>
-                      <w:bCs/>
-                      <w:sz w:val="20"/>
-                      <w:szCs w:val="20"/>
-                    </w:rPr>
-                    <w:t>Favourite snack</w:t>
-                  </w:r>
-                </w:p>
-              </w:tc>
-              <w:tc>
-                <w:tcPr>
-                  <w:tcW w:type="dxa" w:w="2726"/>
+                      <w:sz w:val="21"/>
+                      <w:szCs w:val="21"/>
+                    </w:rPr>
+                    <w:t xml:space="preserve">The gradient of a hill</w:t>
+                  </w:r>
+                </w:p>
+              </w:tc>
+              <w:tc>
+                <w:tcPr>
+                  <w:tcW w:type="dxa" w:w="2600"/>
                   <w:tcBorders>
                     <w:top w:val="single" w:color="B7C2D1" w:sz="4"/>
                     <w:left w:val="single" w:color="B7C2D1" w:sz="4"/>
                     <w:bottom w:val="single" w:color="B7C2D1" w:sz="4"/>
                     <w:right w:val="single" w:color="B7C2D1" w:sz="4"/>
                   </w:tcBorders>
+                  <w:shd w:fill="FFFFFF" w:color="auto" w:val="clear"/>
                   <w:tcMar>
                     <w:top w:type="dxa" w:w="80"/>
                     <w:left w:type="dxa" w:w="120"/>
@@ -4943,102 +4296,313 @@
                   <w:r>
                     <w:rPr>
                       <w:rFonts w:ascii="Arial" w:cs="Arial" w:eastAsia="Arial" w:hAnsi="Arial"/>
-                      <w:b w:val="0"/>
-                      <w:bCs/>
-                      <w:sz w:val="20"/>
-                      <w:szCs w:val="20"/>
-                    </w:rPr>
+                      <w:b w:val="false"/>
+                      <w:bCs w:val="false"/>
+                      <w:sz w:val="21"/>
+                      <w:szCs w:val="21"/>
+                    </w:rPr>
+                    <w:t xml:space="preserve"/>
+                  </w:r>
+                </w:p>
+              </w:tc>
+            </w:tr>
+            <w:tr>
+              <w:trPr>
+                <w:cantSplit/>
+                <w:trHeight w:val="500" w:hRule="atLeast"/>
+              </w:trPr>
+              <w:tc>
+                <w:tcPr>
+                  <w:tcW w:type="dxa" w:w="7426"/>
+                  <w:tcBorders>
+                    <w:top w:val="single" w:color="B7C2D1" w:sz="4"/>
+                    <w:left w:val="single" w:color="B7C2D1" w:sz="4"/>
+                    <w:bottom w:val="single" w:color="B7C2D1" w:sz="4"/>
+                    <w:right w:val="single" w:color="B7C2D1" w:sz="4"/>
+                  </w:tcBorders>
+                  <w:shd w:fill="FFFFFF" w:color="auto" w:val="clear"/>
+                  <w:tcMar>
+                    <w:top w:type="dxa" w:w="80"/>
+                    <w:left w:type="dxa" w:w="120"/>
+                    <w:bottom w:type="dxa" w:w="80"/>
+                    <w:right w:type="dxa" w:w="120"/>
+                  </w:tcMar>
+                  <w:vAlign w:val="center"/>
+                </w:tcPr>
+                <w:p>
+                  <w:pPr>
+                    <w:spacing w:after="0" w:before="0"/>
+                  </w:pPr>
+                  <w:r>
+                    <w:rPr>
+                      <w:rFonts w:ascii="Arial" w:cs="Arial" w:eastAsia="Arial" w:hAnsi="Arial"/>
+                      <w:sz w:val="21"/>
+                      <w:szCs w:val="21"/>
+                    </w:rPr>
+                    <w:t xml:space="preserve">The make of each bike's bell</w:t>
+                  </w:r>
+                </w:p>
+              </w:tc>
+              <w:tc>
+                <w:tcPr>
+                  <w:tcW w:type="dxa" w:w="2600"/>
+                  <w:tcBorders>
+                    <w:top w:val="single" w:color="B7C2D1" w:sz="4"/>
+                    <w:left w:val="single" w:color="B7C2D1" w:sz="4"/>
+                    <w:bottom w:val="single" w:color="B7C2D1" w:sz="4"/>
+                    <w:right w:val="single" w:color="B7C2D1" w:sz="4"/>
+                  </w:tcBorders>
+                  <w:shd w:fill="FFFFFF" w:color="auto" w:val="clear"/>
+                  <w:tcMar>
+                    <w:top w:type="dxa" w:w="80"/>
+                    <w:left w:type="dxa" w:w="120"/>
+                    <w:bottom w:type="dxa" w:w="80"/>
+                    <w:right w:type="dxa" w:w="120"/>
+                  </w:tcMar>
+                  <w:vAlign w:val="center"/>
+                </w:tcPr>
+                <w:p>
+                  <w:pPr>
+                    <w:spacing w:after="0" w:before="0"/>
+                  </w:pPr>
+                  <w:r>
+                    <w:rPr>
+                      <w:rFonts w:ascii="Arial" w:cs="Arial" w:eastAsia="Arial" w:hAnsi="Arial"/>
+                      <w:b w:val="false"/>
+                      <w:bCs w:val="false"/>
+                      <w:sz w:val="21"/>
+                      <w:szCs w:val="21"/>
+                    </w:rPr>
+                    <w:t xml:space="preserve"/>
+                  </w:r>
+                </w:p>
+              </w:tc>
+            </w:tr>
+            <w:tr>
+              <w:trPr>
+                <w:cantSplit/>
+                <w:trHeight w:val="500" w:hRule="atLeast"/>
+              </w:trPr>
+              <w:tc>
+                <w:tcPr>
+                  <w:tcW w:type="dxa" w:w="7426"/>
+                  <w:tcBorders>
+                    <w:top w:val="single" w:color="B7C2D1" w:sz="4"/>
+                    <w:left w:val="single" w:color="B7C2D1" w:sz="4"/>
+                    <w:bottom w:val="single" w:color="B7C2D1" w:sz="4"/>
+                    <w:right w:val="single" w:color="B7C2D1" w:sz="4"/>
+                  </w:tcBorders>
+                  <w:shd w:fill="FFFFFF" w:color="auto" w:val="clear"/>
+                  <w:tcMar>
+                    <w:top w:type="dxa" w:w="80"/>
+                    <w:left w:type="dxa" w:w="120"/>
+                    <w:bottom w:type="dxa" w:w="80"/>
+                    <w:right w:type="dxa" w:w="120"/>
+                  </w:tcMar>
+                  <w:vAlign w:val="center"/>
+                </w:tcPr>
+                <w:p>
+                  <w:pPr>
+                    <w:spacing w:after="0" w:before="0"/>
+                  </w:pPr>
+                  <w:r>
+                    <w:rPr>
+                      <w:rFonts w:ascii="Arial" w:cs="Arial" w:eastAsia="Arial" w:hAnsi="Arial"/>
+                      <w:sz w:val="21"/>
+                      <w:szCs w:val="21"/>
+                    </w:rPr>
+                    <w:t xml:space="preserve">The name of the street's architect</w:t>
+                  </w:r>
+                </w:p>
+              </w:tc>
+              <w:tc>
+                <w:tcPr>
+                  <w:tcW w:type="dxa" w:w="2600"/>
+                  <w:tcBorders>
+                    <w:top w:val="single" w:color="B7C2D1" w:sz="4"/>
+                    <w:left w:val="single" w:color="B7C2D1" w:sz="4"/>
+                    <w:bottom w:val="single" w:color="B7C2D1" w:sz="4"/>
+                    <w:right w:val="single" w:color="B7C2D1" w:sz="4"/>
+                  </w:tcBorders>
+                  <w:shd w:fill="FFFFFF" w:color="auto" w:val="clear"/>
+                  <w:tcMar>
+                    <w:top w:type="dxa" w:w="80"/>
+                    <w:left w:type="dxa" w:w="120"/>
+                    <w:bottom w:type="dxa" w:w="80"/>
+                    <w:right w:type="dxa" w:w="120"/>
+                  </w:tcMar>
+                  <w:vAlign w:val="center"/>
+                </w:tcPr>
+                <w:p>
+                  <w:pPr>
+                    <w:spacing w:after="0" w:before="0"/>
+                  </w:pPr>
+                  <w:r>
+                    <w:rPr>
+                      <w:rFonts w:ascii="Arial" w:cs="Arial" w:eastAsia="Arial" w:hAnsi="Arial"/>
+                      <w:b w:val="false"/>
+                      <w:bCs w:val="false"/>
+                      <w:sz w:val="21"/>
+                      <w:szCs w:val="21"/>
+                    </w:rPr>
+                    <w:t xml:space="preserve"/>
+                  </w:r>
+                </w:p>
+              </w:tc>
+            </w:tr>
+            <w:tr>
+              <w:trPr>
+                <w:cantSplit/>
+                <w:trHeight w:val="500" w:hRule="atLeast"/>
+              </w:trPr>
+              <w:tc>
+                <w:tcPr>
+                  <w:tcW w:type="dxa" w:w="7426"/>
+                  <w:tcBorders>
+                    <w:top w:val="single" w:color="B7C2D1" w:sz="4"/>
+                    <w:left w:val="single" w:color="B7C2D1" w:sz="4"/>
+                    <w:bottom w:val="single" w:color="B7C2D1" w:sz="4"/>
+                    <w:right w:val="single" w:color="B7C2D1" w:sz="4"/>
+                  </w:tcBorders>
+                  <w:shd w:fill="FFFFFF" w:color="auto" w:val="clear"/>
+                  <w:tcMar>
+                    <w:top w:type="dxa" w:w="80"/>
+                    <w:left w:type="dxa" w:w="120"/>
+                    <w:bottom w:type="dxa" w:w="80"/>
+                    <w:right w:type="dxa" w:w="120"/>
+                  </w:tcMar>
+                  <w:vAlign w:val="center"/>
+                </w:tcPr>
+                <w:p>
+                  <w:pPr>
+                    <w:spacing w:after="0" w:before="0"/>
+                  </w:pPr>
+                  <w:r>
+                    <w:rPr>
+                      <w:rFonts w:ascii="Arial" w:cs="Arial" w:eastAsia="Arial" w:hAnsi="Arial"/>
+                      <w:sz w:val="21"/>
+                      <w:szCs w:val="21"/>
+                    </w:rPr>
+                    <w:t xml:space="preserve">What colour the docking station is painted</w:t>
+                  </w:r>
+                </w:p>
+              </w:tc>
+              <w:tc>
+                <w:tcPr>
+                  <w:tcW w:type="dxa" w:w="2600"/>
+                  <w:tcBorders>
+                    <w:top w:val="single" w:color="B7C2D1" w:sz="4"/>
+                    <w:left w:val="single" w:color="B7C2D1" w:sz="4"/>
+                    <w:bottom w:val="single" w:color="B7C2D1" w:sz="4"/>
+                    <w:right w:val="single" w:color="B7C2D1" w:sz="4"/>
+                  </w:tcBorders>
+                  <w:shd w:fill="FFFFFF" w:color="auto" w:val="clear"/>
+                  <w:tcMar>
+                    <w:top w:type="dxa" w:w="80"/>
+                    <w:left w:type="dxa" w:w="120"/>
+                    <w:bottom w:type="dxa" w:w="80"/>
+                    <w:right w:type="dxa" w:w="120"/>
+                  </w:tcMar>
+                  <w:vAlign w:val="center"/>
+                </w:tcPr>
+                <w:p>
+                  <w:pPr>
+                    <w:spacing w:after="0" w:before="0"/>
+                  </w:pPr>
+                  <w:r>
+                    <w:rPr>
+                      <w:rFonts w:ascii="Arial" w:cs="Arial" w:eastAsia="Arial" w:hAnsi="Arial"/>
+                      <w:b w:val="false"/>
+                      <w:bCs w:val="false"/>
+                      <w:sz w:val="21"/>
+                      <w:szCs w:val="21"/>
+                    </w:rPr>
+                    <w:t xml:space="preserve"/>
+                  </w:r>
+                </w:p>
+              </w:tc>
+            </w:tr>
+            <w:tr>
+              <w:trPr>
+                <w:cantSplit/>
+                <w:trHeight w:val="500" w:hRule="atLeast"/>
+              </w:trPr>
+              <w:tc>
+                <w:tcPr>
+                  <w:tcW w:type="dxa" w:w="7426"/>
+                  <w:tcBorders>
+                    <w:top w:val="single" w:color="B7C2D1" w:sz="4"/>
+                    <w:left w:val="single" w:color="B7C2D1" w:sz="4"/>
+                    <w:bottom w:val="single" w:color="B7C2D1" w:sz="4"/>
+                    <w:right w:val="single" w:color="B7C2D1" w:sz="4"/>
+                  </w:tcBorders>
+                  <w:shd w:fill="FFFFFF" w:color="auto" w:val="clear"/>
+                  <w:tcMar>
+                    <w:top w:type="dxa" w:w="80"/>
+                    <w:left w:type="dxa" w:w="120"/>
+                    <w:bottom w:type="dxa" w:w="80"/>
+                    <w:right w:type="dxa" w:w="120"/>
+                  </w:tcMar>
+                  <w:vAlign w:val="center"/>
+                </w:tcPr>
+                <w:p>
+                  <w:pPr>
+                    <w:spacing w:after="0" w:before="0"/>
+                  </w:pPr>
+                  <w:r>
+                    <w:rPr>
+                      <w:rFonts w:ascii="Arial" w:cs="Arial" w:eastAsia="Arial" w:hAnsi="Arial"/>
+                      <w:sz w:val="21"/>
+                      <w:szCs w:val="21"/>
+                    </w:rPr>
+                    <w:t xml:space="preserve">Which shops are on the route</w:t>
+                  </w:r>
+                </w:p>
+              </w:tc>
+              <w:tc>
+                <w:tcPr>
+                  <w:tcW w:type="dxa" w:w="2600"/>
+                  <w:tcBorders>
+                    <w:top w:val="single" w:color="B7C2D1" w:sz="4"/>
+                    <w:left w:val="single" w:color="B7C2D1" w:sz="4"/>
+                    <w:bottom w:val="single" w:color="B7C2D1" w:sz="4"/>
+                    <w:right w:val="single" w:color="B7C2D1" w:sz="4"/>
+                  </w:tcBorders>
+                  <w:shd w:fill="FFFFFF" w:color="auto" w:val="clear"/>
+                  <w:tcMar>
+                    <w:top w:type="dxa" w:w="80"/>
+                    <w:left w:type="dxa" w:w="120"/>
+                    <w:bottom w:type="dxa" w:w="80"/>
+                    <w:right w:type="dxa" w:w="120"/>
+                  </w:tcMar>
+                  <w:vAlign w:val="center"/>
+                </w:tcPr>
+                <w:p>
+                  <w:pPr>
+                    <w:spacing w:after="0" w:before="0"/>
+                  </w:pPr>
+                  <w:r>
+                    <w:rPr>
+                      <w:rFonts w:ascii="Arial" w:cs="Arial" w:eastAsia="Arial" w:hAnsi="Arial"/>
+                      <w:b w:val="false"/>
+                      <w:bCs w:val="false"/>
+                      <w:sz w:val="21"/>
+                      <w:szCs w:val="21"/>
+                    </w:rPr>
+                    <w:t xml:space="preserve"/>
                   </w:r>
                 </w:p>
               </w:tc>
             </w:tr>
           </w:tbl>
-          <w:p>
-            <w:pPr>
-              <w:keepNext/>
-              <w:spacing w:after="60" w:before="120"/>
-            </w:pPr>
-            <w:r>
-              <w:rPr>
-                <w:rFonts w:ascii="Arial" w:cs="Arial" w:eastAsia="Arial" w:hAnsi="Arial"/>
-                <w:b/>
-                <w:bCs/>
-                <w:sz w:val="21"/>
-                <w:szCs w:val="21"/>
-              </w:rPr>
-              <w:t>Why is abstraction useful here?</w:t>
-            </w:r>
-          </w:p>
-          <w:tbl>
-            <w:tblPr>
-              <w:tblW w:type="dxa" w:w="10026"/>
-              <w:tblBorders>
-                <w:top w:val="single" w:color="auto" w:sz="4"/>
-                <w:left w:val="single" w:color="auto" w:sz="4"/>
-                <w:bottom w:val="single" w:color="auto" w:sz="4"/>
-                <w:right w:val="single" w:color="auto" w:sz="4"/>
-                <w:insideH w:val="single" w:color="auto" w:sz="4"/>
-                <w:insideV w:val="single" w:color="auto" w:sz="4"/>
-              </w:tblBorders>
-            </w:tblPr>
-            <w:tblGrid>
-              <w:gridCol w:w="10026"/>
-            </w:tblGrid>
-            <w:tr>
-              <w:trPr>
-                <w:cantSplit/>
-                <w:trHeight w:val="460" w:hRule="atLeast"/>
-              </w:trPr>
-              <w:tc>
-                <w:tcPr>
-                  <w:tcW w:type="dxa" w:w="10026"/>
-                  <w:tcBorders>
-                    <w:top w:val="none" w:color="FFFFFF" w:sz="0"/>
-                    <w:left w:val="none" w:color="FFFFFF" w:sz="0"/>
-                    <w:bottom w:val="dotted" w:color="9AA8BC" w:sz="6"/>
-                    <w:right w:val="none" w:color="FFFFFF" w:sz="0"/>
-                  </w:tcBorders>
-                  <w:tcMar>
-                    <w:left w:type="dxa" w:w="0"/>
-                    <w:bottom w:type="dxa" w:w="20"/>
-                    <w:right w:type="dxa" w:w="0"/>
-                  </w:tcMar>
-                  <w:vAlign w:val="bottom"/>
-                </w:tcPr>
-                <w:p>
-                  <w:pPr>
-                    <w:spacing w:after="0" w:before="0"/>
-                  </w:pPr>
-                  <w:r>
-                    <w:rPr>
-                      <w:rFonts w:ascii="Arial" w:cs="Arial" w:eastAsia="Arial" w:hAnsi="Arial"/>
-                      <w:color w:val="5A6B85"/>
-                      <w:sz w:val="21"/>
-                      <w:szCs w:val="21"/>
-                    </w:rPr>
-                    <w:t xml:space="preserve"/>
-                  </w:r>
-                </w:p>
-              </w:tc>
-            </w:tr>
-          </w:tbl>
-          <w:p>
-            <w:pPr>
-              <w:spacing w:after="0" w:line="20" w:lineRule="exact"/>
-            </w:pPr>
-          </w:p>
+          <w:p/>
         </w:tc>
       </w:tr>
     </w:tbl>
     <w:p>
       <w:pPr>
-        <w:spacing w:after="140" w:before="0" w:line="40" w:lineRule="exact"/>
+        <w:spacing w:after="120" w:before="0"/>
       </w:pPr>
-      <w:r>
-        <w:rPr>
-          <w:sz w:val="4"/>
-        </w:rPr>
-      </w:r>
     </w:p>
     <w:tbl>
       <w:tblPr>
@@ -5133,7 +4697,7 @@
                 <w:sz w:val="32"/>
                 <w:szCs w:val="32"/>
               </w:rPr>
-              <w:t>______ / 22</w:t>
+              <w:t xml:space="preserve">______ / 30</w:t>
             </w:r>
           </w:p>
         </w:tc>
@@ -5141,13 +4705,8 @@
     </w:tbl>
     <w:p>
       <w:pPr>
-        <w:spacing w:after="140" w:before="0" w:line="40" w:lineRule="exact"/>
+        <w:spacing w:after="120" w:before="0"/>
       </w:pPr>
-      <w:r>
-        <w:rPr>
-          <w:sz w:val="4"/>
-        </w:rPr>
-      </w:r>
     </w:p>
     <w:tbl>
       <w:tblPr>
@@ -5206,7 +4765,7 @@
                 <w:sz w:val="26"/>
                 <w:szCs w:val="26"/>
               </w:rPr>
-              <w:t xml:space="preserve">Key question</w:t>
+              <w:t xml:space="preserve">Task: necessary and unnecessary</w:t>
             </w:r>
           </w:p>
           <w:p>
@@ -5217,12 +4776,13 @@
             <w:r>
               <w:rPr>
                 <w:rFonts w:ascii="Arial" w:cs="Arial" w:eastAsia="Arial" w:hAnsi="Arial"/>
-                <w:b/>
-                <w:bCs/>
+                <w:i/>
+                <w:iCs/>
+                <w:color w:val="5A6B85"/>
                 <w:sz w:val="21"/>
                 <w:szCs w:val="21"/>
               </w:rPr>
-              <w:t>Would a photograph always be more useful than a simple map?</w:t>
+              <w:t xml:space="preserve">For each system, list what its model keeps and what it can safely ignore.</w:t>
             </w:r>
           </w:p>
           <w:tbl>
@@ -5238,111 +4798,534 @@
               </w:tblBorders>
             </w:tblPr>
             <w:tblGrid>
-              <w:gridCol w:w="10026"/>
+              <w:gridCol w:w="900"/>
+              <w:gridCol w:w="4563"/>
+              <w:gridCol w:w="4563"/>
             </w:tblGrid>
             <w:tr>
               <w:trPr>
                 <w:cantSplit/>
-                <w:trHeight w:val="460" w:hRule="exact"/>
-              </w:trPr>
-              <w:tc>
-                <w:tcPr>
-                  <w:tcW w:type="dxa" w:w="10026"/>
-                  <w:tcBorders>
-                    <w:top w:val="none" w:color="FFFFFF" w:sz="0"/>
-                    <w:left w:val="none" w:color="FFFFFF" w:sz="0"/>
-                    <w:bottom w:val="dotted" w:color="9AA8BC" w:sz="6"/>
-                    <w:right w:val="none" w:color="FFFFFF" w:sz="0"/>
-                  </w:tcBorders>
-                  <w:tcMar>
-                    <w:left w:type="dxa" w:w="0"/>
-                    <w:bottom w:type="dxa" w:w="20"/>
-                    <w:right w:type="dxa" w:w="0"/>
-                  </w:tcMar>
-                  <w:vAlign w:val="bottom"/>
-                </w:tcPr>
-                <w:p>
-                  <w:pPr>
-                    <w:spacing w:after="0" w:before="0"/>
-                  </w:pPr>
-                  <w:r>
-                    <w:rPr>
-                      <w:rFonts w:ascii="Arial" w:cs="Arial" w:eastAsia="Arial" w:hAnsi="Arial"/>
-                      <w:color w:val="5A6B85"/>
-                      <w:sz w:val="21"/>
-                      <w:szCs w:val="21"/>
-                    </w:rPr>
-                    <w:t xml:space="preserve"/>
-                  </w:r>
-                </w:p>
-              </w:tc>
-            </w:tr>
-            <w:tr>
-              <w:trPr>
-                <w:cantSplit/>
-                <w:trHeight w:val="460" w:hRule="exact"/>
-              </w:trPr>
-              <w:tc>
-                <w:tcPr>
-                  <w:tcW w:type="dxa" w:w="10026"/>
-                  <w:tcBorders>
-                    <w:top w:val="none" w:color="FFFFFF" w:sz="0"/>
-                    <w:left w:val="none" w:color="FFFFFF" w:sz="0"/>
-                    <w:bottom w:val="dotted" w:color="9AA8BC" w:sz="6"/>
-                    <w:right w:val="none" w:color="FFFFFF" w:sz="0"/>
-                  </w:tcBorders>
-                  <w:tcMar>
-                    <w:left w:type="dxa" w:w="0"/>
-                    <w:bottom w:type="dxa" w:w="20"/>
-                    <w:right w:type="dxa" w:w="0"/>
-                  </w:tcMar>
-                  <w:vAlign w:val="bottom"/>
-                </w:tcPr>
-                <w:p>
-                  <w:pPr>
-                    <w:spacing w:after="0" w:before="0"/>
-                  </w:pPr>
-                  <w:r>
-                    <w:rPr>
-                      <w:rFonts w:ascii="Arial" w:cs="Arial" w:eastAsia="Arial" w:hAnsi="Arial"/>
-                      <w:color w:val="5A6B85"/>
-                      <w:sz w:val="21"/>
-                      <w:szCs w:val="21"/>
-                    </w:rPr>
-                    <w:t xml:space="preserve"/>
-                  </w:r>
-                </w:p>
-              </w:tc>
-            </w:tr>
-            <w:tr>
-              <w:trPr>
-                <w:cantSplit/>
-                <w:trHeight w:val="460" w:hRule="exact"/>
-              </w:trPr>
-              <w:tc>
-                <w:tcPr>
-                  <w:tcW w:type="dxa" w:w="10026"/>
-                  <w:tcBorders>
-                    <w:top w:val="none" w:color="FFFFFF" w:sz="0"/>
-                    <w:left w:val="none" w:color="FFFFFF" w:sz="0"/>
-                    <w:bottom w:val="dotted" w:color="9AA8BC" w:sz="6"/>
-                    <w:right w:val="none" w:color="FFFFFF" w:sz="0"/>
-                  </w:tcBorders>
-                  <w:tcMar>
-                    <w:left w:type="dxa" w:w="0"/>
-                    <w:bottom w:type="dxa" w:w="20"/>
-                    <w:right w:type="dxa" w:w="0"/>
-                  </w:tcMar>
-                  <w:vAlign w:val="bottom"/>
-                </w:tcPr>
-                <w:p>
-                  <w:pPr>
-                    <w:spacing w:after="0" w:before="0"/>
-                  </w:pPr>
-                  <w:r>
-                    <w:rPr>
-                      <w:rFonts w:ascii="Arial" w:cs="Arial" w:eastAsia="Arial" w:hAnsi="Arial"/>
-                      <w:color w:val="5A6B85"/>
+                <w:tblHeader/>
+              </w:trPr>
+              <w:tc>
+                <w:tcPr>
+                  <w:tcW w:type="dxa" w:w="900"/>
+                  <w:tcBorders>
+                    <w:top w:val="single" w:color="B7C2D1" w:sz="4"/>
+                    <w:left w:val="single" w:color="B7C2D1" w:sz="4"/>
+                    <w:bottom w:val="single" w:color="B7C2D1" w:sz="4"/>
+                    <w:right w:val="single" w:color="B7C2D1" w:sz="4"/>
+                  </w:tcBorders>
+                  <w:shd w:fill="E6ECF5" w:color="auto" w:val="clear"/>
+                  <w:tcMar>
+                    <w:top w:type="dxa" w:w="80"/>
+                    <w:left w:type="dxa" w:w="120"/>
+                    <w:bottom w:type="dxa" w:w="80"/>
+                    <w:right w:type="dxa" w:w="120"/>
+                  </w:tcMar>
+                  <w:vAlign w:val="center"/>
+                </w:tcPr>
+                <w:p>
+                  <w:pPr>
+                    <w:spacing w:after="0" w:before="0"/>
+                  </w:pPr>
+                  <w:r>
+                    <w:rPr>
+                      <w:rFonts w:ascii="Arial" w:cs="Arial" w:eastAsia="Arial" w:hAnsi="Arial"/>
+                      <w:b/>
+                      <w:bCs/>
+                      <w:sz w:val="20"/>
+                      <w:szCs w:val="20"/>
+                    </w:rPr>
+                    <w:t xml:space="preserve">System</w:t>
+                  </w:r>
+                </w:p>
+              </w:tc>
+              <w:tc>
+                <w:tcPr>
+                  <w:tcW w:type="dxa" w:w="4563"/>
+                  <w:tcBorders>
+                    <w:top w:val="single" w:color="B7C2D1" w:sz="4"/>
+                    <w:left w:val="single" w:color="B7C2D1" w:sz="4"/>
+                    <w:bottom w:val="single" w:color="B7C2D1" w:sz="4"/>
+                    <w:right w:val="single" w:color="B7C2D1" w:sz="4"/>
+                  </w:tcBorders>
+                  <w:shd w:fill="E6ECF5" w:color="auto" w:val="clear"/>
+                  <w:tcMar>
+                    <w:top w:type="dxa" w:w="80"/>
+                    <w:left w:type="dxa" w:w="120"/>
+                    <w:bottom w:type="dxa" w:w="80"/>
+                    <w:right w:type="dxa" w:w="120"/>
+                  </w:tcMar>
+                  <w:vAlign w:val="center"/>
+                </w:tcPr>
+                <w:p>
+                  <w:pPr>
+                    <w:spacing w:after="0" w:before="0"/>
+                  </w:pPr>
+                  <w:r>
+                    <w:rPr>
+                      <w:rFonts w:ascii="Arial" w:cs="Arial" w:eastAsia="Arial" w:hAnsi="Arial"/>
+                      <w:b/>
+                      <w:bCs/>
+                      <w:sz w:val="20"/>
+                      <w:szCs w:val="20"/>
+                    </w:rPr>
+                    <w:t xml:space="preserve">Necessary detail</w:t>
+                  </w:r>
+                </w:p>
+              </w:tc>
+              <w:tc>
+                <w:tcPr>
+                  <w:tcW w:type="dxa" w:w="4563"/>
+                  <w:tcBorders>
+                    <w:top w:val="single" w:color="B7C2D1" w:sz="4"/>
+                    <w:left w:val="single" w:color="B7C2D1" w:sz="4"/>
+                    <w:bottom w:val="single" w:color="B7C2D1" w:sz="4"/>
+                    <w:right w:val="single" w:color="B7C2D1" w:sz="4"/>
+                  </w:tcBorders>
+                  <w:shd w:fill="E6ECF5" w:color="auto" w:val="clear"/>
+                  <w:tcMar>
+                    <w:top w:type="dxa" w:w="80"/>
+                    <w:left w:type="dxa" w:w="120"/>
+                    <w:bottom w:type="dxa" w:w="80"/>
+                    <w:right w:type="dxa" w:w="120"/>
+                  </w:tcMar>
+                  <w:vAlign w:val="center"/>
+                </w:tcPr>
+                <w:p>
+                  <w:pPr>
+                    <w:spacing w:after="0" w:before="0"/>
+                  </w:pPr>
+                  <w:r>
+                    <w:rPr>
+                      <w:rFonts w:ascii="Arial" w:cs="Arial" w:eastAsia="Arial" w:hAnsi="Arial"/>
+                      <w:b/>
+                      <w:bCs/>
+                      <w:sz w:val="20"/>
+                      <w:szCs w:val="20"/>
+                    </w:rPr>
+                    <w:t xml:space="preserve">Unnecessary detail</w:t>
+                  </w:r>
+                </w:p>
+              </w:tc>
+            </w:tr>
+            <w:tr>
+              <w:trPr>
+                <w:cantSplit/>
+                <w:trHeight w:val="620" w:hRule="atLeast"/>
+              </w:trPr>
+              <w:tc>
+                <w:tcPr>
+                  <w:tcW w:type="dxa" w:w="900"/>
+                  <w:tcBorders>
+                    <w:top w:val="single" w:color="B7C2D1" w:sz="4"/>
+                    <w:left w:val="single" w:color="B7C2D1" w:sz="4"/>
+                    <w:bottom w:val="single" w:color="B7C2D1" w:sz="4"/>
+                    <w:right w:val="single" w:color="B7C2D1" w:sz="4"/>
+                  </w:tcBorders>
+                  <w:shd w:fill="FFFFFF" w:color="auto" w:val="clear"/>
+                  <w:tcMar>
+                    <w:top w:type="dxa" w:w="80"/>
+                    <w:left w:type="dxa" w:w="120"/>
+                    <w:bottom w:type="dxa" w:w="80"/>
+                    <w:right w:type="dxa" w:w="120"/>
+                  </w:tcMar>
+                  <w:vAlign w:val="center"/>
+                </w:tcPr>
+                <w:p>
+                  <w:pPr>
+                    <w:spacing w:after="0" w:before="0"/>
+                  </w:pPr>
+                  <w:r>
+                    <w:rPr>
+                      <w:rFonts w:ascii="Arial" w:cs="Arial" w:eastAsia="Arial" w:hAnsi="Arial"/>
+                      <w:sz w:val="21"/>
+                      <w:szCs w:val="21"/>
+                    </w:rPr>
+                    <w:t xml:space="preserve">A school register</w:t>
+                  </w:r>
+                </w:p>
+              </w:tc>
+              <w:tc>
+                <w:tcPr>
+                  <w:tcW w:type="dxa" w:w="4563"/>
+                  <w:tcBorders>
+                    <w:top w:val="single" w:color="B7C2D1" w:sz="4"/>
+                    <w:left w:val="single" w:color="B7C2D1" w:sz="4"/>
+                    <w:bottom w:val="single" w:color="B7C2D1" w:sz="4"/>
+                    <w:right w:val="single" w:color="B7C2D1" w:sz="4"/>
+                  </w:tcBorders>
+                  <w:shd w:fill="FFFFFF" w:color="auto" w:val="clear"/>
+                  <w:tcMar>
+                    <w:top w:type="dxa" w:w="80"/>
+                    <w:left w:type="dxa" w:w="120"/>
+                    <w:bottom w:type="dxa" w:w="80"/>
+                    <w:right w:type="dxa" w:w="120"/>
+                  </w:tcMar>
+                  <w:vAlign w:val="center"/>
+                </w:tcPr>
+                <w:p>
+                  <w:pPr>
+                    <w:spacing w:after="0" w:before="0"/>
+                  </w:pPr>
+                  <w:r>
+                    <w:rPr>
+                      <w:rFonts w:ascii="Arial" w:cs="Arial" w:eastAsia="Arial" w:hAnsi="Arial"/>
+                      <w:b w:val="false"/>
+                      <w:bCs w:val="false"/>
+                      <w:sz w:val="21"/>
+                      <w:szCs w:val="21"/>
+                    </w:rPr>
+                    <w:t xml:space="preserve"/>
+                  </w:r>
+                </w:p>
+              </w:tc>
+              <w:tc>
+                <w:tcPr>
+                  <w:tcW w:type="dxa" w:w="4563"/>
+                  <w:tcBorders>
+                    <w:top w:val="single" w:color="B7C2D1" w:sz="4"/>
+                    <w:left w:val="single" w:color="B7C2D1" w:sz="4"/>
+                    <w:bottom w:val="single" w:color="B7C2D1" w:sz="4"/>
+                    <w:right w:val="single" w:color="B7C2D1" w:sz="4"/>
+                  </w:tcBorders>
+                  <w:shd w:fill="FFFFFF" w:color="auto" w:val="clear"/>
+                  <w:tcMar>
+                    <w:top w:type="dxa" w:w="80"/>
+                    <w:left w:type="dxa" w:w="120"/>
+                    <w:bottom w:type="dxa" w:w="80"/>
+                    <w:right w:type="dxa" w:w="120"/>
+                  </w:tcMar>
+                  <w:vAlign w:val="center"/>
+                </w:tcPr>
+                <w:p>
+                  <w:pPr>
+                    <w:spacing w:after="0" w:before="0"/>
+                  </w:pPr>
+                  <w:r>
+                    <w:rPr>
+                      <w:rFonts w:ascii="Arial" w:cs="Arial" w:eastAsia="Arial" w:hAnsi="Arial"/>
+                      <w:b w:val="false"/>
+                      <w:bCs w:val="false"/>
+                      <w:sz w:val="21"/>
+                      <w:szCs w:val="21"/>
+                    </w:rPr>
+                    <w:t xml:space="preserve"/>
+                  </w:r>
+                </w:p>
+              </w:tc>
+            </w:tr>
+            <w:tr>
+              <w:trPr>
+                <w:cantSplit/>
+                <w:trHeight w:val="620" w:hRule="atLeast"/>
+              </w:trPr>
+              <w:tc>
+                <w:tcPr>
+                  <w:tcW w:type="dxa" w:w="900"/>
+                  <w:tcBorders>
+                    <w:top w:val="single" w:color="B7C2D1" w:sz="4"/>
+                    <w:left w:val="single" w:color="B7C2D1" w:sz="4"/>
+                    <w:bottom w:val="single" w:color="B7C2D1" w:sz="4"/>
+                    <w:right w:val="single" w:color="B7C2D1" w:sz="4"/>
+                  </w:tcBorders>
+                  <w:shd w:fill="FFFFFF" w:color="auto" w:val="clear"/>
+                  <w:tcMar>
+                    <w:top w:type="dxa" w:w="80"/>
+                    <w:left w:type="dxa" w:w="120"/>
+                    <w:bottom w:type="dxa" w:w="80"/>
+                    <w:right w:type="dxa" w:w="120"/>
+                  </w:tcMar>
+                  <w:vAlign w:val="center"/>
+                </w:tcPr>
+                <w:p>
+                  <w:pPr>
+                    <w:spacing w:after="0" w:before="0"/>
+                  </w:pPr>
+                  <w:r>
+                    <w:rPr>
+                      <w:rFonts w:ascii="Arial" w:cs="Arial" w:eastAsia="Arial" w:hAnsi="Arial"/>
+                      <w:sz w:val="21"/>
+                      <w:szCs w:val="21"/>
+                    </w:rPr>
+                    <w:t xml:space="preserve">A satnav</w:t>
+                  </w:r>
+                </w:p>
+              </w:tc>
+              <w:tc>
+                <w:tcPr>
+                  <w:tcW w:type="dxa" w:w="4563"/>
+                  <w:tcBorders>
+                    <w:top w:val="single" w:color="B7C2D1" w:sz="4"/>
+                    <w:left w:val="single" w:color="B7C2D1" w:sz="4"/>
+                    <w:bottom w:val="single" w:color="B7C2D1" w:sz="4"/>
+                    <w:right w:val="single" w:color="B7C2D1" w:sz="4"/>
+                  </w:tcBorders>
+                  <w:shd w:fill="FFFFFF" w:color="auto" w:val="clear"/>
+                  <w:tcMar>
+                    <w:top w:type="dxa" w:w="80"/>
+                    <w:left w:type="dxa" w:w="120"/>
+                    <w:bottom w:type="dxa" w:w="80"/>
+                    <w:right w:type="dxa" w:w="120"/>
+                  </w:tcMar>
+                  <w:vAlign w:val="center"/>
+                </w:tcPr>
+                <w:p>
+                  <w:pPr>
+                    <w:spacing w:after="0" w:before="0"/>
+                  </w:pPr>
+                  <w:r>
+                    <w:rPr>
+                      <w:rFonts w:ascii="Arial" w:cs="Arial" w:eastAsia="Arial" w:hAnsi="Arial"/>
+                      <w:b w:val="false"/>
+                      <w:bCs w:val="false"/>
+                      <w:sz w:val="21"/>
+                      <w:szCs w:val="21"/>
+                    </w:rPr>
+                    <w:t xml:space="preserve"/>
+                  </w:r>
+                </w:p>
+              </w:tc>
+              <w:tc>
+                <w:tcPr>
+                  <w:tcW w:type="dxa" w:w="4563"/>
+                  <w:tcBorders>
+                    <w:top w:val="single" w:color="B7C2D1" w:sz="4"/>
+                    <w:left w:val="single" w:color="B7C2D1" w:sz="4"/>
+                    <w:bottom w:val="single" w:color="B7C2D1" w:sz="4"/>
+                    <w:right w:val="single" w:color="B7C2D1" w:sz="4"/>
+                  </w:tcBorders>
+                  <w:shd w:fill="FFFFFF" w:color="auto" w:val="clear"/>
+                  <w:tcMar>
+                    <w:top w:type="dxa" w:w="80"/>
+                    <w:left w:type="dxa" w:w="120"/>
+                    <w:bottom w:type="dxa" w:w="80"/>
+                    <w:right w:type="dxa" w:w="120"/>
+                  </w:tcMar>
+                  <w:vAlign w:val="center"/>
+                </w:tcPr>
+                <w:p>
+                  <w:pPr>
+                    <w:spacing w:after="0" w:before="0"/>
+                  </w:pPr>
+                  <w:r>
+                    <w:rPr>
+                      <w:rFonts w:ascii="Arial" w:cs="Arial" w:eastAsia="Arial" w:hAnsi="Arial"/>
+                      <w:b w:val="false"/>
+                      <w:bCs w:val="false"/>
+                      <w:sz w:val="21"/>
+                      <w:szCs w:val="21"/>
+                    </w:rPr>
+                    <w:t xml:space="preserve"/>
+                  </w:r>
+                </w:p>
+              </w:tc>
+            </w:tr>
+            <w:tr>
+              <w:trPr>
+                <w:cantSplit/>
+                <w:trHeight w:val="620" w:hRule="atLeast"/>
+              </w:trPr>
+              <w:tc>
+                <w:tcPr>
+                  <w:tcW w:type="dxa" w:w="900"/>
+                  <w:tcBorders>
+                    <w:top w:val="single" w:color="B7C2D1" w:sz="4"/>
+                    <w:left w:val="single" w:color="B7C2D1" w:sz="4"/>
+                    <w:bottom w:val="single" w:color="B7C2D1" w:sz="4"/>
+                    <w:right w:val="single" w:color="B7C2D1" w:sz="4"/>
+                  </w:tcBorders>
+                  <w:shd w:fill="FFFFFF" w:color="auto" w:val="clear"/>
+                  <w:tcMar>
+                    <w:top w:type="dxa" w:w="80"/>
+                    <w:left w:type="dxa" w:w="120"/>
+                    <w:bottom w:type="dxa" w:w="80"/>
+                    <w:right w:type="dxa" w:w="120"/>
+                  </w:tcMar>
+                  <w:vAlign w:val="center"/>
+                </w:tcPr>
+                <w:p>
+                  <w:pPr>
+                    <w:spacing w:after="0" w:before="0"/>
+                  </w:pPr>
+                  <w:r>
+                    <w:rPr>
+                      <w:rFonts w:ascii="Arial" w:cs="Arial" w:eastAsia="Arial" w:hAnsi="Arial"/>
+                      <w:sz w:val="21"/>
+                      <w:szCs w:val="21"/>
+                    </w:rPr>
+                    <w:t xml:space="preserve">A weather forecast</w:t>
+                  </w:r>
+                </w:p>
+              </w:tc>
+              <w:tc>
+                <w:tcPr>
+                  <w:tcW w:type="dxa" w:w="4563"/>
+                  <w:tcBorders>
+                    <w:top w:val="single" w:color="B7C2D1" w:sz="4"/>
+                    <w:left w:val="single" w:color="B7C2D1" w:sz="4"/>
+                    <w:bottom w:val="single" w:color="B7C2D1" w:sz="4"/>
+                    <w:right w:val="single" w:color="B7C2D1" w:sz="4"/>
+                  </w:tcBorders>
+                  <w:shd w:fill="FFFFFF" w:color="auto" w:val="clear"/>
+                  <w:tcMar>
+                    <w:top w:type="dxa" w:w="80"/>
+                    <w:left w:type="dxa" w:w="120"/>
+                    <w:bottom w:type="dxa" w:w="80"/>
+                    <w:right w:type="dxa" w:w="120"/>
+                  </w:tcMar>
+                  <w:vAlign w:val="center"/>
+                </w:tcPr>
+                <w:p>
+                  <w:pPr>
+                    <w:spacing w:after="0" w:before="0"/>
+                  </w:pPr>
+                  <w:r>
+                    <w:rPr>
+                      <w:rFonts w:ascii="Arial" w:cs="Arial" w:eastAsia="Arial" w:hAnsi="Arial"/>
+                      <w:b w:val="false"/>
+                      <w:bCs w:val="false"/>
+                      <w:sz w:val="21"/>
+                      <w:szCs w:val="21"/>
+                    </w:rPr>
+                    <w:t xml:space="preserve"/>
+                  </w:r>
+                </w:p>
+              </w:tc>
+              <w:tc>
+                <w:tcPr>
+                  <w:tcW w:type="dxa" w:w="4563"/>
+                  <w:tcBorders>
+                    <w:top w:val="single" w:color="B7C2D1" w:sz="4"/>
+                    <w:left w:val="single" w:color="B7C2D1" w:sz="4"/>
+                    <w:bottom w:val="single" w:color="B7C2D1" w:sz="4"/>
+                    <w:right w:val="single" w:color="B7C2D1" w:sz="4"/>
+                  </w:tcBorders>
+                  <w:shd w:fill="FFFFFF" w:color="auto" w:val="clear"/>
+                  <w:tcMar>
+                    <w:top w:type="dxa" w:w="80"/>
+                    <w:left w:type="dxa" w:w="120"/>
+                    <w:bottom w:type="dxa" w:w="80"/>
+                    <w:right w:type="dxa" w:w="120"/>
+                  </w:tcMar>
+                  <w:vAlign w:val="center"/>
+                </w:tcPr>
+                <w:p>
+                  <w:pPr>
+                    <w:spacing w:after="0" w:before="0"/>
+                  </w:pPr>
+                  <w:r>
+                    <w:rPr>
+                      <w:rFonts w:ascii="Arial" w:cs="Arial" w:eastAsia="Arial" w:hAnsi="Arial"/>
+                      <w:b w:val="false"/>
+                      <w:bCs w:val="false"/>
+                      <w:sz w:val="21"/>
+                      <w:szCs w:val="21"/>
+                    </w:rPr>
+                    <w:t xml:space="preserve"/>
+                  </w:r>
+                </w:p>
+              </w:tc>
+            </w:tr>
+            <w:tr>
+              <w:trPr>
+                <w:cantSplit/>
+                <w:trHeight w:val="620" w:hRule="atLeast"/>
+              </w:trPr>
+              <w:tc>
+                <w:tcPr>
+                  <w:tcW w:type="dxa" w:w="900"/>
+                  <w:tcBorders>
+                    <w:top w:val="single" w:color="B7C2D1" w:sz="4"/>
+                    <w:left w:val="single" w:color="B7C2D1" w:sz="4"/>
+                    <w:bottom w:val="single" w:color="B7C2D1" w:sz="4"/>
+                    <w:right w:val="single" w:color="B7C2D1" w:sz="4"/>
+                  </w:tcBorders>
+                  <w:shd w:fill="FFFFFF" w:color="auto" w:val="clear"/>
+                  <w:tcMar>
+                    <w:top w:type="dxa" w:w="80"/>
+                    <w:left w:type="dxa" w:w="120"/>
+                    <w:bottom w:type="dxa" w:w="80"/>
+                    <w:right w:type="dxa" w:w="120"/>
+                  </w:tcMar>
+                  <w:vAlign w:val="center"/>
+                </w:tcPr>
+                <w:p>
+                  <w:pPr>
+                    <w:spacing w:after="0" w:before="0"/>
+                  </w:pPr>
+                  <w:r>
+                    <w:rPr>
+                      <w:rFonts w:ascii="Arial" w:cs="Arial" w:eastAsia="Arial" w:hAnsi="Arial"/>
+                      <w:sz w:val="21"/>
+                      <w:szCs w:val="21"/>
+                    </w:rPr>
+                    <w:t xml:space="preserve">A cycle hire app</w:t>
+                  </w:r>
+                </w:p>
+              </w:tc>
+              <w:tc>
+                <w:tcPr>
+                  <w:tcW w:type="dxa" w:w="4563"/>
+                  <w:tcBorders>
+                    <w:top w:val="single" w:color="B7C2D1" w:sz="4"/>
+                    <w:left w:val="single" w:color="B7C2D1" w:sz="4"/>
+                    <w:bottom w:val="single" w:color="B7C2D1" w:sz="4"/>
+                    <w:right w:val="single" w:color="B7C2D1" w:sz="4"/>
+                  </w:tcBorders>
+                  <w:shd w:fill="FFFFFF" w:color="auto" w:val="clear"/>
+                  <w:tcMar>
+                    <w:top w:type="dxa" w:w="80"/>
+                    <w:left w:type="dxa" w:w="120"/>
+                    <w:bottom w:type="dxa" w:w="80"/>
+                    <w:right w:type="dxa" w:w="120"/>
+                  </w:tcMar>
+                  <w:vAlign w:val="center"/>
+                </w:tcPr>
+                <w:p>
+                  <w:pPr>
+                    <w:spacing w:after="0" w:before="0"/>
+                  </w:pPr>
+                  <w:r>
+                    <w:rPr>
+                      <w:rFonts w:ascii="Arial" w:cs="Arial" w:eastAsia="Arial" w:hAnsi="Arial"/>
+                      <w:b w:val="false"/>
+                      <w:bCs w:val="false"/>
+                      <w:sz w:val="21"/>
+                      <w:szCs w:val="21"/>
+                    </w:rPr>
+                    <w:t xml:space="preserve"/>
+                  </w:r>
+                </w:p>
+              </w:tc>
+              <w:tc>
+                <w:tcPr>
+                  <w:tcW w:type="dxa" w:w="4563"/>
+                  <w:tcBorders>
+                    <w:top w:val="single" w:color="B7C2D1" w:sz="4"/>
+                    <w:left w:val="single" w:color="B7C2D1" w:sz="4"/>
+                    <w:bottom w:val="single" w:color="B7C2D1" w:sz="4"/>
+                    <w:right w:val="single" w:color="B7C2D1" w:sz="4"/>
+                  </w:tcBorders>
+                  <w:shd w:fill="FFFFFF" w:color="auto" w:val="clear"/>
+                  <w:tcMar>
+                    <w:top w:type="dxa" w:w="80"/>
+                    <w:left w:type="dxa" w:w="120"/>
+                    <w:bottom w:type="dxa" w:w="80"/>
+                    <w:right w:type="dxa" w:w="120"/>
+                  </w:tcMar>
+                  <w:vAlign w:val="center"/>
+                </w:tcPr>
+                <w:p>
+                  <w:pPr>
+                    <w:spacing w:after="0" w:before="0"/>
+                  </w:pPr>
+                  <w:r>
+                    <w:rPr>
+                      <w:rFonts w:ascii="Arial" w:cs="Arial" w:eastAsia="Arial" w:hAnsi="Arial"/>
+                      <w:b w:val="false"/>
+                      <w:bCs w:val="false"/>
                       <w:sz w:val="21"/>
                       <w:szCs w:val="21"/>
                     </w:rPr>
@@ -5358,13 +5341,8 @@
     </w:tbl>
     <w:p>
       <w:pPr>
-        <w:spacing w:after="140" w:before="0" w:line="40" w:lineRule="exact"/>
+        <w:spacing w:after="120" w:before="0"/>
       </w:pPr>
-      <w:r>
-        <w:rPr>
-          <w:sz w:val="4"/>
-        </w:rPr>
-      </w:r>
     </w:p>
     <w:tbl>
       <w:tblPr>
@@ -5412,7 +5390,7 @@
                 <w:sz w:val="26"/>
                 <w:szCs w:val="26"/>
               </w:rPr>
-              <w:t>Review and improve</w:t>
+              <w:t xml:space="preserve"/>
             </w:r>
             <w:r>
               <w:rPr>
@@ -5423,6 +5401,7 @@
                 <w:sz w:val="26"/>
                 <w:szCs w:val="26"/>
               </w:rPr>
+              <w:t xml:space="preserve">Key question</w:t>
             </w:r>
           </w:p>
           <w:p>
@@ -5438,7 +5417,7 @@
                 <w:sz w:val="21"/>
                 <w:szCs w:val="21"/>
               </w:rPr>
-              <w:t>Use review mode. Explain one correction and why the correct answer fits.</w:t>
+              <w:t xml:space="preserve">What is abstraction, and why is it needed?</w:t>
             </w:r>
           </w:p>
           <w:tbl>
@@ -5573,9 +5552,9 @@
       </w:tr>
     </w:tbl>
     <w:p>
-      <w:r>
-        <w:br w:type="page"/>
-      </w:r>
+      <w:pPr>
+        <w:spacing w:after="120" w:before="0"/>
+      </w:pPr>
     </w:p>
     <w:tbl>
       <w:tblPr>
@@ -5623,7 +5602,7 @@
                 <w:sz w:val="26"/>
                 <w:szCs w:val="26"/>
               </w:rPr>
-              <w:t>Exam practice</w:t>
+              <w:t xml:space="preserve"/>
             </w:r>
             <w:r>
               <w:rPr>
@@ -5634,6 +5613,7 @@
                 <w:sz w:val="26"/>
                 <w:szCs w:val="26"/>
               </w:rPr>
+              <w:t xml:space="preserve">Exam practice</w:t>
             </w:r>
           </w:p>
           <w:p>
@@ -5650,7 +5630,7 @@
                 <w:sz w:val="21"/>
                 <w:szCs w:val="21"/>
               </w:rPr>
-              <w:t>Near the end of the lesson, close the experience and answer from memory.</w:t>
+              <w:t xml:space="preserve">Take the headset off, or close the page, and answer from memory.</w:t>
             </w:r>
           </w:p>
           <w:p>
@@ -5666,7 +5646,7 @@
                 <w:sz w:val="21"/>
                 <w:szCs w:val="21"/>
               </w:rPr>
-              <w:t>a)  Define abstraction. [2]</w:t>
+              <w:t xml:space="preserve">a)  State what is meant by abstraction.  </w:t>
             </w:r>
             <w:r>
               <w:rPr>
@@ -5675,6 +5655,7 @@
                 <w:sz w:val="21"/>
                 <w:szCs w:val="21"/>
               </w:rPr>
+              <w:t xml:space="preserve">[2]</w:t>
             </w:r>
           </w:p>
           <w:tbl>
@@ -5695,7 +5676,7 @@
             <w:tr>
               <w:trPr>
                 <w:cantSplit/>
-                <w:trHeight w:val="460" w:hRule="atLeast"/>
+                <w:trHeight w:val="460" w:hRule="exact"/>
               </w:trPr>
               <w:tc>
                 <w:tcPr>
@@ -5732,44 +5713,7 @@
             <w:tr>
               <w:trPr>
                 <w:cantSplit/>
-                <w:trHeight w:val="460" w:hRule="atLeast"/>
-              </w:trPr>
-              <w:tc>
-                <w:tcPr>
-                  <w:tcW w:type="dxa" w:w="10026"/>
-                  <w:tcBorders>
-                    <w:top w:val="none" w:color="FFFFFF" w:sz="0"/>
-                    <w:left w:val="none" w:color="FFFFFF" w:sz="0"/>
-                    <w:bottom w:val="dotted" w:color="9AA8BC" w:sz="6"/>
-                    <w:right w:val="none" w:color="FFFFFF" w:sz="0"/>
-                  </w:tcBorders>
-                  <w:tcMar>
-                    <w:left w:type="dxa" w:w="0"/>
-                    <w:bottom w:type="dxa" w:w="20"/>
-                    <w:right w:type="dxa" w:w="0"/>
-                  </w:tcMar>
-                  <w:vAlign w:val="bottom"/>
-                </w:tcPr>
-                <w:p>
-                  <w:pPr>
-                    <w:spacing w:after="0" w:before="0"/>
-                  </w:pPr>
-                  <w:r>
-                    <w:rPr>
-                      <w:rFonts w:ascii="Arial" w:cs="Arial" w:eastAsia="Arial" w:hAnsi="Arial"/>
-                      <w:color w:val="5A6B85"/>
-                      <w:sz w:val="21"/>
-                      <w:szCs w:val="21"/>
-                    </w:rPr>
-                    <w:t xml:space="preserve"/>
-                  </w:r>
-                </w:p>
-              </w:tc>
-            </w:tr>
-            <w:tr>
-              <w:trPr>
-                <w:cantSplit/>
-                <w:trHeight w:val="460" w:hRule="atLeast"/>
+                <w:trHeight w:val="460" w:hRule="exact"/>
               </w:trPr>
               <w:tc>
                 <w:tcPr>
@@ -5817,7 +5761,7 @@
                 <w:sz w:val="21"/>
                 <w:szCs w:val="21"/>
               </w:rPr>
-              <w:t>b)  A delivery map omits the colour of each house. Explain why this is appropriate. [2]</w:t>
+              <w:t xml:space="preserve">b)  Give two examples of abstraction in a computer system.  </w:t>
             </w:r>
             <w:r>
               <w:rPr>
@@ -5826,6 +5770,7 @@
                 <w:sz w:val="21"/>
                 <w:szCs w:val="21"/>
               </w:rPr>
+              <w:t xml:space="preserve">[2]</w:t>
             </w:r>
           </w:p>
           <w:tbl>
@@ -5846,7 +5791,7 @@
             <w:tr>
               <w:trPr>
                 <w:cantSplit/>
-                <w:trHeight w:val="460" w:hRule="atLeast"/>
+                <w:trHeight w:val="460" w:hRule="exact"/>
               </w:trPr>
               <w:tc>
                 <w:tcPr>
@@ -5883,44 +5828,7 @@
             <w:tr>
               <w:trPr>
                 <w:cantSplit/>
-                <w:trHeight w:val="460" w:hRule="atLeast"/>
-              </w:trPr>
-              <w:tc>
-                <w:tcPr>
-                  <w:tcW w:type="dxa" w:w="10026"/>
-                  <w:tcBorders>
-                    <w:top w:val="none" w:color="FFFFFF" w:sz="0"/>
-                    <w:left w:val="none" w:color="FFFFFF" w:sz="0"/>
-                    <w:bottom w:val="dotted" w:color="9AA8BC" w:sz="6"/>
-                    <w:right w:val="none" w:color="FFFFFF" w:sz="0"/>
-                  </w:tcBorders>
-                  <w:tcMar>
-                    <w:left w:type="dxa" w:w="0"/>
-                    <w:bottom w:type="dxa" w:w="20"/>
-                    <w:right w:type="dxa" w:w="0"/>
-                  </w:tcMar>
-                  <w:vAlign w:val="bottom"/>
-                </w:tcPr>
-                <w:p>
-                  <w:pPr>
-                    <w:spacing w:after="0" w:before="0"/>
-                  </w:pPr>
-                  <w:r>
-                    <w:rPr>
-                      <w:rFonts w:ascii="Arial" w:cs="Arial" w:eastAsia="Arial" w:hAnsi="Arial"/>
-                      <w:color w:val="5A6B85"/>
-                      <w:sz w:val="21"/>
-                      <w:szCs w:val="21"/>
-                    </w:rPr>
-                    <w:t xml:space="preserve"/>
-                  </w:r>
-                </w:p>
-              </w:tc>
-            </w:tr>
-            <w:tr>
-              <w:trPr>
-                <w:cantSplit/>
-                <w:trHeight w:val="460" w:hRule="atLeast"/>
+                <w:trHeight w:val="460" w:hRule="exact"/>
               </w:trPr>
               <w:tc>
                 <w:tcPr>
@@ -5968,7 +5876,7 @@
                 <w:sz w:val="21"/>
                 <w:szCs w:val="21"/>
               </w:rPr>
-              <w:t>c)  Give one detail that a loan system should retain and justify it. [2]</w:t>
+              <w:t xml:space="preserve">c)  A company is writing a program to plan delivery routes. Explain how abstraction would be used, giving examples of detail kept and removed.  </w:t>
             </w:r>
             <w:r>
               <w:rPr>
@@ -5977,6 +5885,7 @@
                 <w:sz w:val="21"/>
                 <w:szCs w:val="21"/>
               </w:rPr>
+              <w:t xml:space="preserve">[6]</w:t>
             </w:r>
           </w:p>
           <w:tbl>
@@ -5997,7 +5906,7 @@
             <w:tr>
               <w:trPr>
                 <w:cantSplit/>
-                <w:trHeight w:val="460" w:hRule="atLeast"/>
+                <w:trHeight w:val="460" w:hRule="exact"/>
               </w:trPr>
               <w:tc>
                 <w:tcPr>
@@ -6034,7 +5943,7 @@
             <w:tr>
               <w:trPr>
                 <w:cantSplit/>
-                <w:trHeight w:val="460" w:hRule="atLeast"/>
+                <w:trHeight w:val="460" w:hRule="exact"/>
               </w:trPr>
               <w:tc>
                 <w:tcPr>
@@ -6071,7 +5980,7 @@
             <w:tr>
               <w:trPr>
                 <w:cantSplit/>
-                <w:trHeight w:val="460" w:hRule="atLeast"/>
+                <w:trHeight w:val="460" w:hRule="exact"/>
               </w:trPr>
               <w:tc>
                 <w:tcPr>
@@ -6105,24 +6014,126 @@
                 </w:p>
               </w:tc>
             </w:tr>
+            <w:tr>
+              <w:trPr>
+                <w:cantSplit/>
+                <w:trHeight w:val="460" w:hRule="exact"/>
+              </w:trPr>
+              <w:tc>
+                <w:tcPr>
+                  <w:tcW w:type="dxa" w:w="10026"/>
+                  <w:tcBorders>
+                    <w:top w:val="none" w:color="FFFFFF" w:sz="0"/>
+                    <w:left w:val="none" w:color="FFFFFF" w:sz="0"/>
+                    <w:bottom w:val="dotted" w:color="9AA8BC" w:sz="6"/>
+                    <w:right w:val="none" w:color="FFFFFF" w:sz="0"/>
+                  </w:tcBorders>
+                  <w:tcMar>
+                    <w:left w:type="dxa" w:w="0"/>
+                    <w:bottom w:type="dxa" w:w="20"/>
+                    <w:right w:type="dxa" w:w="0"/>
+                  </w:tcMar>
+                  <w:vAlign w:val="bottom"/>
+                </w:tcPr>
+                <w:p>
+                  <w:pPr>
+                    <w:spacing w:after="0" w:before="0"/>
+                  </w:pPr>
+                  <w:r>
+                    <w:rPr>
+                      <w:rFonts w:ascii="Arial" w:cs="Arial" w:eastAsia="Arial" w:hAnsi="Arial"/>
+                      <w:color w:val="5A6B85"/>
+                      <w:sz w:val="21"/>
+                      <w:szCs w:val="21"/>
+                    </w:rPr>
+                    <w:t xml:space="preserve"/>
+                  </w:r>
+                </w:p>
+              </w:tc>
+            </w:tr>
+            <w:tr>
+              <w:trPr>
+                <w:cantSplit/>
+                <w:trHeight w:val="460" w:hRule="exact"/>
+              </w:trPr>
+              <w:tc>
+                <w:tcPr>
+                  <w:tcW w:type="dxa" w:w="10026"/>
+                  <w:tcBorders>
+                    <w:top w:val="none" w:color="FFFFFF" w:sz="0"/>
+                    <w:left w:val="none" w:color="FFFFFF" w:sz="0"/>
+                    <w:bottom w:val="dotted" w:color="9AA8BC" w:sz="6"/>
+                    <w:right w:val="none" w:color="FFFFFF" w:sz="0"/>
+                  </w:tcBorders>
+                  <w:tcMar>
+                    <w:left w:type="dxa" w:w="0"/>
+                    <w:bottom w:type="dxa" w:w="20"/>
+                    <w:right w:type="dxa" w:w="0"/>
+                  </w:tcMar>
+                  <w:vAlign w:val="bottom"/>
+                </w:tcPr>
+                <w:p>
+                  <w:pPr>
+                    <w:spacing w:after="0" w:before="0"/>
+                  </w:pPr>
+                  <w:r>
+                    <w:rPr>
+                      <w:rFonts w:ascii="Arial" w:cs="Arial" w:eastAsia="Arial" w:hAnsi="Arial"/>
+                      <w:color w:val="5A6B85"/>
+                      <w:sz w:val="21"/>
+                      <w:szCs w:val="21"/>
+                    </w:rPr>
+                    <w:t xml:space="preserve"/>
+                  </w:r>
+                </w:p>
+              </w:tc>
+            </w:tr>
+            <w:tr>
+              <w:trPr>
+                <w:cantSplit/>
+                <w:trHeight w:val="460" w:hRule="exact"/>
+              </w:trPr>
+              <w:tc>
+                <w:tcPr>
+                  <w:tcW w:type="dxa" w:w="10026"/>
+                  <w:tcBorders>
+                    <w:top w:val="none" w:color="FFFFFF" w:sz="0"/>
+                    <w:left w:val="none" w:color="FFFFFF" w:sz="0"/>
+                    <w:bottom w:val="dotted" w:color="9AA8BC" w:sz="6"/>
+                    <w:right w:val="none" w:color="FFFFFF" w:sz="0"/>
+                  </w:tcBorders>
+                  <w:tcMar>
+                    <w:left w:type="dxa" w:w="0"/>
+                    <w:bottom w:type="dxa" w:w="20"/>
+                    <w:right w:type="dxa" w:w="0"/>
+                  </w:tcMar>
+                  <w:vAlign w:val="bottom"/>
+                </w:tcPr>
+                <w:p>
+                  <w:pPr>
+                    <w:spacing w:after="0" w:before="0"/>
+                  </w:pPr>
+                  <w:r>
+                    <w:rPr>
+                      <w:rFonts w:ascii="Arial" w:cs="Arial" w:eastAsia="Arial" w:hAnsi="Arial"/>
+                      <w:color w:val="5A6B85"/>
+                      <w:sz w:val="21"/>
+                      <w:szCs w:val="21"/>
+                    </w:rPr>
+                    <w:t xml:space="preserve"/>
+                  </w:r>
+                </w:p>
+              </w:tc>
+            </w:tr>
           </w:tbl>
-          <w:p>
-            <w:pPr>
-              <w:spacing w:after="0" w:line="20" w:lineRule="exact"/>
-            </w:pPr>
-          </w:p>
+          <w:p/>
         </w:tc>
       </w:tr>
     </w:tbl>
     <w:p>
       <w:pPr>
-        <w:spacing w:after="140" w:before="0" w:line="40" w:lineRule="exact"/>
+        <w:spacing w:after="120" w:before="0"/>
       </w:pPr>
-      <w:r>
-        <w:rPr>
-          <w:sz w:val="4"/>
-        </w:rPr>
-      </w:r>
     </w:p>
     <w:tbl>
       <w:tblPr>
@@ -6170,7 +6181,7 @@
                 <w:sz w:val="26"/>
                 <w:szCs w:val="26"/>
               </w:rPr>
-              <w:t>How confident am I?</w:t>
+              <w:t xml:space="preserve"/>
             </w:r>
             <w:r>
               <w:rPr>
@@ -6181,6 +6192,7 @@
                 <w:sz w:val="26"/>
                 <w:szCs w:val="26"/>
               </w:rPr>
+              <w:t xml:space="preserve">How confident am I?</w:t>
             </w:r>
           </w:p>
           <w:tbl>
@@ -6196,10 +6208,10 @@
               </w:tblBorders>
             </w:tblPr>
             <w:tblGrid>
-              <w:gridCol w:w="4850"/>
-              <w:gridCol w:w="1500"/>
-              <w:gridCol w:w="1900"/>
-              <w:gridCol w:w="1776"/>
+              <w:gridCol w:w="4826"/>
+              <w:gridCol w:w="1600"/>
+              <w:gridCol w:w="1600"/>
+              <w:gridCol w:w="2000"/>
             </w:tblGrid>
             <w:tr>
               <w:trPr>
@@ -6208,7 +6220,7 @@
               </w:trPr>
               <w:tc>
                 <w:tcPr>
-                  <w:tcW w:type="dxa" w:w="4850"/>
+                  <w:tcW w:type="dxa" w:w="4826"/>
                   <w:tcBorders>
                     <w:top w:val="single" w:color="B7C2D1" w:sz="4"/>
                     <w:left w:val="single" w:color="B7C2D1" w:sz="4"/>
@@ -6236,13 +6248,13 @@
                       <w:sz w:val="20"/>
                       <w:szCs w:val="20"/>
                     </w:rPr>
-                    <w:t>Objective</w:t>
-                  </w:r>
-                </w:p>
-              </w:tc>
-              <w:tc>
-                <w:tcPr>
-                  <w:tcW w:type="dxa" w:w="1500"/>
+                    <w:t xml:space="preserve">Objective</w:t>
+                  </w:r>
+                </w:p>
+              </w:tc>
+              <w:tc>
+                <w:tcPr>
+                  <w:tcW w:type="dxa" w:w="1600"/>
                   <w:tcBorders>
                     <w:top w:val="single" w:color="B7C2D1" w:sz="4"/>
                     <w:left w:val="single" w:color="B7C2D1" w:sz="4"/>
@@ -6270,13 +6282,13 @@
                       <w:sz w:val="20"/>
                       <w:szCs w:val="20"/>
                     </w:rPr>
-                    <w:t>Not yet</w:t>
-                  </w:r>
-                </w:p>
-              </w:tc>
-              <w:tc>
-                <w:tcPr>
-                  <w:tcW w:type="dxa" w:w="1900"/>
+                    <w:t xml:space="preserve">Not yet</w:t>
+                  </w:r>
+                </w:p>
+              </w:tc>
+              <w:tc>
+                <w:tcPr>
+                  <w:tcW w:type="dxa" w:w="1600"/>
                   <w:tcBorders>
                     <w:top w:val="single" w:color="B7C2D1" w:sz="4"/>
                     <w:left w:val="single" w:color="B7C2D1" w:sz="4"/>
@@ -6304,13 +6316,13 @@
                       <w:sz w:val="20"/>
                       <w:szCs w:val="20"/>
                     </w:rPr>
-                    <w:t>Getting there</w:t>
-                  </w:r>
-                </w:p>
-              </w:tc>
-              <w:tc>
-                <w:tcPr>
-                  <w:tcW w:type="dxa" w:w="1776"/>
+                    <w:t xml:space="preserve">Getting there</w:t>
+                  </w:r>
+                </w:p>
+              </w:tc>
+              <w:tc>
+                <w:tcPr>
+                  <w:tcW w:type="dxa" w:w="2000"/>
                   <w:tcBorders>
                     <w:top w:val="single" w:color="B7C2D1" w:sz="4"/>
                     <w:left w:val="single" w:color="B7C2D1" w:sz="4"/>
@@ -6338,25 +6350,26 @@
                       <w:sz w:val="20"/>
                       <w:szCs w:val="20"/>
                     </w:rPr>
-                    <w:t>Confident</w:t>
-                  </w:r>
-                </w:p>
-              </w:tc>
-            </w:tr>
-            <w:tr>
-              <w:trPr>
-                <w:cantSplit/>
-                <w:tblHeader/>
-              </w:trPr>
-              <w:tc>
-                <w:tcPr>
-                  <w:tcW w:type="dxa" w:w="4850"/>
+                    <w:t xml:space="preserve">Confident</w:t>
+                  </w:r>
+                </w:p>
+              </w:tc>
+            </w:tr>
+            <w:tr>
+              <w:trPr>
+                <w:cantSplit/>
+                <w:trHeight w:val="560" w:hRule="atLeast"/>
+              </w:trPr>
+              <w:tc>
+                <w:tcPr>
+                  <w:tcW w:type="dxa" w:w="4826"/>
                   <w:tcBorders>
                     <w:top w:val="single" w:color="B7C2D1" w:sz="4"/>
                     <w:left w:val="single" w:color="B7C2D1" w:sz="4"/>
                     <w:bottom w:val="single" w:color="B7C2D1" w:sz="4"/>
                     <w:right w:val="single" w:color="B7C2D1" w:sz="4"/>
                   </w:tcBorders>
+                  <w:shd w:fill="FFFFFF" w:color="auto" w:val="clear"/>
                   <w:tcMar>
                     <w:top w:type="dxa" w:w="80"/>
                     <w:left w:type="dxa" w:w="120"/>
@@ -6372,24 +6385,23 @@
                   <w:r>
                     <w:rPr>
                       <w:rFonts w:ascii="Arial" w:cs="Arial" w:eastAsia="Arial" w:hAnsi="Arial"/>
-                      <w:b w:val="0"/>
-                      <w:bCs/>
-                      <w:sz w:val="20"/>
-                      <w:szCs w:val="20"/>
-                    </w:rPr>
-                    <w:t>Explain abstraction.</w:t>
-                  </w:r>
-                </w:p>
-              </w:tc>
-              <w:tc>
-                <w:tcPr>
-                  <w:tcW w:type="dxa" w:w="1500"/>
+                      <w:sz w:val="21"/>
+                      <w:szCs w:val="21"/>
+                    </w:rPr>
+                    <w:t xml:space="preserve">The three parts of computational thinking</w:t>
+                  </w:r>
+                </w:p>
+              </w:tc>
+              <w:tc>
+                <w:tcPr>
+                  <w:tcW w:type="dxa" w:w="1600"/>
                   <w:tcBorders>
                     <w:top w:val="single" w:color="B7C2D1" w:sz="4"/>
                     <w:left w:val="single" w:color="B7C2D1" w:sz="4"/>
                     <w:bottom w:val="single" w:color="B7C2D1" w:sz="4"/>
                     <w:right w:val="single" w:color="B7C2D1" w:sz="4"/>
                   </w:tcBorders>
+                  <w:shd w:fill="FFFFFF" w:color="auto" w:val="clear"/>
                   <w:tcMar>
                     <w:top w:type="dxa" w:w="80"/>
                     <w:left w:type="dxa" w:w="120"/>
@@ -6405,23 +6417,25 @@
                   <w:r>
                     <w:rPr>
                       <w:rFonts w:ascii="Arial" w:cs="Arial" w:eastAsia="Arial" w:hAnsi="Arial"/>
-                      <w:b w:val="0"/>
-                      <w:bCs/>
-                      <w:sz w:val="20"/>
-                      <w:szCs w:val="20"/>
-                    </w:rPr>
-                  </w:r>
-                </w:p>
-              </w:tc>
-              <w:tc>
-                <w:tcPr>
-                  <w:tcW w:type="dxa" w:w="1900"/>
+                      <w:b w:val="false"/>
+                      <w:bCs w:val="false"/>
+                      <w:sz w:val="21"/>
+                      <w:szCs w:val="21"/>
+                    </w:rPr>
+                    <w:t xml:space="preserve"/>
+                  </w:r>
+                </w:p>
+              </w:tc>
+              <w:tc>
+                <w:tcPr>
+                  <w:tcW w:type="dxa" w:w="1600"/>
                   <w:tcBorders>
                     <w:top w:val="single" w:color="B7C2D1" w:sz="4"/>
                     <w:left w:val="single" w:color="B7C2D1" w:sz="4"/>
                     <w:bottom w:val="single" w:color="B7C2D1" w:sz="4"/>
                     <w:right w:val="single" w:color="B7C2D1" w:sz="4"/>
                   </w:tcBorders>
+                  <w:shd w:fill="FFFFFF" w:color="auto" w:val="clear"/>
                   <w:tcMar>
                     <w:top w:type="dxa" w:w="80"/>
                     <w:left w:type="dxa" w:w="120"/>
@@ -6437,23 +6451,25 @@
                   <w:r>
                     <w:rPr>
                       <w:rFonts w:ascii="Arial" w:cs="Arial" w:eastAsia="Arial" w:hAnsi="Arial"/>
-                      <w:b w:val="0"/>
-                      <w:bCs/>
-                      <w:sz w:val="20"/>
-                      <w:szCs w:val="20"/>
-                    </w:rPr>
-                  </w:r>
-                </w:p>
-              </w:tc>
-              <w:tc>
-                <w:tcPr>
-                  <w:tcW w:type="dxa" w:w="1776"/>
+                      <w:b w:val="false"/>
+                      <w:bCs w:val="false"/>
+                      <w:sz w:val="21"/>
+                      <w:szCs w:val="21"/>
+                    </w:rPr>
+                    <w:t xml:space="preserve"/>
+                  </w:r>
+                </w:p>
+              </w:tc>
+              <w:tc>
+                <w:tcPr>
+                  <w:tcW w:type="dxa" w:w="2000"/>
                   <w:tcBorders>
                     <w:top w:val="single" w:color="B7C2D1" w:sz="4"/>
                     <w:left w:val="single" w:color="B7C2D1" w:sz="4"/>
                     <w:bottom w:val="single" w:color="B7C2D1" w:sz="4"/>
                     <w:right w:val="single" w:color="B7C2D1" w:sz="4"/>
                   </w:tcBorders>
+                  <w:shd w:fill="FFFFFF" w:color="auto" w:val="clear"/>
                   <w:tcMar>
                     <w:top w:type="dxa" w:w="80"/>
                     <w:left w:type="dxa" w:w="120"/>
@@ -6469,29 +6485,31 @@
                   <w:r>
                     <w:rPr>
                       <w:rFonts w:ascii="Arial" w:cs="Arial" w:eastAsia="Arial" w:hAnsi="Arial"/>
-                      <w:b w:val="0"/>
-                      <w:bCs/>
-                      <w:sz w:val="20"/>
-                      <w:szCs w:val="20"/>
-                    </w:rPr>
-                  </w:r>
-                </w:p>
-              </w:tc>
-            </w:tr>
-            <w:tr>
-              <w:trPr>
-                <w:cantSplit/>
-                <w:tblHeader/>
-              </w:trPr>
-              <w:tc>
-                <w:tcPr>
-                  <w:tcW w:type="dxa" w:w="4850"/>
+                      <w:b w:val="false"/>
+                      <w:bCs w:val="false"/>
+                      <w:sz w:val="21"/>
+                      <w:szCs w:val="21"/>
+                    </w:rPr>
+                    <w:t xml:space="preserve"/>
+                  </w:r>
+                </w:p>
+              </w:tc>
+            </w:tr>
+            <w:tr>
+              <w:trPr>
+                <w:cantSplit/>
+                <w:trHeight w:val="560" w:hRule="atLeast"/>
+              </w:trPr>
+              <w:tc>
+                <w:tcPr>
+                  <w:tcW w:type="dxa" w:w="4826"/>
                   <w:tcBorders>
                     <w:top w:val="single" w:color="B7C2D1" w:sz="4"/>
                     <w:left w:val="single" w:color="B7C2D1" w:sz="4"/>
                     <w:bottom w:val="single" w:color="B7C2D1" w:sz="4"/>
                     <w:right w:val="single" w:color="B7C2D1" w:sz="4"/>
                   </w:tcBorders>
+                  <w:shd w:fill="FFFFFF" w:color="auto" w:val="clear"/>
                   <w:tcMar>
                     <w:top w:type="dxa" w:w="80"/>
                     <w:left w:type="dxa" w:w="120"/>
@@ -6507,24 +6525,23 @@
                   <w:r>
                     <w:rPr>
                       <w:rFonts w:ascii="Arial" w:cs="Arial" w:eastAsia="Arial" w:hAnsi="Arial"/>
-                      <w:b w:val="0"/>
-                      <w:bCs/>
-                      <w:sz w:val="20"/>
-                      <w:szCs w:val="20"/>
-                    </w:rPr>
-                    <w:t>Select details for a stated purpose.</w:t>
-                  </w:r>
-                </w:p>
-              </w:tc>
-              <w:tc>
-                <w:tcPr>
-                  <w:tcW w:type="dxa" w:w="1500"/>
+                      <w:sz w:val="21"/>
+                      <w:szCs w:val="21"/>
+                    </w:rPr>
+                    <w:t xml:space="preserve">What abstraction is</w:t>
+                  </w:r>
+                </w:p>
+              </w:tc>
+              <w:tc>
+                <w:tcPr>
+                  <w:tcW w:type="dxa" w:w="1600"/>
                   <w:tcBorders>
                     <w:top w:val="single" w:color="B7C2D1" w:sz="4"/>
                     <w:left w:val="single" w:color="B7C2D1" w:sz="4"/>
                     <w:bottom w:val="single" w:color="B7C2D1" w:sz="4"/>
                     <w:right w:val="single" w:color="B7C2D1" w:sz="4"/>
                   </w:tcBorders>
+                  <w:shd w:fill="FFFFFF" w:color="auto" w:val="clear"/>
                   <w:tcMar>
                     <w:top w:type="dxa" w:w="80"/>
                     <w:left w:type="dxa" w:w="120"/>
@@ -6540,23 +6557,25 @@
                   <w:r>
                     <w:rPr>
                       <w:rFonts w:ascii="Arial" w:cs="Arial" w:eastAsia="Arial" w:hAnsi="Arial"/>
-                      <w:b w:val="0"/>
-                      <w:bCs/>
-                      <w:sz w:val="20"/>
-                      <w:szCs w:val="20"/>
-                    </w:rPr>
-                  </w:r>
-                </w:p>
-              </w:tc>
-              <w:tc>
-                <w:tcPr>
-                  <w:tcW w:type="dxa" w:w="1900"/>
+                      <w:b w:val="false"/>
+                      <w:bCs w:val="false"/>
+                      <w:sz w:val="21"/>
+                      <w:szCs w:val="21"/>
+                    </w:rPr>
+                    <w:t xml:space="preserve"/>
+                  </w:r>
+                </w:p>
+              </w:tc>
+              <w:tc>
+                <w:tcPr>
+                  <w:tcW w:type="dxa" w:w="1600"/>
                   <w:tcBorders>
                     <w:top w:val="single" w:color="B7C2D1" w:sz="4"/>
                     <w:left w:val="single" w:color="B7C2D1" w:sz="4"/>
                     <w:bottom w:val="single" w:color="B7C2D1" w:sz="4"/>
                     <w:right w:val="single" w:color="B7C2D1" w:sz="4"/>
                   </w:tcBorders>
+                  <w:shd w:fill="FFFFFF" w:color="auto" w:val="clear"/>
                   <w:tcMar>
                     <w:top w:type="dxa" w:w="80"/>
                     <w:left w:type="dxa" w:w="120"/>
@@ -6572,23 +6591,25 @@
                   <w:r>
                     <w:rPr>
                       <w:rFonts w:ascii="Arial" w:cs="Arial" w:eastAsia="Arial" w:hAnsi="Arial"/>
-                      <w:b w:val="0"/>
-                      <w:bCs/>
-                      <w:sz w:val="20"/>
-                      <w:szCs w:val="20"/>
-                    </w:rPr>
-                  </w:r>
-                </w:p>
-              </w:tc>
-              <w:tc>
-                <w:tcPr>
-                  <w:tcW w:type="dxa" w:w="1776"/>
+                      <w:b w:val="false"/>
+                      <w:bCs w:val="false"/>
+                      <w:sz w:val="21"/>
+                      <w:szCs w:val="21"/>
+                    </w:rPr>
+                    <w:t xml:space="preserve"/>
+                  </w:r>
+                </w:p>
+              </w:tc>
+              <w:tc>
+                <w:tcPr>
+                  <w:tcW w:type="dxa" w:w="2000"/>
                   <w:tcBorders>
                     <w:top w:val="single" w:color="B7C2D1" w:sz="4"/>
                     <w:left w:val="single" w:color="B7C2D1" w:sz="4"/>
                     <w:bottom w:val="single" w:color="B7C2D1" w:sz="4"/>
                     <w:right w:val="single" w:color="B7C2D1" w:sz="4"/>
                   </w:tcBorders>
+                  <w:shd w:fill="FFFFFF" w:color="auto" w:val="clear"/>
                   <w:tcMar>
                     <w:top w:type="dxa" w:w="80"/>
                     <w:left w:type="dxa" w:w="120"/>
@@ -6604,29 +6625,31 @@
                   <w:r>
                     <w:rPr>
                       <w:rFonts w:ascii="Arial" w:cs="Arial" w:eastAsia="Arial" w:hAnsi="Arial"/>
-                      <w:b w:val="0"/>
-                      <w:bCs/>
-                      <w:sz w:val="20"/>
-                      <w:szCs w:val="20"/>
-                    </w:rPr>
-                  </w:r>
-                </w:p>
-              </w:tc>
-            </w:tr>
-            <w:tr>
-              <w:trPr>
-                <w:cantSplit/>
-                <w:tblHeader/>
-              </w:trPr>
-              <w:tc>
-                <w:tcPr>
-                  <w:tcW w:type="dxa" w:w="4850"/>
+                      <w:b w:val="false"/>
+                      <w:bCs w:val="false"/>
+                      <w:sz w:val="21"/>
+                      <w:szCs w:val="21"/>
+                    </w:rPr>
+                    <w:t xml:space="preserve"/>
+                  </w:r>
+                </w:p>
+              </w:tc>
+            </w:tr>
+            <w:tr>
+              <w:trPr>
+                <w:cantSplit/>
+                <w:trHeight w:val="560" w:hRule="atLeast"/>
+              </w:trPr>
+              <w:tc>
+                <w:tcPr>
+                  <w:tcW w:type="dxa" w:w="4826"/>
                   <w:tcBorders>
                     <w:top w:val="single" w:color="B7C2D1" w:sz="4"/>
                     <w:left w:val="single" w:color="B7C2D1" w:sz="4"/>
                     <w:bottom w:val="single" w:color="B7C2D1" w:sz="4"/>
                     <w:right w:val="single" w:color="B7C2D1" w:sz="4"/>
                   </w:tcBorders>
+                  <w:shd w:fill="FFFFFF" w:color="auto" w:val="clear"/>
                   <w:tcMar>
                     <w:top w:type="dxa" w:w="80"/>
                     <w:left w:type="dxa" w:w="120"/>
@@ -6642,24 +6665,23 @@
                   <w:r>
                     <w:rPr>
                       <w:rFonts w:ascii="Arial" w:cs="Arial" w:eastAsia="Arial" w:hAnsi="Arial"/>
-                      <w:b w:val="0"/>
-                      <w:bCs/>
-                      <w:sz w:val="20"/>
-                      <w:szCs w:val="20"/>
-                    </w:rPr>
-                    <w:t>Justify why some details can be ignored.</w:t>
-                  </w:r>
-                </w:p>
-              </w:tc>
-              <w:tc>
-                <w:tcPr>
-                  <w:tcW w:type="dxa" w:w="1500"/>
+                      <w:sz w:val="21"/>
+                      <w:szCs w:val="21"/>
+                    </w:rPr>
+                    <w:t xml:space="preserve">Judging necessary and unnecessary detail</w:t>
+                  </w:r>
+                </w:p>
+              </w:tc>
+              <w:tc>
+                <w:tcPr>
+                  <w:tcW w:type="dxa" w:w="1600"/>
                   <w:tcBorders>
                     <w:top w:val="single" w:color="B7C2D1" w:sz="4"/>
                     <w:left w:val="single" w:color="B7C2D1" w:sz="4"/>
                     <w:bottom w:val="single" w:color="B7C2D1" w:sz="4"/>
                     <w:right w:val="single" w:color="B7C2D1" w:sz="4"/>
                   </w:tcBorders>
+                  <w:shd w:fill="FFFFFF" w:color="auto" w:val="clear"/>
                   <w:tcMar>
                     <w:top w:type="dxa" w:w="80"/>
                     <w:left w:type="dxa" w:w="120"/>
@@ -6675,23 +6697,25 @@
                   <w:r>
                     <w:rPr>
                       <w:rFonts w:ascii="Arial" w:cs="Arial" w:eastAsia="Arial" w:hAnsi="Arial"/>
-                      <w:b w:val="0"/>
-                      <w:bCs/>
-                      <w:sz w:val="20"/>
-                      <w:szCs w:val="20"/>
-                    </w:rPr>
-                  </w:r>
-                </w:p>
-              </w:tc>
-              <w:tc>
-                <w:tcPr>
-                  <w:tcW w:type="dxa" w:w="1900"/>
+                      <w:b w:val="false"/>
+                      <w:bCs w:val="false"/>
+                      <w:sz w:val="21"/>
+                      <w:szCs w:val="21"/>
+                    </w:rPr>
+                    <w:t xml:space="preserve"/>
+                  </w:r>
+                </w:p>
+              </w:tc>
+              <w:tc>
+                <w:tcPr>
+                  <w:tcW w:type="dxa" w:w="1600"/>
                   <w:tcBorders>
                     <w:top w:val="single" w:color="B7C2D1" w:sz="4"/>
                     <w:left w:val="single" w:color="B7C2D1" w:sz="4"/>
                     <w:bottom w:val="single" w:color="B7C2D1" w:sz="4"/>
                     <w:right w:val="single" w:color="B7C2D1" w:sz="4"/>
                   </w:tcBorders>
+                  <w:shd w:fill="FFFFFF" w:color="auto" w:val="clear"/>
                   <w:tcMar>
                     <w:top w:type="dxa" w:w="80"/>
                     <w:left w:type="dxa" w:w="120"/>
@@ -6707,23 +6731,25 @@
                   <w:r>
                     <w:rPr>
                       <w:rFonts w:ascii="Arial" w:cs="Arial" w:eastAsia="Arial" w:hAnsi="Arial"/>
-                      <w:b w:val="0"/>
-                      <w:bCs/>
-                      <w:sz w:val="20"/>
-                      <w:szCs w:val="20"/>
-                    </w:rPr>
-                  </w:r>
-                </w:p>
-              </w:tc>
-              <w:tc>
-                <w:tcPr>
-                  <w:tcW w:type="dxa" w:w="1776"/>
+                      <w:b w:val="false"/>
+                      <w:bCs w:val="false"/>
+                      <w:sz w:val="21"/>
+                      <w:szCs w:val="21"/>
+                    </w:rPr>
+                    <w:t xml:space="preserve"/>
+                  </w:r>
+                </w:p>
+              </w:tc>
+              <w:tc>
+                <w:tcPr>
+                  <w:tcW w:type="dxa" w:w="2000"/>
                   <w:tcBorders>
                     <w:top w:val="single" w:color="B7C2D1" w:sz="4"/>
                     <w:left w:val="single" w:color="B7C2D1" w:sz="4"/>
                     <w:bottom w:val="single" w:color="B7C2D1" w:sz="4"/>
                     <w:right w:val="single" w:color="B7C2D1" w:sz="4"/>
                   </w:tcBorders>
+                  <w:shd w:fill="FFFFFF" w:color="auto" w:val="clear"/>
                   <w:tcMar>
                     <w:top w:type="dxa" w:w="80"/>
                     <w:left w:type="dxa" w:w="120"/>
@@ -6739,21 +6765,18 @@
                   <w:r>
                     <w:rPr>
                       <w:rFonts w:ascii="Arial" w:cs="Arial" w:eastAsia="Arial" w:hAnsi="Arial"/>
-                      <w:b w:val="0"/>
-                      <w:bCs/>
-                      <w:sz w:val="20"/>
-                      <w:szCs w:val="20"/>
-                    </w:rPr>
+                      <w:b w:val="false"/>
+                      <w:bCs w:val="false"/>
+                      <w:sz w:val="21"/>
+                      <w:szCs w:val="21"/>
+                    </w:rPr>
+                    <w:t xml:space="preserve"/>
                   </w:r>
                 </w:p>
               </w:tc>
             </w:tr>
           </w:tbl>
-          <w:p>
-            <w:pPr>
-              <w:spacing w:after="0" w:line="20" w:lineRule="exact"/>
-            </w:pPr>
-          </w:p>
+          <w:p/>
         </w:tc>
       </w:tr>
     </w:tbl>
@@ -6823,14 +6846,6 @@
         <w:szCs w:val="16"/>
       </w:rPr>
       <w:t xml:space="preserve">2.1 Lesson 1: Abstraction  |  Page </w:t>
-    </w:r>
-    <w:r>
-      <w:rPr>
-        <w:rFonts w:ascii="Arial" w:cs="Arial" w:eastAsia="Arial" w:hAnsi="Arial"/>
-        <w:color w:val="5A6B85"/>
-        <w:sz w:val="16"/>
-        <w:szCs w:val="16"/>
-      </w:rPr>
     </w:r>
     <w:r>
       <w:rPr>
